--- a/日志/2026-10-31 修改日志.docx
+++ b/日志/2026-10-31 修改日志.docx
@@ -52,7 +52,7 @@
           <w:b w:val="0"/>
           <w:sz w:val="21"/>
         </w:rPr>
-        <w:t>本日共产生 2 次提交，涉及 2 条记录，当前仓库已跟踪 158 个文件、累计 71 次提交。</w:t>
+        <w:t>本日共产生 4 次提交，涉及 4 条记录，当前仓库已跟踪 159 个文件、累计 73 次提交。</w:t>
       </w:r>
     </w:p>
     <w:p>
@@ -91,7 +91,7 @@
           <w:b w:val="0"/>
           <w:sz w:val="21"/>
         </w:rPr>
-        <w:t>server.py 新增 8 个接口与 6 处用量埋点，对话流增加 retrieval 事件用于展示检索详情</w:t>
+        <w:t>server.py 新增 8 个接口与 6 处用量埋点，对话流增加 retrieval 事件用于展示检索详情；并静音浏览器重置连接时的异常堆栈</w:t>
       </w:r>
     </w:p>
     <w:p>
@@ -415,6 +415,170 @@
           </w:p>
         </w:tc>
       </w:tr>
+      <w:tr>
+        <w:tc>
+          <w:tcPr>
+            <w:tcW w:type="dxa" w:w="907"/>
+          </w:tcPr>
+          <w:p>
+            <w:r/>
+            <w:r>
+              <w:rPr>
+                <w:rFonts w:ascii="宋体" w:hAnsi="宋体" w:eastAsia="宋体" w:cs="宋体"/>
+                <w:b w:val="0"/>
+                <w:sz w:val="19"/>
+              </w:rPr>
+              <w:t>04:01</w:t>
+            </w:r>
+          </w:p>
+        </w:tc>
+        <w:tc>
+          <w:tcPr>
+            <w:tcW w:type="dxa" w:w="1077"/>
+          </w:tcPr>
+          <w:p>
+            <w:r/>
+            <w:r>
+              <w:rPr>
+                <w:rFonts w:ascii="宋体" w:hAnsi="宋体" w:eastAsia="宋体" w:cs="宋体"/>
+                <w:b w:val="0"/>
+                <w:sz w:val="19"/>
+              </w:rPr>
+              <w:t>715ea49</w:t>
+            </w:r>
+          </w:p>
+        </w:tc>
+        <w:tc>
+          <w:tcPr>
+            <w:tcW w:type="dxa" w:w="850"/>
+          </w:tcPr>
+          <w:p>
+            <w:r/>
+            <w:r>
+              <w:rPr>
+                <w:rFonts w:ascii="宋体" w:hAnsi="宋体" w:eastAsia="宋体" w:cs="宋体"/>
+                <w:b w:val="0"/>
+                <w:sz w:val="19"/>
+              </w:rPr>
+              <w:t>docs</w:t>
+            </w:r>
+          </w:p>
+        </w:tc>
+        <w:tc>
+          <w:tcPr>
+            <w:tcW w:type="dxa" w:w="4252"/>
+          </w:tcPr>
+          <w:p>
+            <w:r/>
+            <w:r>
+              <w:rPr>
+                <w:rFonts w:ascii="宋体" w:hAnsi="宋体" w:eastAsia="宋体" w:cs="宋体"/>
+                <w:b w:val="0"/>
+                <w:sz w:val="19"/>
+              </w:rPr>
+              <w:t>记录 2026-10-31 功能扩展的当日修改日志</w:t>
+            </w:r>
+          </w:p>
+        </w:tc>
+        <w:tc>
+          <w:tcPr>
+            <w:tcW w:type="dxa" w:w="2098"/>
+          </w:tcPr>
+          <w:p>
+            <w:r/>
+            <w:r>
+              <w:rPr>
+                <w:rFonts w:ascii="宋体" w:hAnsi="宋体" w:eastAsia="宋体" w:cs="宋体"/>
+                <w:b w:val="0"/>
+                <w:sz w:val="19"/>
+              </w:rPr>
+              <w:t>1 文件</w:t>
+            </w:r>
+          </w:p>
+        </w:tc>
+      </w:tr>
+      <w:tr>
+        <w:tc>
+          <w:tcPr>
+            <w:tcW w:type="dxa" w:w="907"/>
+          </w:tcPr>
+          <w:p>
+            <w:r/>
+            <w:r>
+              <w:rPr>
+                <w:rFonts w:ascii="宋体" w:hAnsi="宋体" w:eastAsia="宋体" w:cs="宋体"/>
+                <w:b w:val="0"/>
+                <w:sz w:val="19"/>
+              </w:rPr>
+              <w:t>04:09</w:t>
+            </w:r>
+          </w:p>
+        </w:tc>
+        <w:tc>
+          <w:tcPr>
+            <w:tcW w:type="dxa" w:w="1077"/>
+          </w:tcPr>
+          <w:p>
+            <w:r/>
+            <w:r>
+              <w:rPr>
+                <w:rFonts w:ascii="宋体" w:hAnsi="宋体" w:eastAsia="宋体" w:cs="宋体"/>
+                <w:b w:val="0"/>
+                <w:sz w:val="19"/>
+              </w:rPr>
+              <w:t>5cb7b72</w:t>
+            </w:r>
+          </w:p>
+        </w:tc>
+        <w:tc>
+          <w:tcPr>
+            <w:tcW w:type="dxa" w:w="850"/>
+          </w:tcPr>
+          <w:p>
+            <w:r/>
+            <w:r>
+              <w:rPr>
+                <w:rFonts w:ascii="宋体" w:hAnsi="宋体" w:eastAsia="宋体" w:cs="宋体"/>
+                <w:b w:val="0"/>
+                <w:sz w:val="19"/>
+              </w:rPr>
+              <w:t>fix</w:t>
+            </w:r>
+          </w:p>
+        </w:tc>
+        <w:tc>
+          <w:tcPr>
+            <w:tcW w:type="dxa" w:w="4252"/>
+          </w:tcPr>
+          <w:p>
+            <w:r/>
+            <w:r>
+              <w:rPr>
+                <w:rFonts w:ascii="宋体" w:hAnsi="宋体" w:eastAsia="宋体" w:cs="宋体"/>
+                <w:b w:val="0"/>
+                <w:sz w:val="19"/>
+              </w:rPr>
+              <w:t>浏览器重置连接时不再打印异常堆栈</w:t>
+            </w:r>
+          </w:p>
+        </w:tc>
+        <w:tc>
+          <w:tcPr>
+            <w:tcW w:type="dxa" w:w="2098"/>
+          </w:tcPr>
+          <w:p>
+            <w:r/>
+            <w:r>
+              <w:rPr>
+                <w:rFonts w:ascii="宋体" w:hAnsi="宋体" w:eastAsia="宋体" w:cs="宋体"/>
+                <w:b w:val="0"/>
+                <w:sz w:val="19"/>
+              </w:rPr>
+              <w:t>1 文件 / +18 / -1</w:t>
+            </w:r>
+          </w:p>
+        </w:tc>
+      </w:tr>
     </w:tbl>
     <w:p>
       <w:r>
@@ -558,7 +722,7 @@
                 <w:b w:val="0"/>
                 <w:sz w:val="19"/>
               </w:rPr>
-              <w:t>3f5b779</w:t>
+              <w:t>5cb7b72</w:t>
             </w:r>
           </w:p>
         </w:tc>
@@ -592,7 +756,7 @@
                 <w:b w:val="0"/>
                 <w:sz w:val="19"/>
               </w:rPr>
-              <w:t>71</w:t>
+              <w:t>73</w:t>
             </w:r>
           </w:p>
         </w:tc>
@@ -626,7 +790,7 @@
                 <w:b w:val="0"/>
                 <w:sz w:val="19"/>
               </w:rPr>
-              <w:t>2</w:t>
+              <w:t>4</w:t>
             </w:r>
           </w:p>
         </w:tc>
@@ -660,7 +824,7 @@
                 <w:b w:val="0"/>
                 <w:sz w:val="19"/>
               </w:rPr>
-              <w:t>158</w:t>
+              <w:t>159</w:t>
             </w:r>
           </w:p>
         </w:tc>
@@ -728,7 +892,7 @@
                 <w:b w:val="0"/>
                 <w:sz w:val="19"/>
               </w:rPr>
-              <w:t>未找到远端分支</w:t>
+              <w:t>本地领先 1 个提交（待推送）</w:t>
             </w:r>
           </w:p>
         </w:tc>
@@ -762,7 +926,7 @@
                 <w:b w:val="0"/>
                 <w:sz w:val="19"/>
               </w:rPr>
-              <w:t>21.36 MB（不含 .git）</w:t>
+              <w:t>21.4 MB（不含 .git）</w:t>
             </w:r>
           </w:p>
         </w:tc>
@@ -792,7 +956,7 @@
           <w:b w:val="0"/>
           <w:sz w:val="21"/>
         </w:rPr>
-        <w:t>工作区 Windows 文件权限异常，pwsh 无法在工作目录执行；改为完全访问模式后恢复，未再阻塞</w:t>
+        <w:t>工作区 Windows 文件权限异常，pwsh 无法在工作目录执行；改为完全访问模式后恢复</w:t>
       </w:r>
     </w:p>
     <w:p>
@@ -831,7 +995,20 @@
           <w:b w:val="0"/>
           <w:sz w:val="21"/>
         </w:rPr>
-        <w:t>check.py 数据体检报「过小资料 1 份」，定位为 10-26 遗留的测试资料「111」（内容 11111），已删除并复检通过</w:t>
+        <w:t>check.py 数据体检报「过小资料 1 份」，定位为 10-26 遗留的测试资料「111」，已删除并复检通过</w:t>
+      </w:r>
+    </w:p>
+    <w:p>
+      <w:pPr>
+        <w:pStyle w:val="ListBullet"/>
+      </w:pPr>
+      <w:r>
+        <w:rPr>
+          <w:rFonts w:ascii="宋体" w:hAnsi="宋体" w:eastAsia="宋体" w:cs="宋体"/>
+          <w:b w:val="0"/>
+          <w:sz w:val="21"/>
+        </w:rPr>
+        <w:t>启动本地服务后浏览器刷新触发 WinError 10054，控制台刷出堆栈；改为 QuietHTTPServer 静音连接重置类异常</w:t>
       </w:r>
     </w:p>
     <w:p>
@@ -912,7 +1089,7 @@
           <w:color w:val="888888"/>
           <w:sz w:val="17"/>
         </w:rPr>
-        <w:t>生成时间：2026-10-31 04:01</w:t>
+        <w:t>生成时间：2026-10-31 04:09</w:t>
       </w:r>
     </w:p>
     <w:sectPr>

--- a/日志/2026-10-31 修改日志.docx
+++ b/日志/2026-10-31 修改日志.docx
@@ -52,7 +52,7 @@
           <w:b w:val="0"/>
           <w:sz w:val="21"/>
         </w:rPr>
-        <w:t>本日共产生 4 次提交，涉及 4 条记录，当前仓库已跟踪 159 个文件、累计 73 次提交。</w:t>
+        <w:t>本日共产生 7 次提交，涉及 7 条记录，当前仓库已跟踪 159 个文件、累计 76 次提交。</w:t>
       </w:r>
     </w:p>
     <w:p>
@@ -78,7 +78,7 @@
           <w:b w:val="0"/>
           <w:sz w:val="21"/>
         </w:rPr>
-        <w:t>store.py 新增 reviews / usage_log / activity 三张表，materials 增加 hash / status / fetched_at 三列，含老库自动迁移与历史 hash 回填</w:t>
+        <w:t>store.py 新增 reviews / usage_log / activity 三张表，materials 增加 hash / status / fetched_at 三列，并新增显式索引版本 rev()/bump()</w:t>
       </w:r>
     </w:p>
     <w:p>
@@ -91,7 +91,7 @@
           <w:b w:val="0"/>
           <w:sz w:val="21"/>
         </w:rPr>
-        <w:t>server.py 新增 8 个接口与 6 处用量埋点，对话流增加 retrieval 事件用于展示检索详情；并静音浏览器重置连接时的异常堆栈</w:t>
+        <w:t>server.py 新增 8 个接口与 8 处用量埋点，对话流增加 retrieval 事件；检索器缓存改为按索引版本失效</w:t>
       </w:r>
     </w:p>
     <w:p>
@@ -104,7 +104,7 @@
           <w:b w:val="0"/>
           <w:sz w:val="21"/>
         </w:rPr>
-        <w:t>check.py 检查项从 24 项扩到 26 项（接口 7→12、页面标记 8→17）</w:t>
+        <w:t>check.py 检查项 24 → 31（新增审核隔离、索引版本、内容变更等 5 项零成本回归），selftest.py 离线 44/44 且自检前后计数一致</w:t>
       </w:r>
     </w:p>
     <w:p>
@@ -117,7 +117,7 @@
           <w:b w:val="0"/>
           <w:sz w:val="21"/>
         </w:rPr>
-        <w:t>新增《09_功能扩展清单》md+docx，并补扩展需求追踪表</w:t>
+        <w:t>新增《09_功能扩展清单》md+docx（含独立测试反馈与修复章节），并补扩展需求追踪表</w:t>
       </w:r>
     </w:p>
     <w:p>
@@ -579,6 +579,252 @@
           </w:p>
         </w:tc>
       </w:tr>
+      <w:tr>
+        <w:tc>
+          <w:tcPr>
+            <w:tcW w:type="dxa" w:w="907"/>
+          </w:tcPr>
+          <w:p>
+            <w:r/>
+            <w:r>
+              <w:rPr>
+                <w:rFonts w:ascii="宋体" w:hAnsi="宋体" w:eastAsia="宋体" w:cs="宋体"/>
+                <w:b w:val="0"/>
+                <w:sz w:val="19"/>
+              </w:rPr>
+              <w:t>04:09</w:t>
+            </w:r>
+          </w:p>
+        </w:tc>
+        <w:tc>
+          <w:tcPr>
+            <w:tcW w:type="dxa" w:w="1077"/>
+          </w:tcPr>
+          <w:p>
+            <w:r/>
+            <w:r>
+              <w:rPr>
+                <w:rFonts w:ascii="宋体" w:hAnsi="宋体" w:eastAsia="宋体" w:cs="宋体"/>
+                <w:b w:val="0"/>
+                <w:sz w:val="19"/>
+              </w:rPr>
+              <w:t>4eaf2a1</w:t>
+            </w:r>
+          </w:p>
+        </w:tc>
+        <w:tc>
+          <w:tcPr>
+            <w:tcW w:type="dxa" w:w="850"/>
+          </w:tcPr>
+          <w:p>
+            <w:r/>
+            <w:r>
+              <w:rPr>
+                <w:rFonts w:ascii="宋体" w:hAnsi="宋体" w:eastAsia="宋体" w:cs="宋体"/>
+                <w:b w:val="0"/>
+                <w:sz w:val="19"/>
+              </w:rPr>
+              <w:t>docs</w:t>
+            </w:r>
+          </w:p>
+        </w:tc>
+        <w:tc>
+          <w:tcPr>
+            <w:tcW w:type="dxa" w:w="4252"/>
+          </w:tcPr>
+          <w:p>
+            <w:r/>
+            <w:r>
+              <w:rPr>
+                <w:rFonts w:ascii="宋体" w:hAnsi="宋体" w:eastAsia="宋体" w:cs="宋体"/>
+                <w:b w:val="0"/>
+                <w:sz w:val="19"/>
+              </w:rPr>
+              <w:t>更新 2026-10-31 修改日志（补连接重置修复）</w:t>
+            </w:r>
+          </w:p>
+        </w:tc>
+        <w:tc>
+          <w:tcPr>
+            <w:tcW w:type="dxa" w:w="2098"/>
+          </w:tcPr>
+          <w:p>
+            <w:r/>
+            <w:r>
+              <w:rPr>
+                <w:rFonts w:ascii="宋体" w:hAnsi="宋体" w:eastAsia="宋体" w:cs="宋体"/>
+                <w:b w:val="0"/>
+                <w:sz w:val="19"/>
+              </w:rPr>
+              <w:t>1 文件</w:t>
+            </w:r>
+          </w:p>
+        </w:tc>
+      </w:tr>
+      <w:tr>
+        <w:tc>
+          <w:tcPr>
+            <w:tcW w:type="dxa" w:w="907"/>
+          </w:tcPr>
+          <w:p>
+            <w:r/>
+            <w:r>
+              <w:rPr>
+                <w:rFonts w:ascii="宋体" w:hAnsi="宋体" w:eastAsia="宋体" w:cs="宋体"/>
+                <w:b w:val="0"/>
+                <w:sz w:val="19"/>
+              </w:rPr>
+              <w:t>04:12</w:t>
+            </w:r>
+          </w:p>
+        </w:tc>
+        <w:tc>
+          <w:tcPr>
+            <w:tcW w:type="dxa" w:w="1077"/>
+          </w:tcPr>
+          <w:p>
+            <w:r/>
+            <w:r>
+              <w:rPr>
+                <w:rFonts w:ascii="宋体" w:hAnsi="宋体" w:eastAsia="宋体" w:cs="宋体"/>
+                <w:b w:val="0"/>
+                <w:sz w:val="19"/>
+              </w:rPr>
+              <w:t>ad20df6</w:t>
+            </w:r>
+          </w:p>
+        </w:tc>
+        <w:tc>
+          <w:tcPr>
+            <w:tcW w:type="dxa" w:w="850"/>
+          </w:tcPr>
+          <w:p>
+            <w:r/>
+            <w:r>
+              <w:rPr>
+                <w:rFonts w:ascii="宋体" w:hAnsi="宋体" w:eastAsia="宋体" w:cs="宋体"/>
+                <w:b w:val="0"/>
+                <w:sz w:val="19"/>
+              </w:rPr>
+              <w:t>fix</w:t>
+            </w:r>
+          </w:p>
+        </w:tc>
+        <w:tc>
+          <w:tcPr>
+            <w:tcW w:type="dxa" w:w="4252"/>
+          </w:tcPr>
+          <w:p>
+            <w:r/>
+            <w:r>
+              <w:rPr>
+                <w:rFonts w:ascii="宋体" w:hAnsi="宋体" w:eastAsia="宋体" w:cs="宋体"/>
+                <w:b w:val="0"/>
+                <w:sz w:val="19"/>
+              </w:rPr>
+              <w:t>审核状态真正隔离检索，缓存改用显式索引版本</w:t>
+            </w:r>
+          </w:p>
+        </w:tc>
+        <w:tc>
+          <w:tcPr>
+            <w:tcW w:type="dxa" w:w="2098"/>
+          </w:tcPr>
+          <w:p>
+            <w:r/>
+            <w:r>
+              <w:rPr>
+                <w:rFonts w:ascii="宋体" w:hAnsi="宋体" w:eastAsia="宋体" w:cs="宋体"/>
+                <w:b w:val="0"/>
+                <w:sz w:val="19"/>
+              </w:rPr>
+              <w:t>4 文件 / +146 / -8</w:t>
+            </w:r>
+          </w:p>
+        </w:tc>
+      </w:tr>
+      <w:tr>
+        <w:tc>
+          <w:tcPr>
+            <w:tcW w:type="dxa" w:w="907"/>
+          </w:tcPr>
+          <w:p>
+            <w:r/>
+            <w:r>
+              <w:rPr>
+                <w:rFonts w:ascii="宋体" w:hAnsi="宋体" w:eastAsia="宋体" w:cs="宋体"/>
+                <w:b w:val="0"/>
+                <w:sz w:val="19"/>
+              </w:rPr>
+              <w:t>04:12</w:t>
+            </w:r>
+          </w:p>
+        </w:tc>
+        <w:tc>
+          <w:tcPr>
+            <w:tcW w:type="dxa" w:w="1077"/>
+          </w:tcPr>
+          <w:p>
+            <w:r/>
+            <w:r>
+              <w:rPr>
+                <w:rFonts w:ascii="宋体" w:hAnsi="宋体" w:eastAsia="宋体" w:cs="宋体"/>
+                <w:b w:val="0"/>
+                <w:sz w:val="19"/>
+              </w:rPr>
+              <w:t>65c1e53</w:t>
+            </w:r>
+          </w:p>
+        </w:tc>
+        <w:tc>
+          <w:tcPr>
+            <w:tcW w:type="dxa" w:w="850"/>
+          </w:tcPr>
+          <w:p>
+            <w:r/>
+            <w:r>
+              <w:rPr>
+                <w:rFonts w:ascii="宋体" w:hAnsi="宋体" w:eastAsia="宋体" w:cs="宋体"/>
+                <w:b w:val="0"/>
+                <w:sz w:val="19"/>
+              </w:rPr>
+              <w:t>docs</w:t>
+            </w:r>
+          </w:p>
+        </w:tc>
+        <w:tc>
+          <w:tcPr>
+            <w:tcW w:type="dxa" w:w="4252"/>
+          </w:tcPr>
+          <w:p>
+            <w:r/>
+            <w:r>
+              <w:rPr>
+                <w:rFonts w:ascii="宋体" w:hAnsi="宋体" w:eastAsia="宋体" w:cs="宋体"/>
+                <w:b w:val="0"/>
+                <w:sz w:val="19"/>
+              </w:rPr>
+              <w:t>记录独立测试反馈与三项修复</w:t>
+            </w:r>
+          </w:p>
+        </w:tc>
+        <w:tc>
+          <w:tcPr>
+            <w:tcW w:type="dxa" w:w="2098"/>
+          </w:tcPr>
+          <w:p>
+            <w:r/>
+            <w:r>
+              <w:rPr>
+                <w:rFonts w:ascii="宋体" w:hAnsi="宋体" w:eastAsia="宋体" w:cs="宋体"/>
+                <w:b w:val="0"/>
+                <w:sz w:val="19"/>
+              </w:rPr>
+              <w:t>3 文件 / +63 / -9</w:t>
+            </w:r>
+          </w:p>
+        </w:tc>
+      </w:tr>
     </w:tbl>
     <w:p>
       <w:r>
@@ -722,7 +968,7 @@
                 <w:b w:val="0"/>
                 <w:sz w:val="19"/>
               </w:rPr>
-              <w:t>5cb7b72</w:t>
+              <w:t>65c1e53</w:t>
             </w:r>
           </w:p>
         </w:tc>
@@ -756,7 +1002,7 @@
                 <w:b w:val="0"/>
                 <w:sz w:val="19"/>
               </w:rPr>
-              <w:t>73</w:t>
+              <w:t>76</w:t>
             </w:r>
           </w:p>
         </w:tc>
@@ -790,7 +1036,7 @@
                 <w:b w:val="0"/>
                 <w:sz w:val="19"/>
               </w:rPr>
-              <w:t>4</w:t>
+              <w:t>7</w:t>
             </w:r>
           </w:p>
         </w:tc>
@@ -892,7 +1138,7 @@
                 <w:b w:val="0"/>
                 <w:sz w:val="19"/>
               </w:rPr>
-              <w:t>本地领先 1 个提交（待推送）</w:t>
+              <w:t>本地领先 2 个提交（待推送）</w:t>
             </w:r>
           </w:p>
         </w:tc>
@@ -926,7 +1172,7 @@
                 <w:b w:val="0"/>
                 <w:sz w:val="19"/>
               </w:rPr>
-              <w:t>21.4 MB（不含 .git）</w:t>
+              <w:t>21.42 MB（不含 .git）</w:t>
             </w:r>
           </w:p>
         </w:tc>
@@ -995,7 +1241,46 @@
           <w:b w:val="0"/>
           <w:sz w:val="21"/>
         </w:rPr>
-        <w:t>check.py 数据体检报「过小资料 1 份」，定位为 10-26 遗留的测试资料「111」，已删除并复检通过</w:t>
+        <w:t>独立测试发现审核状态未真正隔离检索（all_chunks 未过滤 status），已改为只索引 approved 且回归 6/6 通过</w:t>
+      </w:r>
+    </w:p>
+    <w:p>
+      <w:pPr>
+        <w:pStyle w:val="ListBullet"/>
+      </w:pPr>
+      <w:r>
+        <w:rPr>
+          <w:rFonts w:ascii="宋体" w:hAnsi="宋体" w:eastAsia="宋体" w:cs="宋体"/>
+          <w:b w:val="0"/>
+          <w:sz w:val="21"/>
+        </w:rPr>
+        <w:t>独立测试发现检索缓存按切片数量失效，内容变而数量不变时会用旧索引；改为显式索引版本并补回归</w:t>
+      </w:r>
+    </w:p>
+    <w:p>
+      <w:pPr>
+        <w:pStyle w:val="ListBullet"/>
+      </w:pPr>
+      <w:r>
+        <w:rPr>
+          <w:rFonts w:ascii="宋体" w:hAnsi="宋体" w:eastAsia="宋体" w:cs="宋体"/>
+          <w:b w:val="0"/>
+          <w:sz w:val="21"/>
+        </w:rPr>
+        <w:t>独立测试发现自检 SSE 顺序断言写死前两个事件名，新增 retrieval 事件后误报；改为结构断言，自检 44/44</w:t>
+      </w:r>
+    </w:p>
+    <w:p>
+      <w:pPr>
+        <w:pStyle w:val="ListBullet"/>
+      </w:pPr>
+      <w:r>
+        <w:rPr>
+          <w:rFonts w:ascii="宋体" w:hAnsi="宋体" w:eastAsia="宋体" w:cs="宋体"/>
+          <w:b w:val="0"/>
+          <w:sz w:val="21"/>
+        </w:rPr>
+        <w:t>自检新增副作用（复习条目/调用日志/打卡）未清理，已补按起始时刻回滚，自检前后计数一致</w:t>
       </w:r>
     </w:p>
     <w:p>
@@ -1048,7 +1333,7 @@
           <w:b w:val="0"/>
           <w:sz w:val="21"/>
         </w:rPr>
-        <w:t>本次全程离线 --mock 验证，需在真实 API Key 下补跑一次 selftest.py 与人工验收</w:t>
+        <w:t>全部验证在 --mock 离线模式完成，真实 DeepSeek 的回答质量、计费与完整界面手测待补</w:t>
       </w:r>
     </w:p>
     <w:p>
@@ -1089,7 +1374,7 @@
           <w:color w:val="888888"/>
           <w:sz w:val="17"/>
         </w:rPr>
-        <w:t>生成时间：2026-10-31 04:09</w:t>
+        <w:t>生成时间：2026-10-31 04:12</w:t>
       </w:r>
     </w:p>
     <w:sectPr>

--- a/日志/2026-10-31 修改日志.docx
+++ b/日志/2026-10-31 修改日志.docx
@@ -52,7 +52,7 @@
           <w:b w:val="0"/>
           <w:sz w:val="21"/>
         </w:rPr>
-        <w:t>本日共产生 0 次提交，涉及 0 条记录，当前仓库已跟踪 162 个文件、累计 62 次提交。</w:t>
+        <w:t>本日共产生 2 次提交，涉及 2 条记录，当前仓库已跟踪 165 个文件、累计 64 次提交。</w:t>
       </w:r>
     </w:p>
     <w:p>
@@ -65,7 +65,7 @@
           <w:b w:val="0"/>
           <w:sz w:val="21"/>
         </w:rPr>
-        <w:t>在隔离副本测试DeepSeek版本，轻量26/26、离线自检41/42；记录审核过滤、缓存失效和测试断言问题。</w:t>
+        <w:t>完成DeepSeek版本隔离测试记录，并保存登录注册与本地部署流程Markdown方案。</w:t>
       </w:r>
     </w:p>
     <w:p>
@@ -82,14 +82,311 @@
         <w:t>二、变更清单</w:t>
       </w:r>
     </w:p>
+    <w:tbl>
+      <w:tblPr>
+        <w:tblStyle w:val="TableGrid"/>
+        <w:tblW w:type="auto" w:w="0"/>
+        <w:jc w:val="center"/>
+        <w:tblLayout w:type="fixed"/>
+        <w:tblLook w:firstColumn="1" w:firstRow="1" w:lastColumn="0" w:lastRow="0" w:noHBand="0" w:noVBand="1" w:val="04A0"/>
+      </w:tblPr>
+      <w:tblGrid>
+        <w:gridCol w:w="907"/>
+        <w:gridCol w:w="1077"/>
+        <w:gridCol w:w="850"/>
+        <w:gridCol w:w="4252"/>
+        <w:gridCol w:w="2098"/>
+      </w:tblGrid>
+      <w:tr>
+        <w:trPr>
+          <w:tblHeader/>
+        </w:trPr>
+        <w:tc>
+          <w:tcPr>
+            <w:tcW w:type="dxa" w:w="907"/>
+            <w:shd w:val="clear" w:color="auto" w:fill="DCE6F1"/>
+          </w:tcPr>
+          <w:p>
+            <w:pPr>
+              <w:keepNext/>
+              <w:jc w:val="center"/>
+            </w:pPr>
+            <w:r/>
+            <w:r>
+              <w:rPr>
+                <w:rFonts w:ascii="微软雅黑" w:hAnsi="微软雅黑" w:eastAsia="微软雅黑" w:cs="微软雅黑"/>
+                <w:b/>
+                <w:sz w:val="19"/>
+              </w:rPr>
+              <w:t>时间</w:t>
+            </w:r>
+          </w:p>
+        </w:tc>
+        <w:tc>
+          <w:tcPr>
+            <w:tcW w:type="dxa" w:w="1077"/>
+            <w:shd w:val="clear" w:color="auto" w:fill="DCE6F1"/>
+          </w:tcPr>
+          <w:p>
+            <w:pPr>
+              <w:keepNext/>
+              <w:jc w:val="center"/>
+            </w:pPr>
+            <w:r/>
+            <w:r>
+              <w:rPr>
+                <w:rFonts w:ascii="微软雅黑" w:hAnsi="微软雅黑" w:eastAsia="微软雅黑" w:cs="微软雅黑"/>
+                <w:b/>
+                <w:sz w:val="19"/>
+              </w:rPr>
+              <w:t>提交</w:t>
+            </w:r>
+          </w:p>
+        </w:tc>
+        <w:tc>
+          <w:tcPr>
+            <w:tcW w:type="dxa" w:w="850"/>
+            <w:shd w:val="clear" w:color="auto" w:fill="DCE6F1"/>
+          </w:tcPr>
+          <w:p>
+            <w:pPr>
+              <w:keepNext/>
+              <w:jc w:val="center"/>
+            </w:pPr>
+            <w:r/>
+            <w:r>
+              <w:rPr>
+                <w:rFonts w:ascii="微软雅黑" w:hAnsi="微软雅黑" w:eastAsia="微软雅黑" w:cs="微软雅黑"/>
+                <w:b/>
+                <w:sz w:val="19"/>
+              </w:rPr>
+              <w:t>类型</w:t>
+            </w:r>
+          </w:p>
+        </w:tc>
+        <w:tc>
+          <w:tcPr>
+            <w:tcW w:type="dxa" w:w="4252"/>
+            <w:shd w:val="clear" w:color="auto" w:fill="DCE6F1"/>
+          </w:tcPr>
+          <w:p>
+            <w:pPr>
+              <w:keepNext/>
+              <w:jc w:val="center"/>
+            </w:pPr>
+            <w:r/>
+            <w:r>
+              <w:rPr>
+                <w:rFonts w:ascii="微软雅黑" w:hAnsi="微软雅黑" w:eastAsia="微软雅黑" w:cs="微软雅黑"/>
+                <w:b/>
+                <w:sz w:val="19"/>
+              </w:rPr>
+              <w:t>说明</w:t>
+            </w:r>
+          </w:p>
+        </w:tc>
+        <w:tc>
+          <w:tcPr>
+            <w:tcW w:type="dxa" w:w="2098"/>
+            <w:shd w:val="clear" w:color="auto" w:fill="DCE6F1"/>
+          </w:tcPr>
+          <w:p>
+            <w:pPr>
+              <w:keepNext/>
+              <w:jc w:val="center"/>
+            </w:pPr>
+            <w:r/>
+            <w:r>
+              <w:rPr>
+                <w:rFonts w:ascii="微软雅黑" w:hAnsi="微软雅黑" w:eastAsia="微软雅黑" w:cs="微软雅黑"/>
+                <w:b/>
+                <w:sz w:val="19"/>
+              </w:rPr>
+              <w:t>文件变化</w:t>
+            </w:r>
+          </w:p>
+        </w:tc>
+      </w:tr>
+      <w:tr>
+        <w:trPr>
+          <w:cantSplit/>
+        </w:trPr>
+        <w:tc>
+          <w:tcPr>
+            <w:tcW w:type="dxa" w:w="907"/>
+          </w:tcPr>
+          <w:p>
+            <w:r/>
+            <w:r>
+              <w:rPr>
+                <w:rFonts w:ascii="宋体" w:hAnsi="宋体" w:eastAsia="宋体" w:cs="宋体"/>
+                <w:b w:val="0"/>
+                <w:sz w:val="19"/>
+              </w:rPr>
+              <w:t>04:09</w:t>
+            </w:r>
+          </w:p>
+        </w:tc>
+        <w:tc>
+          <w:tcPr>
+            <w:tcW w:type="dxa" w:w="1077"/>
+          </w:tcPr>
+          <w:p>
+            <w:r/>
+            <w:r>
+              <w:rPr>
+                <w:rFonts w:ascii="宋体" w:hAnsi="宋体" w:eastAsia="宋体" w:cs="宋体"/>
+                <w:b w:val="0"/>
+                <w:sz w:val="19"/>
+              </w:rPr>
+              <w:t>5ec1bde</w:t>
+            </w:r>
+          </w:p>
+        </w:tc>
+        <w:tc>
+          <w:tcPr>
+            <w:tcW w:type="dxa" w:w="850"/>
+          </w:tcPr>
+          <w:p>
+            <w:r/>
+            <w:r>
+              <w:rPr>
+                <w:rFonts w:ascii="宋体" w:hAnsi="宋体" w:eastAsia="宋体" w:cs="宋体"/>
+                <w:b w:val="0"/>
+                <w:sz w:val="19"/>
+              </w:rPr>
+              <w:t>test</w:t>
+            </w:r>
+          </w:p>
+        </w:tc>
+        <w:tc>
+          <w:tcPr>
+            <w:tcW w:type="dxa" w:w="4252"/>
+          </w:tcPr>
+          <w:p>
+            <w:r/>
+            <w:r>
+              <w:rPr>
+                <w:rFonts w:ascii="宋体" w:hAnsi="宋体" w:eastAsia="宋体" w:cs="宋体"/>
+                <w:b w:val="0"/>
+                <w:sz w:val="19"/>
+              </w:rPr>
+              <w:t>记录DeepSeek版本隔离测试及当日日志</w:t>
+            </w:r>
+          </w:p>
+        </w:tc>
+        <w:tc>
+          <w:tcPr>
+            <w:tcW w:type="dxa" w:w="2098"/>
+          </w:tcPr>
+          <w:p>
+            <w:r/>
+            <w:r>
+              <w:rPr>
+                <w:rFonts w:ascii="宋体" w:hAnsi="宋体" w:eastAsia="宋体" w:cs="宋体"/>
+                <w:b w:val="0"/>
+                <w:sz w:val="19"/>
+              </w:rPr>
+              <w:t>2 文件 / +11</w:t>
+            </w:r>
+          </w:p>
+        </w:tc>
+      </w:tr>
+      <w:tr>
+        <w:trPr>
+          <w:cantSplit/>
+        </w:trPr>
+        <w:tc>
+          <w:tcPr>
+            <w:tcW w:type="dxa" w:w="907"/>
+          </w:tcPr>
+          <w:p>
+            <w:r/>
+            <w:r>
+              <w:rPr>
+                <w:rFonts w:ascii="宋体" w:hAnsi="宋体" w:eastAsia="宋体" w:cs="宋体"/>
+                <w:b w:val="0"/>
+                <w:sz w:val="19"/>
+              </w:rPr>
+              <w:t>04:14</w:t>
+            </w:r>
+          </w:p>
+        </w:tc>
+        <w:tc>
+          <w:tcPr>
+            <w:tcW w:type="dxa" w:w="1077"/>
+          </w:tcPr>
+          <w:p>
+            <w:r/>
+            <w:r>
+              <w:rPr>
+                <w:rFonts w:ascii="宋体" w:hAnsi="宋体" w:eastAsia="宋体" w:cs="宋体"/>
+                <w:b w:val="0"/>
+                <w:sz w:val="19"/>
+              </w:rPr>
+              <w:t>c27cbe1</w:t>
+            </w:r>
+          </w:p>
+        </w:tc>
+        <w:tc>
+          <w:tcPr>
+            <w:tcW w:type="dxa" w:w="850"/>
+          </w:tcPr>
+          <w:p>
+            <w:r/>
+            <w:r>
+              <w:rPr>
+                <w:rFonts w:ascii="宋体" w:hAnsi="宋体" w:eastAsia="宋体" w:cs="宋体"/>
+                <w:b w:val="0"/>
+                <w:sz w:val="19"/>
+              </w:rPr>
+              <w:t>docs</w:t>
+            </w:r>
+          </w:p>
+        </w:tc>
+        <w:tc>
+          <w:tcPr>
+            <w:tcW w:type="dxa" w:w="4252"/>
+          </w:tcPr>
+          <w:p>
+            <w:r/>
+            <w:r>
+              <w:rPr>
+                <w:rFonts w:ascii="宋体" w:hAnsi="宋体" w:eastAsia="宋体" w:cs="宋体"/>
+                <w:b w:val="0"/>
+                <w:sz w:val="19"/>
+              </w:rPr>
+              <w:t>保存登录注册与本地部署流程</w:t>
+            </w:r>
+          </w:p>
+        </w:tc>
+        <w:tc>
+          <w:tcPr>
+            <w:tcW w:type="dxa" w:w="2098"/>
+          </w:tcPr>
+          <w:p>
+            <w:r/>
+            <w:r>
+              <w:rPr>
+                <w:rFonts w:ascii="宋体" w:hAnsi="宋体" w:eastAsia="宋体" w:cs="宋体"/>
+                <w:b w:val="0"/>
+                <w:sz w:val="19"/>
+              </w:rPr>
+              <w:t>1 文件 / +124</w:t>
+            </w:r>
+          </w:p>
+        </w:tc>
+      </w:tr>
+    </w:tbl>
     <w:p>
       <w:r>
         <w:rPr>
           <w:rFonts w:ascii="宋体" w:hAnsi="宋体" w:eastAsia="宋体" w:cs="宋体"/>
           <w:b w:val="0"/>
-          <w:sz w:val="21"/>
+          <w:color w:val="808080"/>
+          <w:sz w:val="17"/>
         </w:rPr>
-        <w:t>本日无提交。</w:t>
+        <w:t>数据来源：git log --since / --until + git show --shortstat。生成本文档的那次提交不计入上表。</w:t>
       </w:r>
     </w:p>
     <w:p>
@@ -234,7 +531,7 @@
                 <w:b w:val="0"/>
                 <w:sz w:val="19"/>
               </w:rPr>
-              <w:t>c300b5b</w:t>
+              <w:t>c27cbe1</w:t>
             </w:r>
           </w:p>
         </w:tc>
@@ -271,7 +568,7 @@
                 <w:b w:val="0"/>
                 <w:sz w:val="19"/>
               </w:rPr>
-              <w:t>62</w:t>
+              <w:t>64</w:t>
             </w:r>
           </w:p>
         </w:tc>
@@ -308,7 +605,7 @@
                 <w:b w:val="0"/>
                 <w:sz w:val="19"/>
               </w:rPr>
-              <w:t>0</w:t>
+              <w:t>2</w:t>
             </w:r>
           </w:p>
         </w:tc>
@@ -345,7 +642,7 @@
                 <w:b w:val="0"/>
                 <w:sz w:val="19"/>
               </w:rPr>
-              <w:t>162</w:t>
+              <w:t>165</w:t>
             </w:r>
           </w:p>
         </w:tc>
@@ -382,7 +679,7 @@
                 <w:b w:val="0"/>
                 <w:sz w:val="19"/>
               </w:rPr>
-              <w:t>有未提交改动</w:t>
+              <w:t>干净</w:t>
             </w:r>
           </w:p>
         </w:tc>
@@ -419,7 +716,7 @@
                 <w:b w:val="0"/>
                 <w:sz w:val="19"/>
               </w:rPr>
-              <w:t>与远端一致</w:t>
+              <w:t>本地领先 1 个提交（待推送）</w:t>
             </w:r>
           </w:p>
         </w:tc>
@@ -456,7 +753,7 @@
                 <w:b w:val="0"/>
                 <w:sz w:val="19"/>
               </w:rPr>
-              <w:t>15.71 MB（不含 .git）</w:t>
+              <w:t>15.76 MB（不含 .git）</w:t>
             </w:r>
           </w:p>
         </w:tc>
@@ -477,13 +774,16 @@
       </w:r>
     </w:p>
     <w:p>
+      <w:pPr>
+        <w:pStyle w:val="ListBullet"/>
+      </w:pPr>
       <w:r>
         <w:rPr>
           <w:rFonts w:ascii="宋体" w:hAnsi="宋体" w:eastAsia="宋体" w:cs="宋体"/>
           <w:b w:val="0"/>
           <w:sz w:val="21"/>
         </w:rPr>
-        <w:t>本日无阻塞性问题。</w:t>
+        <w:t>隔离测试发现资料审核过滤、缓存失效及SSE测试断言问题，尚未修改应用代码。</w:t>
       </w:r>
     </w:p>
     <w:p>
@@ -510,7 +810,7 @@
           <w:b w:val="0"/>
           <w:sz w:val="21"/>
         </w:rPr>
-        <w:t>修复报告中的问题；真实模型与浏览器交互尚未验证。</w:t>
+        <w:t>登录注册方案待实现；测试问题待修复，真实模型调用尚未验证。</w:t>
       </w:r>
     </w:p>
     <w:p/>
@@ -525,7 +825,7 @@
           <w:color w:val="888888"/>
           <w:sz w:val="17"/>
         </w:rPr>
-        <w:t>生成时间：2026-10-31 04:09</w:t>
+        <w:t>生成时间：2026-10-31 04:14</w:t>
       </w:r>
     </w:p>
     <w:sectPr>

--- a/日志/2026-10-31 修改日志.docx
+++ b/日志/2026-10-31 修改日志.docx
@@ -52,7 +52,7 @@
           <w:b w:val="0"/>
           <w:sz w:val="21"/>
         </w:rPr>
-        <w:t>本日共产生 7 次提交，涉及 7 条记录，当前仓库已跟踪 159 个文件、累计 76 次提交。</w:t>
+        <w:t>本日共产生 11 次提交，涉及 11 条记录，当前仓库已跟踪 161 个文件、累计 80 次提交。</w:t>
       </w:r>
     </w:p>
     <w:p>
@@ -65,7 +65,7 @@
           <w:b w:val="0"/>
           <w:sz w:val="21"/>
         </w:rPr>
-        <w:t>新增 extras.py / extras.js，把错题、掌握度、检索、导入、统计串成学习闭环，落地 20 项扩展中的 17 项（EXT-01~EXT-17）</w:t>
+        <w:t>第一批扩展：复习队列、掌握度看板、检索详情、docx 导入、审核入库等 17 项（EXT-01~EXT-17）</w:t>
       </w:r>
     </w:p>
     <w:p>
@@ -78,7 +78,7 @@
           <w:b w:val="0"/>
           <w:sz w:val="21"/>
         </w:rPr>
-        <w:t>store.py 新增 reviews / usage_log / activity 三张表，materials 增加 hash / status / fetched_at 三列，并新增显式索引版本 rev()/bump()</w:t>
+        <w:t>第二批：学习热力图、知识图谱（canvas 力导向）、能力雷达、复习量预测、检索分数条五个可视化（EXT-21~EXT-25）</w:t>
       </w:r>
     </w:p>
     <w:p>
@@ -91,7 +91,7 @@
           <w:b w:val="0"/>
           <w:sz w:val="21"/>
         </w:rPr>
-        <w:t>server.py 新增 8 个接口与 8 处用量埋点，对话流增加 retrieval 事件；检索器缓存改为按索引版本失效</w:t>
+        <w:t>AI 侧：回答缓存（40ms→11ms）、多轮指代消解、同义词扩展与来源去重、提示词按题型结构化（EXT-26~EXT-29）</w:t>
       </w:r>
     </w:p>
     <w:p>
@@ -104,7 +104,7 @@
           <w:b w:val="0"/>
           <w:sz w:val="21"/>
         </w:rPr>
-        <w:t>check.py 检查项 24 → 31（新增审核隔离、索引版本、内容变更等 5 项零成本回归），selftest.py 离线 44/44 且自检前后计数一致</w:t>
+        <w:t>新增离线检索评测脚本 eval_retrieval.py，把优化效果变成可复现数字；结论如实记录为语料饱和、提升有限</w:t>
       </w:r>
     </w:p>
     <w:p>
@@ -117,7 +117,7 @@
           <w:b w:val="0"/>
           <w:sz w:val="21"/>
         </w:rPr>
-        <w:t>新增《09_功能扩展清单》md+docx（含独立测试反馈与修复章节），并补扩展需求追踪表</w:t>
+        <w:t>修复独立测试报出的三个问题：审核未隔离检索、缓存按切片数失效、自检 SSE 顺序断言误报；check.py 增至 33 项</w:t>
       </w:r>
     </w:p>
     <w:p>
@@ -825,6 +825,334 @@
           </w:p>
         </w:tc>
       </w:tr>
+      <w:tr>
+        <w:tc>
+          <w:tcPr>
+            <w:tcW w:type="dxa" w:w="907"/>
+          </w:tcPr>
+          <w:p>
+            <w:r/>
+            <w:r>
+              <w:rPr>
+                <w:rFonts w:ascii="宋体" w:hAnsi="宋体" w:eastAsia="宋体" w:cs="宋体"/>
+                <w:b w:val="0"/>
+                <w:sz w:val="19"/>
+              </w:rPr>
+              <w:t>04:12</w:t>
+            </w:r>
+          </w:p>
+        </w:tc>
+        <w:tc>
+          <w:tcPr>
+            <w:tcW w:type="dxa" w:w="1077"/>
+          </w:tcPr>
+          <w:p>
+            <w:r/>
+            <w:r>
+              <w:rPr>
+                <w:rFonts w:ascii="宋体" w:hAnsi="宋体" w:eastAsia="宋体" w:cs="宋体"/>
+                <w:b w:val="0"/>
+                <w:sz w:val="19"/>
+              </w:rPr>
+              <w:t>304efd0</w:t>
+            </w:r>
+          </w:p>
+        </w:tc>
+        <w:tc>
+          <w:tcPr>
+            <w:tcW w:type="dxa" w:w="850"/>
+          </w:tcPr>
+          <w:p>
+            <w:r/>
+            <w:r>
+              <w:rPr>
+                <w:rFonts w:ascii="宋体" w:hAnsi="宋体" w:eastAsia="宋体" w:cs="宋体"/>
+                <w:b w:val="0"/>
+                <w:sz w:val="19"/>
+              </w:rPr>
+              <w:t>docs</w:t>
+            </w:r>
+          </w:p>
+        </w:tc>
+        <w:tc>
+          <w:tcPr>
+            <w:tcW w:type="dxa" w:w="4252"/>
+          </w:tcPr>
+          <w:p>
+            <w:r/>
+            <w:r>
+              <w:rPr>
+                <w:rFonts w:ascii="宋体" w:hAnsi="宋体" w:eastAsia="宋体" w:cs="宋体"/>
+                <w:b w:val="0"/>
+                <w:sz w:val="19"/>
+              </w:rPr>
+              <w:t>更新 2026-10-31 修改日志（补独立测试反馈与修复）</w:t>
+            </w:r>
+          </w:p>
+        </w:tc>
+        <w:tc>
+          <w:tcPr>
+            <w:tcW w:type="dxa" w:w="2098"/>
+          </w:tcPr>
+          <w:p>
+            <w:r/>
+            <w:r>
+              <w:rPr>
+                <w:rFonts w:ascii="宋体" w:hAnsi="宋体" w:eastAsia="宋体" w:cs="宋体"/>
+                <w:b w:val="0"/>
+                <w:sz w:val="19"/>
+              </w:rPr>
+              <w:t>1 文件</w:t>
+            </w:r>
+          </w:p>
+        </w:tc>
+      </w:tr>
+      <w:tr>
+        <w:tc>
+          <w:tcPr>
+            <w:tcW w:type="dxa" w:w="907"/>
+          </w:tcPr>
+          <w:p>
+            <w:r/>
+            <w:r>
+              <w:rPr>
+                <w:rFonts w:ascii="宋体" w:hAnsi="宋体" w:eastAsia="宋体" w:cs="宋体"/>
+                <w:b w:val="0"/>
+                <w:sz w:val="19"/>
+              </w:rPr>
+              <w:t>04:19</w:t>
+            </w:r>
+          </w:p>
+        </w:tc>
+        <w:tc>
+          <w:tcPr>
+            <w:tcW w:type="dxa" w:w="1077"/>
+          </w:tcPr>
+          <w:p>
+            <w:r/>
+            <w:r>
+              <w:rPr>
+                <w:rFonts w:ascii="宋体" w:hAnsi="宋体" w:eastAsia="宋体" w:cs="宋体"/>
+                <w:b w:val="0"/>
+                <w:sz w:val="19"/>
+              </w:rPr>
+              <w:t>af0760d</w:t>
+            </w:r>
+          </w:p>
+        </w:tc>
+        <w:tc>
+          <w:tcPr>
+            <w:tcW w:type="dxa" w:w="850"/>
+          </w:tcPr>
+          <w:p>
+            <w:r/>
+            <w:r>
+              <w:rPr>
+                <w:rFonts w:ascii="宋体" w:hAnsi="宋体" w:eastAsia="宋体" w:cs="宋体"/>
+                <w:b w:val="0"/>
+                <w:sz w:val="19"/>
+              </w:rPr>
+              <w:t>docs</w:t>
+            </w:r>
+          </w:p>
+        </w:tc>
+        <w:tc>
+          <w:tcPr>
+            <w:tcW w:type="dxa" w:w="4252"/>
+          </w:tcPr>
+          <w:p>
+            <w:r/>
+            <w:r>
+              <w:rPr>
+                <w:rFonts w:ascii="宋体" w:hAnsi="宋体" w:eastAsia="宋体" w:cs="宋体"/>
+                <w:b w:val="0"/>
+                <w:sz w:val="19"/>
+              </w:rPr>
+              <w:t>收录登录注册与本地部署方案（方案说明，尚未实施）</w:t>
+            </w:r>
+          </w:p>
+        </w:tc>
+        <w:tc>
+          <w:tcPr>
+            <w:tcW w:type="dxa" w:w="2098"/>
+          </w:tcPr>
+          <w:p>
+            <w:r/>
+            <w:r>
+              <w:rPr>
+                <w:rFonts w:ascii="宋体" w:hAnsi="宋体" w:eastAsia="宋体" w:cs="宋体"/>
+                <w:b w:val="0"/>
+                <w:sz w:val="19"/>
+              </w:rPr>
+              <w:t>1 文件 / +124</w:t>
+            </w:r>
+          </w:p>
+        </w:tc>
+      </w:tr>
+      <w:tr>
+        <w:tc>
+          <w:tcPr>
+            <w:tcW w:type="dxa" w:w="907"/>
+          </w:tcPr>
+          <w:p>
+            <w:r/>
+            <w:r>
+              <w:rPr>
+                <w:rFonts w:ascii="宋体" w:hAnsi="宋体" w:eastAsia="宋体" w:cs="宋体"/>
+                <w:b w:val="0"/>
+                <w:sz w:val="19"/>
+              </w:rPr>
+              <w:t>04:24</w:t>
+            </w:r>
+          </w:p>
+        </w:tc>
+        <w:tc>
+          <w:tcPr>
+            <w:tcW w:type="dxa" w:w="1077"/>
+          </w:tcPr>
+          <w:p>
+            <w:r/>
+            <w:r>
+              <w:rPr>
+                <w:rFonts w:ascii="宋体" w:hAnsi="宋体" w:eastAsia="宋体" w:cs="宋体"/>
+                <w:b w:val="0"/>
+                <w:sz w:val="19"/>
+              </w:rPr>
+              <w:t>27829df</w:t>
+            </w:r>
+          </w:p>
+        </w:tc>
+        <w:tc>
+          <w:tcPr>
+            <w:tcW w:type="dxa" w:w="850"/>
+          </w:tcPr>
+          <w:p>
+            <w:r/>
+            <w:r>
+              <w:rPr>
+                <w:rFonts w:ascii="宋体" w:hAnsi="宋体" w:eastAsia="宋体" w:cs="宋体"/>
+                <w:b w:val="0"/>
+                <w:sz w:val="19"/>
+              </w:rPr>
+              <w:t>feat</w:t>
+            </w:r>
+          </w:p>
+        </w:tc>
+        <w:tc>
+          <w:tcPr>
+            <w:tcW w:type="dxa" w:w="4252"/>
+          </w:tcPr>
+          <w:p>
+            <w:r/>
+            <w:r>
+              <w:rPr>
+                <w:rFonts w:ascii="宋体" w:hAnsi="宋体" w:eastAsia="宋体" w:cs="宋体"/>
+                <w:b w:val="0"/>
+                <w:sz w:val="19"/>
+              </w:rPr>
+              <w:t>新增热力图/知识图谱/能力雷达等可视化，并优化检索与回答缓存</w:t>
+            </w:r>
+          </w:p>
+        </w:tc>
+        <w:tc>
+          <w:tcPr>
+            <w:tcW w:type="dxa" w:w="2098"/>
+          </w:tcPr>
+          <w:p>
+            <w:r/>
+            <w:r>
+              <w:rPr>
+                <w:rFonts w:ascii="宋体" w:hAnsi="宋体" w:eastAsia="宋体" w:cs="宋体"/>
+                <w:b w:val="0"/>
+                <w:sz w:val="19"/>
+              </w:rPr>
+              <w:t>9 文件 / +835 / -16</w:t>
+            </w:r>
+          </w:p>
+        </w:tc>
+      </w:tr>
+      <w:tr>
+        <w:tc>
+          <w:tcPr>
+            <w:tcW w:type="dxa" w:w="907"/>
+          </w:tcPr>
+          <w:p>
+            <w:r/>
+            <w:r>
+              <w:rPr>
+                <w:rFonts w:ascii="宋体" w:hAnsi="宋体" w:eastAsia="宋体" w:cs="宋体"/>
+                <w:b w:val="0"/>
+                <w:sz w:val="19"/>
+              </w:rPr>
+              <w:t>04:24</w:t>
+            </w:r>
+          </w:p>
+        </w:tc>
+        <w:tc>
+          <w:tcPr>
+            <w:tcW w:type="dxa" w:w="1077"/>
+          </w:tcPr>
+          <w:p>
+            <w:r/>
+            <w:r>
+              <w:rPr>
+                <w:rFonts w:ascii="宋体" w:hAnsi="宋体" w:eastAsia="宋体" w:cs="宋体"/>
+                <w:b w:val="0"/>
+                <w:sz w:val="19"/>
+              </w:rPr>
+              <w:t>b6a032d</w:t>
+            </w:r>
+          </w:p>
+        </w:tc>
+        <w:tc>
+          <w:tcPr>
+            <w:tcW w:type="dxa" w:w="850"/>
+          </w:tcPr>
+          <w:p>
+            <w:r/>
+            <w:r>
+              <w:rPr>
+                <w:rFonts w:ascii="宋体" w:hAnsi="宋体" w:eastAsia="宋体" w:cs="宋体"/>
+                <w:b w:val="0"/>
+                <w:sz w:val="19"/>
+              </w:rPr>
+              <w:t>docs</w:t>
+            </w:r>
+          </w:p>
+        </w:tc>
+        <w:tc>
+          <w:tcPr>
+            <w:tcW w:type="dxa" w:w="4252"/>
+          </w:tcPr>
+          <w:p>
+            <w:r/>
+            <w:r>
+              <w:rPr>
+                <w:rFonts w:ascii="宋体" w:hAnsi="宋体" w:eastAsia="宋体" w:cs="宋体"/>
+                <w:b w:val="0"/>
+                <w:sz w:val="19"/>
+              </w:rPr>
+              <w:t>补充第二批可视化与 AI 优化说明及评测结果</w:t>
+            </w:r>
+          </w:p>
+        </w:tc>
+        <w:tc>
+          <w:tcPr>
+            <w:tcW w:type="dxa" w:w="2098"/>
+          </w:tcPr>
+          <w:p>
+            <w:r/>
+            <w:r>
+              <w:rPr>
+                <w:rFonts w:ascii="宋体" w:hAnsi="宋体" w:eastAsia="宋体" w:cs="宋体"/>
+                <w:b w:val="0"/>
+                <w:sz w:val="19"/>
+              </w:rPr>
+              <w:t>3 文件 / +70</w:t>
+            </w:r>
+          </w:p>
+        </w:tc>
+      </w:tr>
     </w:tbl>
     <w:p>
       <w:r>
@@ -968,7 +1296,7 @@
                 <w:b w:val="0"/>
                 <w:sz w:val="19"/>
               </w:rPr>
-              <w:t>65c1e53</w:t>
+              <w:t>b6a032d</w:t>
             </w:r>
           </w:p>
         </w:tc>
@@ -1002,7 +1330,7 @@
                 <w:b w:val="0"/>
                 <w:sz w:val="19"/>
               </w:rPr>
-              <w:t>76</w:t>
+              <w:t>80</w:t>
             </w:r>
           </w:p>
         </w:tc>
@@ -1036,7 +1364,7 @@
                 <w:b w:val="0"/>
                 <w:sz w:val="19"/>
               </w:rPr>
-              <w:t>7</w:t>
+              <w:t>11</w:t>
             </w:r>
           </w:p>
         </w:tc>
@@ -1070,7 +1398,7 @@
                 <w:b w:val="0"/>
                 <w:sz w:val="19"/>
               </w:rPr>
-              <w:t>159</w:t>
+              <w:t>161</w:t>
             </w:r>
           </w:p>
         </w:tc>
@@ -1172,7 +1500,7 @@
                 <w:b w:val="0"/>
                 <w:sz w:val="19"/>
               </w:rPr>
-              <w:t>21.42 MB（不含 .git）</w:t>
+              <w:t>21.5 MB（不含 .git）</w:t>
             </w:r>
           </w:p>
         </w:tc>
@@ -1215,7 +1543,7 @@
           <w:b w:val="0"/>
           <w:sz w:val="21"/>
         </w:rPr>
-        <w:t>GET /api/materials/pending 被 /api/materials/{id} 的正则先匹配返回 404，调整路由顺序后修复</w:t>
+        <w:t>GET /api/materials/pending 被 /api/materials/{id} 正则先匹配返回 404，调整路由顺序后修复</w:t>
       </w:r>
     </w:p>
     <w:p>
@@ -1228,7 +1556,7 @@
           <w:b w:val="0"/>
           <w:sz w:val="21"/>
         </w:rPr>
-        <w:t>变式题解析失败：模型返回 JSON 数组时按单个对象解析报错，改用 JSONDecoder.raw_decode 取首个完整对象</w:t>
+        <w:t>变式题解析失败：模型返回 JSON 数组时按单个对象解析报错，改用 JSONDecoder.raw_decode</w:t>
       </w:r>
     </w:p>
     <w:p>
@@ -1241,7 +1569,7 @@
           <w:b w:val="0"/>
           <w:sz w:val="21"/>
         </w:rPr>
-        <w:t>独立测试发现审核状态未真正隔离检索（all_chunks 未过滤 status），已改为只索引 approved 且回归 6/6 通过</w:t>
+        <w:t>自检新增副作用（复习条目/调用日志/打卡）未清理，已按起始时刻回滚，自检前后计数一致</w:t>
       </w:r>
     </w:p>
     <w:p>
@@ -1254,7 +1582,7 @@
           <w:b w:val="0"/>
           <w:sz w:val="21"/>
         </w:rPr>
-        <w:t>独立测试发现检索缓存按切片数量失效，内容变而数量不变时会用旧索引；改为显式索引版本并补回归</w:t>
+        <w:t>启动本地服务后浏览器刷新触发 WinError 10054，控制台刷出堆栈；改为 QuietHTTPServer 静音</w:t>
       </w:r>
     </w:p>
     <w:p>
@@ -1267,33 +1595,7 @@
           <w:b w:val="0"/>
           <w:sz w:val="21"/>
         </w:rPr>
-        <w:t>独立测试发现自检 SSE 顺序断言写死前两个事件名，新增 retrieval 事件后误报；改为结构断言，自检 44/44</w:t>
-      </w:r>
-    </w:p>
-    <w:p>
-      <w:pPr>
-        <w:pStyle w:val="ListBullet"/>
-      </w:pPr>
-      <w:r>
-        <w:rPr>
-          <w:rFonts w:ascii="宋体" w:hAnsi="宋体" w:eastAsia="宋体" w:cs="宋体"/>
-          <w:b w:val="0"/>
-          <w:sz w:val="21"/>
-        </w:rPr>
-        <w:t>自检新增副作用（复习条目/调用日志/打卡）未清理，已补按起始时刻回滚，自检前后计数一致</w:t>
-      </w:r>
-    </w:p>
-    <w:p>
-      <w:pPr>
-        <w:pStyle w:val="ListBullet"/>
-      </w:pPr>
-      <w:r>
-        <w:rPr>
-          <w:rFonts w:ascii="宋体" w:hAnsi="宋体" w:eastAsia="宋体" w:cs="宋体"/>
-          <w:b w:val="0"/>
-          <w:sz w:val="21"/>
-        </w:rPr>
-        <w:t>启动本地服务后浏览器刷新触发 WinError 10054，控制台刷出堆栈；改为 QuietHTTPServer 静音连接重置类异常</w:t>
+        <w:t>检索评测初版指标全为 100%，属语料饱和；改用术语不一致查询后仅 udp 一条排名提升，已如实写入文档</w:t>
       </w:r>
     </w:p>
     <w:p>
@@ -1320,7 +1622,7 @@
           <w:b w:val="0"/>
           <w:sz w:val="21"/>
         </w:rPr>
-        <w:t>EXT-19 引用逐句核验、EXT-18 增量索引（reindex.py 仍全量）未完成，已在清单中标注</w:t>
+        <w:t>EXT-19 引用逐句核验、EXT-18 增量索引（reindex.py 仍全量）未完成</w:t>
       </w:r>
     </w:p>
     <w:p>
@@ -1333,7 +1635,7 @@
           <w:b w:val="0"/>
           <w:sz w:val="21"/>
         </w:rPr>
-        <w:t>全部验证在 --mock 离线模式完成，真实 DeepSeek 的回答质量、计费与完整界面手测待补</w:t>
+        <w:t>提示词结构化（EXT-29）的效果需真实模型对比才能下结论，本次未验证</w:t>
       </w:r>
     </w:p>
     <w:p>
@@ -1346,7 +1648,7 @@
           <w:b w:val="0"/>
           <w:sz w:val="21"/>
         </w:rPr>
-        <w:t>分支 feat/study-extensions 待 Review 后合并 main</w:t>
+        <w:t>全部验证仍在 --mock 离线模式完成，真实 DeepSeek 质量与计费待补测</w:t>
       </w:r>
     </w:p>
     <w:p>
@@ -1359,7 +1661,7 @@
           <w:b w:val="0"/>
           <w:sz w:val="21"/>
         </w:rPr>
-        <w:t>微调 500 条样本仍未开始（FR-11）</w:t>
+        <w:t>分支 feat/study-extensions 待 Review 后合并 main；微调 500 条样本仍未开始（FR-11）</w:t>
       </w:r>
     </w:p>
     <w:p/>
@@ -1374,7 +1676,7 @@
           <w:color w:val="888888"/>
           <w:sz w:val="17"/>
         </w:rPr>
-        <w:t>生成时间：2026-10-31 04:12</w:t>
+        <w:t>生成时间：2026-10-31 04:24</w:t>
       </w:r>
     </w:p>
     <w:sectPr>

--- a/日志/2026-10-31 修改日志.docx
+++ b/日志/2026-10-31 修改日志.docx
@@ -52,7 +52,7 @@
           <w:b w:val="0"/>
           <w:sz w:val="21"/>
         </w:rPr>
-        <w:t>本日共产生 11 次提交，涉及 11 条记录，当前仓库已跟踪 161 个文件、累计 80 次提交。</w:t>
+        <w:t>本日共产生 14 次提交，涉及 14 条记录，当前仓库已跟踪 161 个文件、累计 83 次提交。</w:t>
       </w:r>
     </w:p>
     <w:p>
@@ -65,7 +65,7 @@
           <w:b w:val="0"/>
           <w:sz w:val="21"/>
         </w:rPr>
-        <w:t>第一批扩展：复习队列、掌握度看板、检索详情、docx 导入、审核入库等 17 项（EXT-01~EXT-17）</w:t>
+        <w:t>第一批扩展：复习队列、掌握度看板、检索详情、docx 导入、审核入库等 17 项</w:t>
       </w:r>
     </w:p>
     <w:p>
@@ -78,7 +78,7 @@
           <w:b w:val="0"/>
           <w:sz w:val="21"/>
         </w:rPr>
-        <w:t>第二批：学习热力图、知识图谱（canvas 力导向）、能力雷达、复习量预测、检索分数条五个可视化（EXT-21~EXT-25）</w:t>
+        <w:t>第二批：热力图、知识图谱、能力雷达、复习预测、检索分数条五个可视化；AI 侧加回答缓存、指代消解、同义词与去重、题型化提示词</w:t>
       </w:r>
     </w:p>
     <w:p>
@@ -91,7 +91,7 @@
           <w:b w:val="0"/>
           <w:sz w:val="21"/>
         </w:rPr>
-        <w:t>AI 侧：回答缓存（40ms→11ms）、多轮指代消解、同义词扩展与来源去重、提示词按题型结构化（EXT-26~EXT-29）</w:t>
+        <w:t>第三批：界面重构——看板 12 列栅格、KPI 图标、空状态、聊天页版式、900/820/560 三档响应式、?view= 深链接</w:t>
       </w:r>
     </w:p>
     <w:p>
@@ -104,20 +104,7 @@
           <w:b w:val="0"/>
           <w:sz w:val="21"/>
         </w:rPr>
-        <w:t>新增离线检索评测脚本 eval_retrieval.py，把优化效果变成可复现数字；结论如实记录为语料饱和、提升有限</w:t>
-      </w:r>
-    </w:p>
-    <w:p>
-      <w:pPr>
-        <w:pStyle w:val="ListBullet"/>
-      </w:pPr>
-      <w:r>
-        <w:rPr>
-          <w:rFonts w:ascii="宋体" w:hAnsi="宋体" w:eastAsia="宋体" w:cs="宋体"/>
-          <w:b w:val="0"/>
-          <w:sz w:val="21"/>
-        </w:rPr>
-        <w:t>修复独立测试报出的三个问题：审核未隔离检索、缓存按切片数失效、自检 SSE 顺序断言误报；check.py 增至 33 项</w:t>
+        <w:t>新增离线评测脚本 eval_retrieval.py 与 Chrome 无头截图验证流程；check.py 增至 33 项，selftest 离线 44/44</w:t>
       </w:r>
     </w:p>
     <w:p>
@@ -1153,6 +1140,252 @@
           </w:p>
         </w:tc>
       </w:tr>
+      <w:tr>
+        <w:tc>
+          <w:tcPr>
+            <w:tcW w:type="dxa" w:w="907"/>
+          </w:tcPr>
+          <w:p>
+            <w:r/>
+            <w:r>
+              <w:rPr>
+                <w:rFonts w:ascii="宋体" w:hAnsi="宋体" w:eastAsia="宋体" w:cs="宋体"/>
+                <w:b w:val="0"/>
+                <w:sz w:val="19"/>
+              </w:rPr>
+              <w:t>04:24</w:t>
+            </w:r>
+          </w:p>
+        </w:tc>
+        <w:tc>
+          <w:tcPr>
+            <w:tcW w:type="dxa" w:w="1077"/>
+          </w:tcPr>
+          <w:p>
+            <w:r/>
+            <w:r>
+              <w:rPr>
+                <w:rFonts w:ascii="宋体" w:hAnsi="宋体" w:eastAsia="宋体" w:cs="宋体"/>
+                <w:b w:val="0"/>
+                <w:sz w:val="19"/>
+              </w:rPr>
+              <w:t>6f13b7c</w:t>
+            </w:r>
+          </w:p>
+        </w:tc>
+        <w:tc>
+          <w:tcPr>
+            <w:tcW w:type="dxa" w:w="850"/>
+          </w:tcPr>
+          <w:p>
+            <w:r/>
+            <w:r>
+              <w:rPr>
+                <w:rFonts w:ascii="宋体" w:hAnsi="宋体" w:eastAsia="宋体" w:cs="宋体"/>
+                <w:b w:val="0"/>
+                <w:sz w:val="19"/>
+              </w:rPr>
+              <w:t>docs</w:t>
+            </w:r>
+          </w:p>
+        </w:tc>
+        <w:tc>
+          <w:tcPr>
+            <w:tcW w:type="dxa" w:w="4252"/>
+          </w:tcPr>
+          <w:p>
+            <w:r/>
+            <w:r>
+              <w:rPr>
+                <w:rFonts w:ascii="宋体" w:hAnsi="宋体" w:eastAsia="宋体" w:cs="宋体"/>
+                <w:b w:val="0"/>
+                <w:sz w:val="19"/>
+              </w:rPr>
+              <w:t>更新 2026-10-31 修改日志（补可视化与 AI 优化）</w:t>
+            </w:r>
+          </w:p>
+        </w:tc>
+        <w:tc>
+          <w:tcPr>
+            <w:tcW w:type="dxa" w:w="2098"/>
+          </w:tcPr>
+          <w:p>
+            <w:r/>
+            <w:r>
+              <w:rPr>
+                <w:rFonts w:ascii="宋体" w:hAnsi="宋体" w:eastAsia="宋体" w:cs="宋体"/>
+                <w:b w:val="0"/>
+                <w:sz w:val="19"/>
+              </w:rPr>
+              <w:t>1 文件</w:t>
+            </w:r>
+          </w:p>
+        </w:tc>
+      </w:tr>
+      <w:tr>
+        <w:tc>
+          <w:tcPr>
+            <w:tcW w:type="dxa" w:w="907"/>
+          </w:tcPr>
+          <w:p>
+            <w:r/>
+            <w:r>
+              <w:rPr>
+                <w:rFonts w:ascii="宋体" w:hAnsi="宋体" w:eastAsia="宋体" w:cs="宋体"/>
+                <w:b w:val="0"/>
+                <w:sz w:val="19"/>
+              </w:rPr>
+              <w:t>04:54</w:t>
+            </w:r>
+          </w:p>
+        </w:tc>
+        <w:tc>
+          <w:tcPr>
+            <w:tcW w:type="dxa" w:w="1077"/>
+          </w:tcPr>
+          <w:p>
+            <w:r/>
+            <w:r>
+              <w:rPr>
+                <w:rFonts w:ascii="宋体" w:hAnsi="宋体" w:eastAsia="宋体" w:cs="宋体"/>
+                <w:b w:val="0"/>
+                <w:sz w:val="19"/>
+              </w:rPr>
+              <w:t>94383b1</w:t>
+            </w:r>
+          </w:p>
+        </w:tc>
+        <w:tc>
+          <w:tcPr>
+            <w:tcW w:type="dxa" w:w="850"/>
+          </w:tcPr>
+          <w:p>
+            <w:r/>
+            <w:r>
+              <w:rPr>
+                <w:rFonts w:ascii="宋体" w:hAnsi="宋体" w:eastAsia="宋体" w:cs="宋体"/>
+                <w:b w:val="0"/>
+                <w:sz w:val="19"/>
+              </w:rPr>
+              <w:t>style</w:t>
+            </w:r>
+          </w:p>
+        </w:tc>
+        <w:tc>
+          <w:tcPr>
+            <w:tcW w:type="dxa" w:w="4252"/>
+          </w:tcPr>
+          <w:p>
+            <w:r/>
+            <w:r>
+              <w:rPr>
+                <w:rFonts w:ascii="宋体" w:hAnsi="宋体" w:eastAsia="宋体" w:cs="宋体"/>
+                <w:b w:val="0"/>
+                <w:sz w:val="19"/>
+              </w:rPr>
+              <w:t>看板栅格重构、空状态与响应式，补深链接与聊天页版式</w:t>
+            </w:r>
+          </w:p>
+        </w:tc>
+        <w:tc>
+          <w:tcPr>
+            <w:tcW w:type="dxa" w:w="2098"/>
+          </w:tcPr>
+          <w:p>
+            <w:r/>
+            <w:r>
+              <w:rPr>
+                <w:rFonts w:ascii="宋体" w:hAnsi="宋体" w:eastAsia="宋体" w:cs="宋体"/>
+                <w:b w:val="0"/>
+                <w:sz w:val="19"/>
+              </w:rPr>
+              <w:t>5 文件 / +377 / -81</w:t>
+            </w:r>
+          </w:p>
+        </w:tc>
+      </w:tr>
+      <w:tr>
+        <w:tc>
+          <w:tcPr>
+            <w:tcW w:type="dxa" w:w="907"/>
+          </w:tcPr>
+          <w:p>
+            <w:r/>
+            <w:r>
+              <w:rPr>
+                <w:rFonts w:ascii="宋体" w:hAnsi="宋体" w:eastAsia="宋体" w:cs="宋体"/>
+                <w:b w:val="0"/>
+                <w:sz w:val="19"/>
+              </w:rPr>
+              <w:t>04:54</w:t>
+            </w:r>
+          </w:p>
+        </w:tc>
+        <w:tc>
+          <w:tcPr>
+            <w:tcW w:type="dxa" w:w="1077"/>
+          </w:tcPr>
+          <w:p>
+            <w:r/>
+            <w:r>
+              <w:rPr>
+                <w:rFonts w:ascii="宋体" w:hAnsi="宋体" w:eastAsia="宋体" w:cs="宋体"/>
+                <w:b w:val="0"/>
+                <w:sz w:val="19"/>
+              </w:rPr>
+              <w:t>8bce87e</w:t>
+            </w:r>
+          </w:p>
+        </w:tc>
+        <w:tc>
+          <w:tcPr>
+            <w:tcW w:type="dxa" w:w="850"/>
+          </w:tcPr>
+          <w:p>
+            <w:r/>
+            <w:r>
+              <w:rPr>
+                <w:rFonts w:ascii="宋体" w:hAnsi="宋体" w:eastAsia="宋体" w:cs="宋体"/>
+                <w:b w:val="0"/>
+                <w:sz w:val="19"/>
+              </w:rPr>
+              <w:t>docs</w:t>
+            </w:r>
+          </w:p>
+        </w:tc>
+        <w:tc>
+          <w:tcPr>
+            <w:tcW w:type="dxa" w:w="4252"/>
+          </w:tcPr>
+          <w:p>
+            <w:r/>
+            <w:r>
+              <w:rPr>
+                <w:rFonts w:ascii="宋体" w:hAnsi="宋体" w:eastAsia="宋体" w:cs="宋体"/>
+                <w:b w:val="0"/>
+                <w:sz w:val="19"/>
+              </w:rPr>
+              <w:t>记录 UI 重构的问题清单、改动与截图验证方式</w:t>
+            </w:r>
+          </w:p>
+        </w:tc>
+        <w:tc>
+          <w:tcPr>
+            <w:tcW w:type="dxa" w:w="2098"/>
+          </w:tcPr>
+          <w:p>
+            <w:r/>
+            <w:r>
+              <w:rPr>
+                <w:rFonts w:ascii="宋体" w:hAnsi="宋体" w:eastAsia="宋体" w:cs="宋体"/>
+                <w:b w:val="0"/>
+                <w:sz w:val="19"/>
+              </w:rPr>
+              <w:t>3 文件 / +65</w:t>
+            </w:r>
+          </w:p>
+        </w:tc>
+      </w:tr>
     </w:tbl>
     <w:p>
       <w:r>
@@ -1296,7 +1529,7 @@
                 <w:b w:val="0"/>
                 <w:sz w:val="19"/>
               </w:rPr>
-              <w:t>b6a032d</w:t>
+              <w:t>8bce87e</w:t>
             </w:r>
           </w:p>
         </w:tc>
@@ -1330,7 +1563,7 @@
                 <w:b w:val="0"/>
                 <w:sz w:val="19"/>
               </w:rPr>
-              <w:t>80</w:t>
+              <w:t>83</w:t>
             </w:r>
           </w:p>
         </w:tc>
@@ -1364,7 +1597,7 @@
                 <w:b w:val="0"/>
                 <w:sz w:val="19"/>
               </w:rPr>
-              <w:t>11</w:t>
+              <w:t>14</w:t>
             </w:r>
           </w:p>
         </w:tc>
@@ -1432,7 +1665,7 @@
                 <w:b w:val="0"/>
                 <w:sz w:val="19"/>
               </w:rPr>
-              <w:t>有未提交改动</w:t>
+              <w:t>干净</w:t>
             </w:r>
           </w:p>
         </w:tc>
@@ -1500,7 +1733,7 @@
                 <w:b w:val="0"/>
                 <w:sz w:val="19"/>
               </w:rPr>
-              <w:t>21.5 MB（不含 .git）</w:t>
+              <w:t>21.52 MB（不含 .git）</w:t>
             </w:r>
           </w:p>
         </w:tc>
@@ -1530,7 +1763,7 @@
           <w:b w:val="0"/>
           <w:sz w:val="21"/>
         </w:rPr>
-        <w:t>工作区 Windows 文件权限异常，pwsh 无法在工作目录执行；改为完全访问模式后恢复</w:t>
+        <w:t>独立测试报出审核未隔离检索、缓存按切片数失效，已修复并补回归</w:t>
       </w:r>
     </w:p>
     <w:p>
@@ -1543,7 +1776,7 @@
           <w:b w:val="0"/>
           <w:sz w:val="21"/>
         </w:rPr>
-        <w:t>GET /api/materials/pending 被 /api/materials/{id} 正则先匹配返回 404，调整路由顺序后修复</w:t>
+        <w:t>深链接被 landing.js 的 goHome() 抢回首页，改为有 view 参数时跳过欢迎动画</w:t>
       </w:r>
     </w:p>
     <w:p>
@@ -1556,7 +1789,7 @@
           <w:b w:val="0"/>
           <w:sz w:val="21"/>
         </w:rPr>
-        <w:t>变式题解析失败：模型返回 JSON 数组时按单个对象解析报错，改用 JSONDecoder.raw_decode</w:t>
+        <w:t>#heatmap-box 与网格容器共用 .heatmap 类导致卡片被撑高，内层改名 .hm-grid</w:t>
       </w:r>
     </w:p>
     <w:p>
@@ -1569,7 +1802,7 @@
           <w:b w:val="0"/>
           <w:sz w:val="21"/>
         </w:rPr>
-        <w:t>自检新增副作用（复习条目/调用日志/打卡）未清理，已按起始时刻回滚，自检前后计数一致</w:t>
+        <w:t>无头浏览器窗口最小宽度 512，430 宽截图实为裁切而非布局溢出，已用 innerWidth 探针确认</w:t>
       </w:r>
     </w:p>
     <w:p>
@@ -1582,20 +1815,7 @@
           <w:b w:val="0"/>
           <w:sz w:val="21"/>
         </w:rPr>
-        <w:t>启动本地服务后浏览器刷新触发 WinError 10054，控制台刷出堆栈；改为 QuietHTTPServer 静音</w:t>
-      </w:r>
-    </w:p>
-    <w:p>
-      <w:pPr>
-        <w:pStyle w:val="ListBullet"/>
-      </w:pPr>
-      <w:r>
-        <w:rPr>
-          <w:rFonts w:ascii="宋体" w:hAnsi="宋体" w:eastAsia="宋体" w:cs="宋体"/>
-          <w:b w:val="0"/>
-          <w:sz w:val="21"/>
-        </w:rPr>
-        <w:t>检索评测初版指标全为 100%，属语料饱和；改用术语不一致查询后仅 udp 一条排名提升，已如实写入文档</w:t>
+        <w:t>UI 初版窄屏下内容横向溢出，改为 KPI 两列 minmax(0,1fr) 并在 ≤560px 退化为单列</w:t>
       </w:r>
     </w:p>
     <w:p>
@@ -1622,7 +1842,7 @@
           <w:b w:val="0"/>
           <w:sz w:val="21"/>
         </w:rPr>
-        <w:t>EXT-19 引用逐句核验、EXT-18 增量索引（reindex.py 仍全量）未完成</w:t>
+        <w:t>EXT-19 引用逐句核验、EXT-18 增量索引未完成</w:t>
       </w:r>
     </w:p>
     <w:p>
@@ -1635,7 +1855,7 @@
           <w:b w:val="0"/>
           <w:sz w:val="21"/>
         </w:rPr>
-        <w:t>提示词结构化（EXT-29）的效果需真实模型对比才能下结论，本次未验证</w:t>
+        <w:t>深色模式、手机底部导航、真实触屏手感未做</w:t>
       </w:r>
     </w:p>
     <w:p>
@@ -1648,7 +1868,7 @@
           <w:b w:val="0"/>
           <w:sz w:val="21"/>
         </w:rPr>
-        <w:t>全部验证仍在 --mock 离线模式完成，真实 DeepSeek 质量与计费待补测</w:t>
+        <w:t>提示词结构化与真实 DeepSeek 回答质量仍未验证</w:t>
       </w:r>
     </w:p>
     <w:p>
@@ -1661,7 +1881,7 @@
           <w:b w:val="0"/>
           <w:sz w:val="21"/>
         </w:rPr>
-        <w:t>分支 feat/study-extensions 待 Review 后合并 main；微调 500 条样本仍未开始（FR-11）</w:t>
+        <w:t>分支 feat/study-extensions 待 Review 后合并 main；微调 500 条样本仍未开始</w:t>
       </w:r>
     </w:p>
     <w:p/>
@@ -1676,7 +1896,7 @@
           <w:color w:val="888888"/>
           <w:sz w:val="17"/>
         </w:rPr>
-        <w:t>生成时间：2026-10-31 04:24</w:t>
+        <w:t>生成时间：2026-10-31 04:54</w:t>
       </w:r>
     </w:p>
     <w:sectPr>

--- a/日志/2026-10-31 修改日志.docx
+++ b/日志/2026-10-31 修改日志.docx
@@ -52,7 +52,7 @@
           <w:b w:val="0"/>
           <w:sz w:val="21"/>
         </w:rPr>
-        <w:t>本日共产生 2 次提交，涉及 2 条记录，当前仓库已跟踪 165 个文件、累计 64 次提交。</w:t>
+        <w:t>本日共产生 4 次提交，涉及 4 条记录，当前仓库已跟踪 166 个文件、累计 66 次提交。</w:t>
       </w:r>
     </w:p>
     <w:p>
@@ -65,7 +65,7 @@
           <w:b w:val="0"/>
           <w:sz w:val="21"/>
         </w:rPr>
-        <w:t>完成DeepSeek版本隔离测试记录，并保存登录注册与本地部署流程Markdown方案。</w:t>
+        <w:t>记录两轮DeepSeek隔离测试和登录注册方案；第二轮33项轻量检查通过，确认旧问题修复并发现回答缓存缺陷。</w:t>
       </w:r>
     </w:p>
     <w:p>
@@ -377,6 +377,176 @@
           </w:p>
         </w:tc>
       </w:tr>
+      <w:tr>
+        <w:trPr>
+          <w:cantSplit/>
+        </w:trPr>
+        <w:tc>
+          <w:tcPr>
+            <w:tcW w:type="dxa" w:w="907"/>
+          </w:tcPr>
+          <w:p>
+            <w:r/>
+            <w:r>
+              <w:rPr>
+                <w:rFonts w:ascii="宋体" w:hAnsi="宋体" w:eastAsia="宋体" w:cs="宋体"/>
+                <w:b w:val="0"/>
+                <w:sz w:val="19"/>
+              </w:rPr>
+              <w:t>04:14</w:t>
+            </w:r>
+          </w:p>
+        </w:tc>
+        <w:tc>
+          <w:tcPr>
+            <w:tcW w:type="dxa" w:w="1077"/>
+          </w:tcPr>
+          <w:p>
+            <w:r/>
+            <w:r>
+              <w:rPr>
+                <w:rFonts w:ascii="宋体" w:hAnsi="宋体" w:eastAsia="宋体" w:cs="宋体"/>
+                <w:b w:val="0"/>
+                <w:sz w:val="19"/>
+              </w:rPr>
+              <w:t>9097ccf</w:t>
+            </w:r>
+          </w:p>
+        </w:tc>
+        <w:tc>
+          <w:tcPr>
+            <w:tcW w:type="dxa" w:w="850"/>
+          </w:tcPr>
+          <w:p>
+            <w:r/>
+            <w:r>
+              <w:rPr>
+                <w:rFonts w:ascii="宋体" w:hAnsi="宋体" w:eastAsia="宋体" w:cs="宋体"/>
+                <w:b w:val="0"/>
+                <w:sz w:val="19"/>
+              </w:rPr>
+              <w:t>docs</w:t>
+            </w:r>
+          </w:p>
+        </w:tc>
+        <w:tc>
+          <w:tcPr>
+            <w:tcW w:type="dxa" w:w="4252"/>
+          </w:tcPr>
+          <w:p>
+            <w:r/>
+            <w:r>
+              <w:rPr>
+                <w:rFonts w:ascii="宋体" w:hAnsi="宋体" w:eastAsia="宋体" w:cs="宋体"/>
+                <w:b w:val="0"/>
+                <w:sz w:val="19"/>
+              </w:rPr>
+              <w:t>更新账号认证方案当日日志</w:t>
+            </w:r>
+          </w:p>
+        </w:tc>
+        <w:tc>
+          <w:tcPr>
+            <w:tcW w:type="dxa" w:w="2098"/>
+          </w:tcPr>
+          <w:p>
+            <w:r/>
+            <w:r>
+              <w:rPr>
+                <w:rFonts w:ascii="宋体" w:hAnsi="宋体" w:eastAsia="宋体" w:cs="宋体"/>
+                <w:b w:val="0"/>
+                <w:sz w:val="19"/>
+              </w:rPr>
+              <w:t>1 文件</w:t>
+            </w:r>
+          </w:p>
+        </w:tc>
+      </w:tr>
+      <w:tr>
+        <w:trPr>
+          <w:cantSplit/>
+        </w:trPr>
+        <w:tc>
+          <w:tcPr>
+            <w:tcW w:type="dxa" w:w="907"/>
+          </w:tcPr>
+          <w:p>
+            <w:r/>
+            <w:r>
+              <w:rPr>
+                <w:rFonts w:ascii="宋体" w:hAnsi="宋体" w:eastAsia="宋体" w:cs="宋体"/>
+                <w:b w:val="0"/>
+                <w:sz w:val="19"/>
+              </w:rPr>
+              <w:t>05:18</w:t>
+            </w:r>
+          </w:p>
+        </w:tc>
+        <w:tc>
+          <w:tcPr>
+            <w:tcW w:type="dxa" w:w="1077"/>
+          </w:tcPr>
+          <w:p>
+            <w:r/>
+            <w:r>
+              <w:rPr>
+                <w:rFonts w:ascii="宋体" w:hAnsi="宋体" w:eastAsia="宋体" w:cs="宋体"/>
+                <w:b w:val="0"/>
+                <w:sz w:val="19"/>
+              </w:rPr>
+              <w:t>6f436f9</w:t>
+            </w:r>
+          </w:p>
+        </w:tc>
+        <w:tc>
+          <w:tcPr>
+            <w:tcW w:type="dxa" w:w="850"/>
+          </w:tcPr>
+          <w:p>
+            <w:r/>
+            <w:r>
+              <w:rPr>
+                <w:rFonts w:ascii="宋体" w:hAnsi="宋体" w:eastAsia="宋体" w:cs="宋体"/>
+                <w:b w:val="0"/>
+                <w:sz w:val="19"/>
+              </w:rPr>
+              <w:t>test</w:t>
+            </w:r>
+          </w:p>
+        </w:tc>
+        <w:tc>
+          <w:tcPr>
+            <w:tcW w:type="dxa" w:w="4252"/>
+          </w:tcPr>
+          <w:p>
+            <w:r/>
+            <w:r>
+              <w:rPr>
+                <w:rFonts w:ascii="宋体" w:hAnsi="宋体" w:eastAsia="宋体" w:cs="宋体"/>
+                <w:b w:val="0"/>
+                <w:sz w:val="19"/>
+              </w:rPr>
+              <w:t>复测审核修复并记录回答缓存缺陷</w:t>
+            </w:r>
+          </w:p>
+        </w:tc>
+        <w:tc>
+          <w:tcPr>
+            <w:tcW w:type="dxa" w:w="2098"/>
+          </w:tcPr>
+          <w:p>
+            <w:r/>
+            <w:r>
+              <w:rPr>
+                <w:rFonts w:ascii="宋体" w:hAnsi="宋体" w:eastAsia="宋体" w:cs="宋体"/>
+                <w:b w:val="0"/>
+                <w:sz w:val="19"/>
+              </w:rPr>
+              <w:t>1 文件 / +16</w:t>
+            </w:r>
+          </w:p>
+        </w:tc>
+      </w:tr>
     </w:tbl>
     <w:p>
       <w:r>
@@ -531,7 +701,7 @@
                 <w:b w:val="0"/>
                 <w:sz w:val="19"/>
               </w:rPr>
-              <w:t>c27cbe1</w:t>
+              <w:t>6f436f9</w:t>
             </w:r>
           </w:p>
         </w:tc>
@@ -568,7 +738,7 @@
                 <w:b w:val="0"/>
                 <w:sz w:val="19"/>
               </w:rPr>
-              <w:t>64</w:t>
+              <w:t>66</w:t>
             </w:r>
           </w:p>
         </w:tc>
@@ -605,7 +775,7 @@
                 <w:b w:val="0"/>
                 <w:sz w:val="19"/>
               </w:rPr>
-              <w:t>2</w:t>
+              <w:t>4</w:t>
             </w:r>
           </w:p>
         </w:tc>
@@ -642,7 +812,7 @@
                 <w:b w:val="0"/>
                 <w:sz w:val="19"/>
               </w:rPr>
-              <w:t>165</w:t>
+              <w:t>166</w:t>
             </w:r>
           </w:p>
         </w:tc>
@@ -783,7 +953,7 @@
           <w:b w:val="0"/>
           <w:sz w:val="21"/>
         </w:rPr>
-        <w:t>隔离测试发现资料审核过滤、缓存失效及SSE测试断言问题，尚未修改应用代码。</w:t>
+        <w:t>回答缓存删除资料后仍回放旧引用；上下文缓存键存在碰撞，详见第二轮复测记录。</w:t>
       </w:r>
     </w:p>
     <w:p>
@@ -810,7 +980,7 @@
           <w:b w:val="0"/>
           <w:sz w:val="21"/>
         </w:rPr>
-        <w:t>登录注册方案待实现；测试问题待修复，真实模型调用尚未验证。</w:t>
+        <w:t>修复回答缓存；未执行真实模型及完整UI验收。</w:t>
       </w:r>
     </w:p>
     <w:p/>
@@ -825,7 +995,7 @@
           <w:color w:val="888888"/>
           <w:sz w:val="17"/>
         </w:rPr>
-        <w:t>生成时间：2026-10-31 04:14</w:t>
+        <w:t>生成时间：2026-10-31 05:18</w:t>
       </w:r>
     </w:p>
     <w:sectPr>

--- a/日志/2026-10-31 修改日志.docx
+++ b/日志/2026-10-31 修改日志.docx
@@ -52,7 +52,7 @@
           <w:b w:val="0"/>
           <w:sz w:val="21"/>
         </w:rPr>
-        <w:t>本日共产生 14 次提交，涉及 14 条记录，当前仓库已跟踪 161 个文件、累计 83 次提交。</w:t>
+        <w:t>本日共产生 17 次提交，涉及 17 条记录，当前仓库已跟踪 162 个文件、累计 86 次提交。</w:t>
       </w:r>
     </w:p>
     <w:p>
@@ -65,46 +65,7 @@
           <w:b w:val="0"/>
           <w:sz w:val="21"/>
         </w:rPr>
-        <w:t>第一批扩展：复习队列、掌握度看板、检索详情、docx 导入、审核入库等 17 项</w:t>
-      </w:r>
-    </w:p>
-    <w:p>
-      <w:pPr>
-        <w:pStyle w:val="ListBullet"/>
-      </w:pPr>
-      <w:r>
-        <w:rPr>
-          <w:rFonts w:ascii="宋体" w:hAnsi="宋体" w:eastAsia="宋体" w:cs="宋体"/>
-          <w:b w:val="0"/>
-          <w:sz w:val="21"/>
-        </w:rPr>
-        <w:t>第二批：热力图、知识图谱、能力雷达、复习预测、检索分数条五个可视化；AI 侧加回答缓存、指代消解、同义词与去重、题型化提示词</w:t>
-      </w:r>
-    </w:p>
-    <w:p>
-      <w:pPr>
-        <w:pStyle w:val="ListBullet"/>
-      </w:pPr>
-      <w:r>
-        <w:rPr>
-          <w:rFonts w:ascii="宋体" w:hAnsi="宋体" w:eastAsia="宋体" w:cs="宋体"/>
-          <w:b w:val="0"/>
-          <w:sz w:val="21"/>
-        </w:rPr>
-        <w:t>第三批：界面重构——看板 12 列栅格、KPI 图标、空状态、聊天页版式、900/820/560 三档响应式、?view= 深链接</w:t>
-      </w:r>
-    </w:p>
-    <w:p>
-      <w:pPr>
-        <w:pStyle w:val="ListBullet"/>
-      </w:pPr>
-      <w:r>
-        <w:rPr>
-          <w:rFonts w:ascii="宋体" w:hAnsi="宋体" w:eastAsia="宋体" w:cs="宋体"/>
-          <w:b w:val="0"/>
-          <w:sz w:val="21"/>
-        </w:rPr>
-        <w:t>新增离线评测脚本 eval_retrieval.py 与 Chrome 无头截图验证流程；check.py 增至 33 项，selftest 离线 44/44</w:t>
+        <w:t>修复回答缓存：加入索引版本、完整历史、配置、学习者信息；5项单测与33项轻量检查通过，隔离HTTP回归通过。</w:t>
       </w:r>
     </w:p>
     <w:p>
@@ -1386,6 +1347,252 @@
           </w:p>
         </w:tc>
       </w:tr>
+      <w:tr>
+        <w:tc>
+          <w:tcPr>
+            <w:tcW w:type="dxa" w:w="907"/>
+          </w:tcPr>
+          <w:p>
+            <w:r/>
+            <w:r>
+              <w:rPr>
+                <w:rFonts w:ascii="宋体" w:hAnsi="宋体" w:eastAsia="宋体" w:cs="宋体"/>
+                <w:b w:val="0"/>
+                <w:sz w:val="19"/>
+              </w:rPr>
+              <w:t>04:54</w:t>
+            </w:r>
+          </w:p>
+        </w:tc>
+        <w:tc>
+          <w:tcPr>
+            <w:tcW w:type="dxa" w:w="1077"/>
+          </w:tcPr>
+          <w:p>
+            <w:r/>
+            <w:r>
+              <w:rPr>
+                <w:rFonts w:ascii="宋体" w:hAnsi="宋体" w:eastAsia="宋体" w:cs="宋体"/>
+                <w:b w:val="0"/>
+                <w:sz w:val="19"/>
+              </w:rPr>
+              <w:t>2eb31cf</w:t>
+            </w:r>
+          </w:p>
+        </w:tc>
+        <w:tc>
+          <w:tcPr>
+            <w:tcW w:type="dxa" w:w="850"/>
+          </w:tcPr>
+          <w:p>
+            <w:r/>
+            <w:r>
+              <w:rPr>
+                <w:rFonts w:ascii="宋体" w:hAnsi="宋体" w:eastAsia="宋体" w:cs="宋体"/>
+                <w:b w:val="0"/>
+                <w:sz w:val="19"/>
+              </w:rPr>
+              <w:t>docs</w:t>
+            </w:r>
+          </w:p>
+        </w:tc>
+        <w:tc>
+          <w:tcPr>
+            <w:tcW w:type="dxa" w:w="4252"/>
+          </w:tcPr>
+          <w:p>
+            <w:r/>
+            <w:r>
+              <w:rPr>
+                <w:rFonts w:ascii="宋体" w:hAnsi="宋体" w:eastAsia="宋体" w:cs="宋体"/>
+                <w:b w:val="0"/>
+                <w:sz w:val="19"/>
+              </w:rPr>
+              <w:t>更新 2026-10-31 修改日志（补 UI 重构）</w:t>
+            </w:r>
+          </w:p>
+        </w:tc>
+        <w:tc>
+          <w:tcPr>
+            <w:tcW w:type="dxa" w:w="2098"/>
+          </w:tcPr>
+          <w:p>
+            <w:r/>
+            <w:r>
+              <w:rPr>
+                <w:rFonts w:ascii="宋体" w:hAnsi="宋体" w:eastAsia="宋体" w:cs="宋体"/>
+                <w:b w:val="0"/>
+                <w:sz w:val="19"/>
+              </w:rPr>
+              <w:t>1 文件</w:t>
+            </w:r>
+          </w:p>
+        </w:tc>
+      </w:tr>
+      <w:tr>
+        <w:tc>
+          <w:tcPr>
+            <w:tcW w:type="dxa" w:w="907"/>
+          </w:tcPr>
+          <w:p>
+            <w:r/>
+            <w:r>
+              <w:rPr>
+                <w:rFonts w:ascii="宋体" w:hAnsi="宋体" w:eastAsia="宋体" w:cs="宋体"/>
+                <w:b w:val="0"/>
+                <w:sz w:val="19"/>
+              </w:rPr>
+              <w:t>05:17</w:t>
+            </w:r>
+          </w:p>
+        </w:tc>
+        <w:tc>
+          <w:tcPr>
+            <w:tcW w:type="dxa" w:w="1077"/>
+          </w:tcPr>
+          <w:p>
+            <w:r/>
+            <w:r>
+              <w:rPr>
+                <w:rFonts w:ascii="宋体" w:hAnsi="宋体" w:eastAsia="宋体" w:cs="宋体"/>
+                <w:b w:val="0"/>
+                <w:sz w:val="19"/>
+              </w:rPr>
+              <w:t>6676d96</w:t>
+            </w:r>
+          </w:p>
+        </w:tc>
+        <w:tc>
+          <w:tcPr>
+            <w:tcW w:type="dxa" w:w="850"/>
+          </w:tcPr>
+          <w:p>
+            <w:r/>
+            <w:r>
+              <w:rPr>
+                <w:rFonts w:ascii="宋体" w:hAnsi="宋体" w:eastAsia="宋体" w:cs="宋体"/>
+                <w:b w:val="0"/>
+                <w:sz w:val="19"/>
+              </w:rPr>
+              <w:t>其他</w:t>
+            </w:r>
+          </w:p>
+        </w:tc>
+        <w:tc>
+          <w:tcPr>
+            <w:tcW w:type="dxa" w:w="4252"/>
+          </w:tcPr>
+          <w:p>
+            <w:r/>
+            <w:r>
+              <w:rPr>
+                <w:rFonts w:ascii="宋体" w:hAnsi="宋体" w:eastAsia="宋体" w:cs="宋体"/>
+                <w:b w:val="0"/>
+                <w:sz w:val="19"/>
+              </w:rPr>
+              <w:t>merge: 合并 feat/study-extensions（扩展功能、可视化、AI 优化与 UI 重构）</w:t>
+            </w:r>
+          </w:p>
+        </w:tc>
+        <w:tc>
+          <w:tcPr>
+            <w:tcW w:type="dxa" w:w="2098"/>
+          </w:tcPr>
+          <w:p>
+            <w:r/>
+            <w:r>
+              <w:rPr>
+                <w:rFonts w:ascii="宋体" w:hAnsi="宋体" w:eastAsia="宋体" w:cs="宋体"/>
+                <w:b w:val="0"/>
+                <w:sz w:val="19"/>
+              </w:rPr>
+              <w:t>18 文件 / +3483 / -42</w:t>
+            </w:r>
+          </w:p>
+        </w:tc>
+      </w:tr>
+      <w:tr>
+        <w:tc>
+          <w:tcPr>
+            <w:tcW w:type="dxa" w:w="907"/>
+          </w:tcPr>
+          <w:p>
+            <w:r/>
+            <w:r>
+              <w:rPr>
+                <w:rFonts w:ascii="宋体" w:hAnsi="宋体" w:eastAsia="宋体" w:cs="宋体"/>
+                <w:b w:val="0"/>
+                <w:sz w:val="19"/>
+              </w:rPr>
+              <w:t>05:22</w:t>
+            </w:r>
+          </w:p>
+        </w:tc>
+        <w:tc>
+          <w:tcPr>
+            <w:tcW w:type="dxa" w:w="1077"/>
+          </w:tcPr>
+          <w:p>
+            <w:r/>
+            <w:r>
+              <w:rPr>
+                <w:rFonts w:ascii="宋体" w:hAnsi="宋体" w:eastAsia="宋体" w:cs="宋体"/>
+                <w:b w:val="0"/>
+                <w:sz w:val="19"/>
+              </w:rPr>
+              <w:t>c350557</w:t>
+            </w:r>
+          </w:p>
+        </w:tc>
+        <w:tc>
+          <w:tcPr>
+            <w:tcW w:type="dxa" w:w="850"/>
+          </w:tcPr>
+          <w:p>
+            <w:r/>
+            <w:r>
+              <w:rPr>
+                <w:rFonts w:ascii="宋体" w:hAnsi="宋体" w:eastAsia="宋体" w:cs="宋体"/>
+                <w:b w:val="0"/>
+                <w:sz w:val="19"/>
+              </w:rPr>
+              <w:t>fix</w:t>
+            </w:r>
+          </w:p>
+        </w:tc>
+        <w:tc>
+          <w:tcPr>
+            <w:tcW w:type="dxa" w:w="4252"/>
+          </w:tcPr>
+          <w:p>
+            <w:r/>
+            <w:r>
+              <w:rPr>
+                <w:rFonts w:ascii="宋体" w:hAnsi="宋体" w:eastAsia="宋体" w:cs="宋体"/>
+                <w:b w:val="0"/>
+                <w:sz w:val="19"/>
+              </w:rPr>
+              <w:t>按资料版本和完整上下文隔离回答缓存</w:t>
+            </w:r>
+          </w:p>
+        </w:tc>
+        <w:tc>
+          <w:tcPr>
+            <w:tcW w:type="dxa" w:w="2098"/>
+          </w:tcPr>
+          <w:p>
+            <w:r/>
+            <w:r>
+              <w:rPr>
+                <w:rFonts w:ascii="宋体" w:hAnsi="宋体" w:eastAsia="宋体" w:cs="宋体"/>
+                <w:b w:val="0"/>
+                <w:sz w:val="19"/>
+              </w:rPr>
+              <w:t>2 文件 / +74 / -7</w:t>
+            </w:r>
+          </w:p>
+        </w:tc>
+      </w:tr>
     </w:tbl>
     <w:p>
       <w:r>
@@ -1495,7 +1702,7 @@
                 <w:b w:val="0"/>
                 <w:sz w:val="19"/>
               </w:rPr>
-              <w:t>feat/study-extensions</w:t>
+              <w:t>codex/fix-answer-cache</w:t>
             </w:r>
           </w:p>
         </w:tc>
@@ -1529,7 +1736,7 @@
                 <w:b w:val="0"/>
                 <w:sz w:val="19"/>
               </w:rPr>
-              <w:t>8bce87e</w:t>
+              <w:t>c350557</w:t>
             </w:r>
           </w:p>
         </w:tc>
@@ -1563,7 +1770,7 @@
                 <w:b w:val="0"/>
                 <w:sz w:val="19"/>
               </w:rPr>
-              <w:t>83</w:t>
+              <w:t>86</w:t>
             </w:r>
           </w:p>
         </w:tc>
@@ -1597,7 +1804,7 @@
                 <w:b w:val="0"/>
                 <w:sz w:val="19"/>
               </w:rPr>
-              <w:t>14</w:t>
+              <w:t>17</w:t>
             </w:r>
           </w:p>
         </w:tc>
@@ -1631,7 +1838,7 @@
                 <w:b w:val="0"/>
                 <w:sz w:val="19"/>
               </w:rPr>
-              <w:t>161</w:t>
+              <w:t>162</w:t>
             </w:r>
           </w:p>
         </w:tc>
@@ -1699,7 +1906,7 @@
                 <w:b w:val="0"/>
                 <w:sz w:val="19"/>
               </w:rPr>
-              <w:t>本地领先 2 个提交（待推送）</w:t>
+              <w:t>未找到远端分支</w:t>
             </w:r>
           </w:p>
         </w:tc>
@@ -1733,7 +1940,7 @@
                 <w:b w:val="0"/>
                 <w:sz w:val="19"/>
               </w:rPr>
-              <w:t>21.52 MB（不含 .git）</w:t>
+              <w:t>16.1 MB（不含 .git）</w:t>
             </w:r>
           </w:p>
         </w:tc>
@@ -1763,59 +1970,7 @@
           <w:b w:val="0"/>
           <w:sz w:val="21"/>
         </w:rPr>
-        <w:t>独立测试报出审核未隔离检索、缓存按切片数失效，已修复并补回归</w:t>
-      </w:r>
-    </w:p>
-    <w:p>
-      <w:pPr>
-        <w:pStyle w:val="ListBullet"/>
-      </w:pPr>
-      <w:r>
-        <w:rPr>
-          <w:rFonts w:ascii="宋体" w:hAnsi="宋体" w:eastAsia="宋体" w:cs="宋体"/>
-          <w:b w:val="0"/>
-          <w:sz w:val="21"/>
-        </w:rPr>
-        <w:t>深链接被 landing.js 的 goHome() 抢回首页，改为有 view 参数时跳过欢迎动画</w:t>
-      </w:r>
-    </w:p>
-    <w:p>
-      <w:pPr>
-        <w:pStyle w:val="ListBullet"/>
-      </w:pPr>
-      <w:r>
-        <w:rPr>
-          <w:rFonts w:ascii="宋体" w:hAnsi="宋体" w:eastAsia="宋体" w:cs="宋体"/>
-          <w:b w:val="0"/>
-          <w:sz w:val="21"/>
-        </w:rPr>
-        <w:t>#heatmap-box 与网格容器共用 .heatmap 类导致卡片被撑高，内层改名 .hm-grid</w:t>
-      </w:r>
-    </w:p>
-    <w:p>
-      <w:pPr>
-        <w:pStyle w:val="ListBullet"/>
-      </w:pPr>
-      <w:r>
-        <w:rPr>
-          <w:rFonts w:ascii="宋体" w:hAnsi="宋体" w:eastAsia="宋体" w:cs="宋体"/>
-          <w:b w:val="0"/>
-          <w:sz w:val="21"/>
-        </w:rPr>
-        <w:t>无头浏览器窗口最小宽度 512，430 宽截图实为裁切而非布局溢出，已用 innerWidth 探针确认</w:t>
-      </w:r>
-    </w:p>
-    <w:p>
-      <w:pPr>
-        <w:pStyle w:val="ListBullet"/>
-      </w:pPr>
-      <w:r>
-        <w:rPr>
-          <w:rFonts w:ascii="宋体" w:hAnsi="宋体" w:eastAsia="宋体" w:cs="宋体"/>
-          <w:b w:val="0"/>
-          <w:sz w:val="21"/>
-        </w:rPr>
-        <w:t>UI 初版窄屏下内容横向溢出，改为 KPI 两列 minmax(0,1fr) 并在 ≤560px 退化为单列</w:t>
+        <w:t>删除资料或修改审核状态后仍回放旧答案的问题已修复；不同上下文缓存碰撞已修复。</w:t>
       </w:r>
     </w:p>
     <w:p>
@@ -1842,46 +1997,7 @@
           <w:b w:val="0"/>
           <w:sz w:val="21"/>
         </w:rPr>
-        <w:t>EXT-19 引用逐句核验、EXT-18 增量索引未完成</w:t>
-      </w:r>
-    </w:p>
-    <w:p>
-      <w:pPr>
-        <w:pStyle w:val="ListBullet"/>
-      </w:pPr>
-      <w:r>
-        <w:rPr>
-          <w:rFonts w:ascii="宋体" w:hAnsi="宋体" w:eastAsia="宋体" w:cs="宋体"/>
-          <w:b w:val="0"/>
-          <w:sz w:val="21"/>
-        </w:rPr>
-        <w:t>深色模式、手机底部导航、真实触屏手感未做</w:t>
-      </w:r>
-    </w:p>
-    <w:p>
-      <w:pPr>
-        <w:pStyle w:val="ListBullet"/>
-      </w:pPr>
-      <w:r>
-        <w:rPr>
-          <w:rFonts w:ascii="宋体" w:hAnsi="宋体" w:eastAsia="宋体" w:cs="宋体"/>
-          <w:b w:val="0"/>
-          <w:sz w:val="21"/>
-        </w:rPr>
-        <w:t>提示词结构化与真实 DeepSeek 回答质量仍未验证</w:t>
-      </w:r>
-    </w:p>
-    <w:p>
-      <w:pPr>
-        <w:pStyle w:val="ListBullet"/>
-      </w:pPr>
-      <w:r>
-        <w:rPr>
-          <w:rFonts w:ascii="宋体" w:hAnsi="宋体" w:eastAsia="宋体" w:cs="宋体"/>
-          <w:b w:val="0"/>
-          <w:sz w:val="21"/>
-        </w:rPr>
-        <w:t>分支 feat/study-extensions 待 Review 后合并 main；微调 500 条样本仍未开始</w:t>
+        <w:t>重启本地服务加载修复；真实模型调用与完整UI验收未执行。</w:t>
       </w:r>
     </w:p>
     <w:p/>
@@ -1896,7 +2012,7 @@
           <w:color w:val="888888"/>
           <w:sz w:val="17"/>
         </w:rPr>
-        <w:t>生成时间：2026-10-31 04:54</w:t>
+        <w:t>生成时间：2026-10-31 05:22</w:t>
       </w:r>
     </w:p>
     <w:sectPr>

--- a/日志/2026-10-31 修改日志.docx
+++ b/日志/2026-10-31 修改日志.docx
@@ -52,7 +52,7 @@
           <w:b w:val="0"/>
           <w:sz w:val="21"/>
         </w:rPr>
-        <w:t>本日共产生 14 次提交，涉及 14 条记录，当前仓库已跟踪 161 个文件、累计 83 次提交。</w:t>
+        <w:t>本日共产生 17 次提交，涉及 17 条记录，当前仓库已跟踪 162 个文件、累计 86 次提交。</w:t>
       </w:r>
     </w:p>
     <w:p>
@@ -78,7 +78,7 @@
           <w:b w:val="0"/>
           <w:sz w:val="21"/>
         </w:rPr>
-        <w:t>第二批：热力图、知识图谱、能力雷达、复习预测、检索分数条五个可视化；AI 侧加回答缓存、指代消解、同义词与去重、题型化提示词</w:t>
+        <w:t>第二批：五个可视化（热力图/知识图谱/能力雷达/复习预测/检索分数条）与 AI 优化（回答缓存、指代消解、同义词与去重、题型化提示词）</w:t>
       </w:r>
     </w:p>
     <w:p>
@@ -91,7 +91,7 @@
           <w:b w:val="0"/>
           <w:sz w:val="21"/>
         </w:rPr>
-        <w:t>第三批：界面重构——看板 12 列栅格、KPI 图标、空状态、聊天页版式、900/820/560 三档响应式、?view= 深链接</w:t>
+        <w:t>第三批：界面重构——看板 12 列栅格、KPI 图标、空状态、聊天页版式、三档响应式、?view= 深链接</w:t>
       </w:r>
     </w:p>
     <w:p>
@@ -104,7 +104,20 @@
           <w:b w:val="0"/>
           <w:sz w:val="21"/>
         </w:rPr>
-        <w:t>新增离线评测脚本 eval_retrieval.py 与 Chrome 无头截图验证流程；check.py 增至 33 项，selftest 离线 44/44</w:t>
+        <w:t>合并 feat/study-extensions 到 main（--no-ff），合并后 check.py 33/33 通过</w:t>
+      </w:r>
+    </w:p>
+    <w:p>
+      <w:pPr>
+        <w:pStyle w:val="ListBullet"/>
+      </w:pPr>
+      <w:r>
+        <w:rPr>
+          <w:rFonts w:ascii="宋体" w:hAnsi="宋体" w:eastAsia="宋体" w:cs="宋体"/>
+          <w:b w:val="0"/>
+          <w:sz w:val="21"/>
+        </w:rPr>
+        <w:t>修正回答缓存键：纳入索引版本、配置与学习者上下文，避免资料更新后复用旧答案；新增 5 条单元测试</w:t>
       </w:r>
     </w:p>
     <w:p>
@@ -1386,6 +1399,252 @@
           </w:p>
         </w:tc>
       </w:tr>
+      <w:tr>
+        <w:tc>
+          <w:tcPr>
+            <w:tcW w:type="dxa" w:w="907"/>
+          </w:tcPr>
+          <w:p>
+            <w:r/>
+            <w:r>
+              <w:rPr>
+                <w:rFonts w:ascii="宋体" w:hAnsi="宋体" w:eastAsia="宋体" w:cs="宋体"/>
+                <w:b w:val="0"/>
+                <w:sz w:val="19"/>
+              </w:rPr>
+              <w:t>04:54</w:t>
+            </w:r>
+          </w:p>
+        </w:tc>
+        <w:tc>
+          <w:tcPr>
+            <w:tcW w:type="dxa" w:w="1077"/>
+          </w:tcPr>
+          <w:p>
+            <w:r/>
+            <w:r>
+              <w:rPr>
+                <w:rFonts w:ascii="宋体" w:hAnsi="宋体" w:eastAsia="宋体" w:cs="宋体"/>
+                <w:b w:val="0"/>
+                <w:sz w:val="19"/>
+              </w:rPr>
+              <w:t>2eb31cf</w:t>
+            </w:r>
+          </w:p>
+        </w:tc>
+        <w:tc>
+          <w:tcPr>
+            <w:tcW w:type="dxa" w:w="850"/>
+          </w:tcPr>
+          <w:p>
+            <w:r/>
+            <w:r>
+              <w:rPr>
+                <w:rFonts w:ascii="宋体" w:hAnsi="宋体" w:eastAsia="宋体" w:cs="宋体"/>
+                <w:b w:val="0"/>
+                <w:sz w:val="19"/>
+              </w:rPr>
+              <w:t>docs</w:t>
+            </w:r>
+          </w:p>
+        </w:tc>
+        <w:tc>
+          <w:tcPr>
+            <w:tcW w:type="dxa" w:w="4252"/>
+          </w:tcPr>
+          <w:p>
+            <w:r/>
+            <w:r>
+              <w:rPr>
+                <w:rFonts w:ascii="宋体" w:hAnsi="宋体" w:eastAsia="宋体" w:cs="宋体"/>
+                <w:b w:val="0"/>
+                <w:sz w:val="19"/>
+              </w:rPr>
+              <w:t>更新 2026-10-31 修改日志（补 UI 重构）</w:t>
+            </w:r>
+          </w:p>
+        </w:tc>
+        <w:tc>
+          <w:tcPr>
+            <w:tcW w:type="dxa" w:w="2098"/>
+          </w:tcPr>
+          <w:p>
+            <w:r/>
+            <w:r>
+              <w:rPr>
+                <w:rFonts w:ascii="宋体" w:hAnsi="宋体" w:eastAsia="宋体" w:cs="宋体"/>
+                <w:b w:val="0"/>
+                <w:sz w:val="19"/>
+              </w:rPr>
+              <w:t>1 文件</w:t>
+            </w:r>
+          </w:p>
+        </w:tc>
+      </w:tr>
+      <w:tr>
+        <w:tc>
+          <w:tcPr>
+            <w:tcW w:type="dxa" w:w="907"/>
+          </w:tcPr>
+          <w:p>
+            <w:r/>
+            <w:r>
+              <w:rPr>
+                <w:rFonts w:ascii="宋体" w:hAnsi="宋体" w:eastAsia="宋体" w:cs="宋体"/>
+                <w:b w:val="0"/>
+                <w:sz w:val="19"/>
+              </w:rPr>
+              <w:t>05:17</w:t>
+            </w:r>
+          </w:p>
+        </w:tc>
+        <w:tc>
+          <w:tcPr>
+            <w:tcW w:type="dxa" w:w="1077"/>
+          </w:tcPr>
+          <w:p>
+            <w:r/>
+            <w:r>
+              <w:rPr>
+                <w:rFonts w:ascii="宋体" w:hAnsi="宋体" w:eastAsia="宋体" w:cs="宋体"/>
+                <w:b w:val="0"/>
+                <w:sz w:val="19"/>
+              </w:rPr>
+              <w:t>6676d96</w:t>
+            </w:r>
+          </w:p>
+        </w:tc>
+        <w:tc>
+          <w:tcPr>
+            <w:tcW w:type="dxa" w:w="850"/>
+          </w:tcPr>
+          <w:p>
+            <w:r/>
+            <w:r>
+              <w:rPr>
+                <w:rFonts w:ascii="宋体" w:hAnsi="宋体" w:eastAsia="宋体" w:cs="宋体"/>
+                <w:b w:val="0"/>
+                <w:sz w:val="19"/>
+              </w:rPr>
+              <w:t>其他</w:t>
+            </w:r>
+          </w:p>
+        </w:tc>
+        <w:tc>
+          <w:tcPr>
+            <w:tcW w:type="dxa" w:w="4252"/>
+          </w:tcPr>
+          <w:p>
+            <w:r/>
+            <w:r>
+              <w:rPr>
+                <w:rFonts w:ascii="宋体" w:hAnsi="宋体" w:eastAsia="宋体" w:cs="宋体"/>
+                <w:b w:val="0"/>
+                <w:sz w:val="19"/>
+              </w:rPr>
+              <w:t>merge: 合并 feat/study-extensions（扩展功能、可视化、AI 优化与 UI 重构）</w:t>
+            </w:r>
+          </w:p>
+        </w:tc>
+        <w:tc>
+          <w:tcPr>
+            <w:tcW w:type="dxa" w:w="2098"/>
+          </w:tcPr>
+          <w:p>
+            <w:r/>
+            <w:r>
+              <w:rPr>
+                <w:rFonts w:ascii="宋体" w:hAnsi="宋体" w:eastAsia="宋体" w:cs="宋体"/>
+                <w:b w:val="0"/>
+                <w:sz w:val="19"/>
+              </w:rPr>
+              <w:t>18 文件 / +3483 / -42</w:t>
+            </w:r>
+          </w:p>
+        </w:tc>
+      </w:tr>
+      <w:tr>
+        <w:tc>
+          <w:tcPr>
+            <w:tcW w:type="dxa" w:w="907"/>
+          </w:tcPr>
+          <w:p>
+            <w:r/>
+            <w:r>
+              <w:rPr>
+                <w:rFonts w:ascii="宋体" w:hAnsi="宋体" w:eastAsia="宋体" w:cs="宋体"/>
+                <w:b w:val="0"/>
+                <w:sz w:val="19"/>
+              </w:rPr>
+              <w:t>05:23</w:t>
+            </w:r>
+          </w:p>
+        </w:tc>
+        <w:tc>
+          <w:tcPr>
+            <w:tcW w:type="dxa" w:w="1077"/>
+          </w:tcPr>
+          <w:p>
+            <w:r/>
+            <w:r>
+              <w:rPr>
+                <w:rFonts w:ascii="宋体" w:hAnsi="宋体" w:eastAsia="宋体" w:cs="宋体"/>
+                <w:b w:val="0"/>
+                <w:sz w:val="19"/>
+              </w:rPr>
+              <w:t>89e88bc</w:t>
+            </w:r>
+          </w:p>
+        </w:tc>
+        <w:tc>
+          <w:tcPr>
+            <w:tcW w:type="dxa" w:w="850"/>
+          </w:tcPr>
+          <w:p>
+            <w:r/>
+            <w:r>
+              <w:rPr>
+                <w:rFonts w:ascii="宋体" w:hAnsi="宋体" w:eastAsia="宋体" w:cs="宋体"/>
+                <w:b w:val="0"/>
+                <w:sz w:val="19"/>
+              </w:rPr>
+              <w:t>fix</w:t>
+            </w:r>
+          </w:p>
+        </w:tc>
+        <w:tc>
+          <w:tcPr>
+            <w:tcW w:type="dxa" w:w="4252"/>
+          </w:tcPr>
+          <w:p>
+            <w:r/>
+            <w:r>
+              <w:rPr>
+                <w:rFonts w:ascii="宋体" w:hAnsi="宋体" w:eastAsia="宋体" w:cs="宋体"/>
+                <w:b w:val="0"/>
+                <w:sz w:val="19"/>
+              </w:rPr>
+              <w:t>回答缓存键纳入索引版本、配置与学习者上下文，并补单元测试</w:t>
+            </w:r>
+          </w:p>
+        </w:tc>
+        <w:tc>
+          <w:tcPr>
+            <w:tcW w:type="dxa" w:w="2098"/>
+          </w:tcPr>
+          <w:p>
+            <w:r/>
+            <w:r>
+              <w:rPr>
+                <w:rFonts w:ascii="宋体" w:hAnsi="宋体" w:eastAsia="宋体" w:cs="宋体"/>
+                <w:b w:val="0"/>
+                <w:sz w:val="19"/>
+              </w:rPr>
+              <w:t>2 文件 / +74 / -7</w:t>
+            </w:r>
+          </w:p>
+        </w:tc>
+      </w:tr>
     </w:tbl>
     <w:p>
       <w:r>
@@ -1495,7 +1754,7 @@
                 <w:b w:val="0"/>
                 <w:sz w:val="19"/>
               </w:rPr>
-              <w:t>feat/study-extensions</w:t>
+              <w:t>main</w:t>
             </w:r>
           </w:p>
         </w:tc>
@@ -1529,7 +1788,7 @@
                 <w:b w:val="0"/>
                 <w:sz w:val="19"/>
               </w:rPr>
-              <w:t>8bce87e</w:t>
+              <w:t>89e88bc</w:t>
             </w:r>
           </w:p>
         </w:tc>
@@ -1563,7 +1822,7 @@
                 <w:b w:val="0"/>
                 <w:sz w:val="19"/>
               </w:rPr>
-              <w:t>83</w:t>
+              <w:t>86</w:t>
             </w:r>
           </w:p>
         </w:tc>
@@ -1597,7 +1856,7 @@
                 <w:b w:val="0"/>
                 <w:sz w:val="19"/>
               </w:rPr>
-              <w:t>14</w:t>
+              <w:t>17</w:t>
             </w:r>
           </w:p>
         </w:tc>
@@ -1631,7 +1890,7 @@
                 <w:b w:val="0"/>
                 <w:sz w:val="19"/>
               </w:rPr>
-              <w:t>161</w:t>
+              <w:t>162</w:t>
             </w:r>
           </w:p>
         </w:tc>
@@ -1699,7 +1958,7 @@
                 <w:b w:val="0"/>
                 <w:sz w:val="19"/>
               </w:rPr>
-              <w:t>本地领先 2 个提交（待推送）</w:t>
+              <w:t>与远端一致</w:t>
             </w:r>
           </w:p>
         </w:tc>
@@ -1733,7 +1992,7 @@
                 <w:b w:val="0"/>
                 <w:sz w:val="19"/>
               </w:rPr>
-              <w:t>21.52 MB（不含 .git）</w:t>
+              <w:t>21.53 MB（不含 .git）</w:t>
             </w:r>
           </w:p>
         </w:tc>
@@ -1789,7 +2048,7 @@
           <w:b w:val="0"/>
           <w:sz w:val="21"/>
         </w:rPr>
-        <w:t>#heatmap-box 与网格容器共用 .heatmap 类导致卡片被撑高，内层改名 .hm-grid</w:t>
+        <w:t>热力图容器类名冲突导致卡片被撑高，内层改名 .hm-grid</w:t>
       </w:r>
     </w:p>
     <w:p>
@@ -1802,20 +2061,7 @@
           <w:b w:val="0"/>
           <w:sz w:val="21"/>
         </w:rPr>
-        <w:t>无头浏览器窗口最小宽度 512，430 宽截图实为裁切而非布局溢出，已用 innerWidth 探针确认</w:t>
-      </w:r>
-    </w:p>
-    <w:p>
-      <w:pPr>
-        <w:pStyle w:val="ListBullet"/>
-      </w:pPr>
-      <w:r>
-        <w:rPr>
-          <w:rFonts w:ascii="宋体" w:hAnsi="宋体" w:eastAsia="宋体" w:cs="宋体"/>
-          <w:b w:val="0"/>
-          <w:sz w:val="21"/>
-        </w:rPr>
-        <w:t>UI 初版窄屏下内容横向溢出，改为 KPI 两列 minmax(0,1fr) 并在 ≤560px 退化为单列</w:t>
+        <w:t>无头浏览器最小窗口宽度 512，430 宽截图实为裁切而非布局溢出</w:t>
       </w:r>
     </w:p>
     <w:p>
@@ -1881,7 +2127,7 @@
           <w:b w:val="0"/>
           <w:sz w:val="21"/>
         </w:rPr>
-        <w:t>分支 feat/study-extensions 待 Review 后合并 main；微调 500 条样本仍未开始</w:t>
+        <w:t>微调 500 条样本仍未开始（FR-11）</w:t>
       </w:r>
     </w:p>
     <w:p/>
@@ -1896,7 +2142,7 @@
           <w:color w:val="888888"/>
           <w:sz w:val="17"/>
         </w:rPr>
-        <w:t>生成时间：2026-10-31 04:54</w:t>
+        <w:t>生成时间：2026-10-31 05:24</w:t>
       </w:r>
     </w:p>
     <w:sectPr>

--- a/日志/2026-10-31 修改日志.docx
+++ b/日志/2026-10-31 修改日志.docx
@@ -8,9 +8,9 @@
       </w:pPr>
       <w:r>
         <w:rPr>
-          <w:rFonts w:ascii="微软雅黑" w:hAnsi="微软雅黑" w:eastAsia="微软雅黑" w:cs="微软雅黑"/>
+          <w:rFonts w:ascii="Songti SC" w:hAnsi="Songti SC" w:eastAsia="Songti SC" w:cs="微软雅黑"/>
           <w:b/>
-          <w:color w:val="1F3B63"/>
+          <w:color w:val="000000"/>
           <w:sz w:val="40"/>
         </w:rPr>
         <w:t>2026-10-31 修改日志</w:t>
@@ -22,12 +22,12 @@
       </w:pPr>
       <w:r>
         <w:rPr>
-          <w:rFonts w:ascii="宋体" w:hAnsi="宋体" w:eastAsia="宋体" w:cs="宋体"/>
+          <w:rFonts w:ascii="Songti SC" w:hAnsi="Songti SC" w:eastAsia="Songti SC" w:cs="宋体"/>
           <w:b w:val="0"/>
           <w:color w:val="606060"/>
           <w:sz w:val="19"/>
         </w:rPr>
-        <w:t>计算机课程学习助手（CSLA）　星期六　记录人：KnightofAltria</w:t>
+        <w:t>计算机课程学习助手（CSLA）　星期六　记录人：KnightofAltria；本次补充 许知恒</w:t>
       </w:r>
     </w:p>
     <w:p/>
@@ -37,7 +37,7 @@
       </w:pPr>
       <w:r>
         <w:rPr>
-          <w:rFonts w:ascii="微软雅黑" w:hAnsi="微软雅黑" w:eastAsia="微软雅黑" w:cs="微软雅黑"/>
+          <w:rFonts w:ascii="Songti SC" w:hAnsi="Songti SC" w:eastAsia="Songti SC" w:cs="微软雅黑"/>
           <w:b/>
           <w:color w:val="1F3B63"/>
           <w:sz w:val="28"/>
@@ -48,11 +48,11 @@
     <w:p>
       <w:r>
         <w:rPr>
-          <w:rFonts w:ascii="宋体" w:hAnsi="宋体" w:eastAsia="宋体" w:cs="宋体"/>
+          <w:rFonts w:ascii="Songti SC" w:hAnsi="Songti SC" w:eastAsia="Songti SC" w:cs="宋体"/>
           <w:b w:val="0"/>
           <w:sz w:val="21"/>
         </w:rPr>
-        <w:t>本日共产生 17 次提交，涉及 17 条记录，当前仓库已跟踪 162 个文件、累计 86 次提交。</w:t>
+        <w:t>本日共产生 1 次提交，涉及 1 条记录，当前仓库已跟踪 167 个文件、累计 88 次提交。</w:t>
       </w:r>
     </w:p>
     <w:p>
@@ -61,7 +61,7 @@
       </w:pPr>
       <w:r>
         <w:rPr>
-          <w:rFonts w:ascii="宋体" w:hAnsi="宋体" w:eastAsia="宋体" w:cs="宋体"/>
+          <w:rFonts w:ascii="Songti SC" w:hAnsi="Songti SC" w:eastAsia="Songti SC" w:cs="宋体"/>
           <w:b w:val="0"/>
           <w:sz w:val="21"/>
         </w:rPr>
@@ -74,7 +74,7 @@
       </w:pPr>
       <w:r>
         <w:rPr>
-          <w:rFonts w:ascii="宋体" w:hAnsi="宋体" w:eastAsia="宋体" w:cs="宋体"/>
+          <w:rFonts w:ascii="Songti SC" w:hAnsi="Songti SC" w:eastAsia="Songti SC" w:cs="宋体"/>
           <w:b w:val="0"/>
           <w:sz w:val="21"/>
         </w:rPr>
@@ -87,7 +87,7 @@
       </w:pPr>
       <w:r>
         <w:rPr>
-          <w:rFonts w:ascii="宋体" w:hAnsi="宋体" w:eastAsia="宋体" w:cs="宋体"/>
+          <w:rFonts w:ascii="Songti SC" w:hAnsi="Songti SC" w:eastAsia="Songti SC" w:cs="宋体"/>
           <w:b w:val="0"/>
           <w:sz w:val="21"/>
         </w:rPr>
@@ -100,7 +100,7 @@
       </w:pPr>
       <w:r>
         <w:rPr>
-          <w:rFonts w:ascii="宋体" w:hAnsi="宋体" w:eastAsia="宋体" w:cs="宋体"/>
+          <w:rFonts w:ascii="Songti SC" w:hAnsi="Songti SC" w:eastAsia="Songti SC" w:cs="宋体"/>
           <w:b w:val="0"/>
           <w:sz w:val="21"/>
         </w:rPr>
@@ -113,7 +113,7 @@
       </w:pPr>
       <w:r>
         <w:rPr>
-          <w:rFonts w:ascii="宋体" w:hAnsi="宋体" w:eastAsia="宋体" w:cs="宋体"/>
+          <w:rFonts w:ascii="Songti SC" w:hAnsi="Songti SC" w:eastAsia="Songti SC" w:cs="宋体"/>
           <w:b w:val="0"/>
           <w:sz w:val="21"/>
         </w:rPr>
@@ -122,11 +122,37 @@
     </w:p>
     <w:p>
       <w:pPr>
+        <w:pStyle w:val="ListBullet"/>
+      </w:pPr>
+      <w:r>
+        <w:rPr>
+          <w:rFonts w:ascii="Songti SC" w:hAnsi="Songti SC" w:eastAsia="Songti SC" w:cs="宋体"/>
+          <w:b w:val="0"/>
+          <w:sz w:val="21"/>
+        </w:rPr>
+        <w:t>许知恒本次本地工作：从 GitHub 获取更新，以 feat/auth 为基础创建 feat/frontend-redesign；完成欢迎页、首页、侧栏与线条图标改造，加入头像拖放、个人简介、提示气泡和界面设置。</w:t>
+      </w:r>
+    </w:p>
+    <w:p>
+      <w:pPr>
+        <w:pStyle w:val="ListBullet"/>
+      </w:pPr>
+      <w:r>
+        <w:rPr>
+          <w:rFonts w:ascii="Songti SC" w:hAnsi="Songti SC" w:eastAsia="Songti SC" w:cs="宋体"/>
+          <w:b w:val="0"/>
+          <w:sz w:val="21"/>
+        </w:rPr>
+        <w:t>使用隔离临时目录运行离线预览；头像上传、简介保存及设置开关验证通过；项目轻量检查34/34通过。</w:t>
+      </w:r>
+    </w:p>
+    <w:p>
+      <w:pPr>
         <w:pStyle w:val="Heading1"/>
       </w:pPr>
       <w:r>
         <w:rPr>
-          <w:rFonts w:ascii="微软雅黑" w:hAnsi="微软雅黑" w:eastAsia="微软雅黑" w:cs="微软雅黑"/>
+          <w:rFonts w:ascii="Songti SC" w:hAnsi="Songti SC" w:eastAsia="Songti SC" w:cs="微软雅黑"/>
           <w:b/>
           <w:color w:val="1F3B63"/>
           <w:sz w:val="28"/>
@@ -159,10 +185,14 @@
             <w:pPr>
               <w:jc w:val="center"/>
             </w:pPr>
-            <w:r/>
             <w:r>
               <w:rPr>
-                <w:rFonts w:ascii="微软雅黑" w:hAnsi="微软雅黑" w:eastAsia="微软雅黑" w:cs="微软雅黑"/>
+                <w:rFonts w:ascii="Songti SC" w:hAnsi="Songti SC" w:eastAsia="Songti SC"/>
+              </w:rPr>
+            </w:r>
+            <w:r>
+              <w:rPr>
+                <w:rFonts w:ascii="Songti SC" w:hAnsi="Songti SC" w:eastAsia="Songti SC" w:cs="微软雅黑"/>
                 <w:b/>
                 <w:sz w:val="19"/>
               </w:rPr>
@@ -179,10 +209,14 @@
             <w:pPr>
               <w:jc w:val="center"/>
             </w:pPr>
-            <w:r/>
             <w:r>
               <w:rPr>
-                <w:rFonts w:ascii="微软雅黑" w:hAnsi="微软雅黑" w:eastAsia="微软雅黑" w:cs="微软雅黑"/>
+                <w:rFonts w:ascii="Songti SC" w:hAnsi="Songti SC" w:eastAsia="Songti SC"/>
+              </w:rPr>
+            </w:r>
+            <w:r>
+              <w:rPr>
+                <w:rFonts w:ascii="Songti SC" w:hAnsi="Songti SC" w:eastAsia="Songti SC" w:cs="微软雅黑"/>
                 <w:b/>
                 <w:sz w:val="19"/>
               </w:rPr>
@@ -199,10 +233,14 @@
             <w:pPr>
               <w:jc w:val="center"/>
             </w:pPr>
-            <w:r/>
             <w:r>
               <w:rPr>
-                <w:rFonts w:ascii="微软雅黑" w:hAnsi="微软雅黑" w:eastAsia="微软雅黑" w:cs="微软雅黑"/>
+                <w:rFonts w:ascii="Songti SC" w:hAnsi="Songti SC" w:eastAsia="Songti SC"/>
+              </w:rPr>
+            </w:r>
+            <w:r>
+              <w:rPr>
+                <w:rFonts w:ascii="Songti SC" w:hAnsi="Songti SC" w:eastAsia="Songti SC" w:cs="微软雅黑"/>
                 <w:b/>
                 <w:sz w:val="19"/>
               </w:rPr>
@@ -219,10 +257,14 @@
             <w:pPr>
               <w:jc w:val="center"/>
             </w:pPr>
-            <w:r/>
             <w:r>
               <w:rPr>
-                <w:rFonts w:ascii="微软雅黑" w:hAnsi="微软雅黑" w:eastAsia="微软雅黑" w:cs="微软雅黑"/>
+                <w:rFonts w:ascii="Songti SC" w:hAnsi="Songti SC" w:eastAsia="Songti SC"/>
+              </w:rPr>
+            </w:r>
+            <w:r>
+              <w:rPr>
+                <w:rFonts w:ascii="Songti SC" w:hAnsi="Songti SC" w:eastAsia="Songti SC" w:cs="微软雅黑"/>
                 <w:b/>
                 <w:sz w:val="19"/>
               </w:rPr>
@@ -239,10 +281,14 @@
             <w:pPr>
               <w:jc w:val="center"/>
             </w:pPr>
-            <w:r/>
             <w:r>
               <w:rPr>
-                <w:rFonts w:ascii="微软雅黑" w:hAnsi="微软雅黑" w:eastAsia="微软雅黑" w:cs="微软雅黑"/>
+                <w:rFonts w:ascii="Songti SC" w:hAnsi="Songti SC" w:eastAsia="Songti SC"/>
+              </w:rPr>
+            </w:r>
+            <w:r>
+              <w:rPr>
+                <w:rFonts w:ascii="Songti SC" w:hAnsi="Songti SC" w:eastAsia="Songti SC" w:cs="微软雅黑"/>
                 <w:b/>
                 <w:sz w:val="19"/>
               </w:rPr>
@@ -257,14 +303,18 @@
             <w:tcW w:type="dxa" w:w="907"/>
           </w:tcPr>
           <w:p>
-            <w:r/>
             <w:r>
               <w:rPr>
-                <w:rFonts w:ascii="宋体" w:hAnsi="宋体" w:eastAsia="宋体" w:cs="宋体"/>
+                <w:rFonts w:ascii="Songti SC" w:hAnsi="Songti SC" w:eastAsia="Songti SC"/>
+              </w:rPr>
+            </w:r>
+            <w:r>
+              <w:rPr>
+                <w:rFonts w:ascii="Songti SC" w:hAnsi="Songti SC" w:eastAsia="Songti SC" w:cs="宋体"/>
                 <w:b w:val="0"/>
                 <w:sz w:val="19"/>
               </w:rPr>
-              <w:t>04:00</w:t>
+              <w:t>19:02</w:t>
             </w:r>
           </w:p>
         </w:tc>
@@ -273,14 +323,18 @@
             <w:tcW w:type="dxa" w:w="1077"/>
           </w:tcPr>
           <w:p>
-            <w:r/>
             <w:r>
               <w:rPr>
-                <w:rFonts w:ascii="宋体" w:hAnsi="宋体" w:eastAsia="宋体" w:cs="宋体"/>
+                <w:rFonts w:ascii="Songti SC" w:hAnsi="Songti SC" w:eastAsia="Songti SC"/>
+              </w:rPr>
+            </w:r>
+            <w:r>
+              <w:rPr>
+                <w:rFonts w:ascii="Songti SC" w:hAnsi="Songti SC" w:eastAsia="Songti SC" w:cs="宋体"/>
                 <w:b w:val="0"/>
                 <w:sz w:val="19"/>
               </w:rPr>
-              <w:t>3dee361</w:t>
+              <w:t>2e5407c</w:t>
             </w:r>
           </w:p>
         </w:tc>
@@ -289,10 +343,14 @@
             <w:tcW w:type="dxa" w:w="850"/>
           </w:tcPr>
           <w:p>
-            <w:r/>
             <w:r>
               <w:rPr>
-                <w:rFonts w:ascii="宋体" w:hAnsi="宋体" w:eastAsia="宋体" w:cs="宋体"/>
+                <w:rFonts w:ascii="Songti SC" w:hAnsi="Songti SC" w:eastAsia="Songti SC"/>
+              </w:rPr>
+            </w:r>
+            <w:r>
+              <w:rPr>
+                <w:rFonts w:ascii="Songti SC" w:hAnsi="Songti SC" w:eastAsia="Songti SC" w:cs="宋体"/>
                 <w:b w:val="0"/>
                 <w:sz w:val="19"/>
               </w:rPr>
@@ -305,14 +363,18 @@
             <w:tcW w:type="dxa" w:w="4252"/>
           </w:tcPr>
           <w:p>
-            <w:r/>
             <w:r>
               <w:rPr>
-                <w:rFonts w:ascii="宋体" w:hAnsi="宋体" w:eastAsia="宋体" w:cs="宋体"/>
+                <w:rFonts w:ascii="Songti SC" w:hAnsi="Songti SC" w:eastAsia="Songti SC"/>
+              </w:rPr>
+            </w:r>
+            <w:r>
+              <w:rPr>
+                <w:rFonts w:ascii="Songti SC" w:hAnsi="Songti SC" w:eastAsia="Songti SC" w:cs="宋体"/>
                 <w:b w:val="0"/>
                 <w:sz w:val="19"/>
               </w:rPr>
-              <w:t>新增复习队列、掌握度看板、检索详情、docx 导入等扩展能力</w:t>
+              <w:t>登录注册、按账号隔离数据，补齐资料移动/文件夹改名、显示名与头像、按月档案、浏览器前进后退</w:t>
             </w:r>
           </w:p>
         </w:tc>
@@ -321,1326 +383,18 @@
             <w:tcW w:type="dxa" w:w="2098"/>
           </w:tcPr>
           <w:p>
-            <w:r/>
             <w:r>
               <w:rPr>
-                <w:rFonts w:ascii="宋体" w:hAnsi="宋体" w:eastAsia="宋体" w:cs="宋体"/>
+                <w:rFonts w:ascii="Songti SC" w:hAnsi="Songti SC" w:eastAsia="Songti SC"/>
+              </w:rPr>
+            </w:r>
+            <w:r>
+              <w:rPr>
+                <w:rFonts w:ascii="Songti SC" w:hAnsi="Songti SC" w:eastAsia="Songti SC" w:cs="宋体"/>
                 <w:b w:val="0"/>
                 <w:sz w:val="19"/>
               </w:rPr>
-              <w:t>10 文件 / +1678 / -25</w:t>
-            </w:r>
-          </w:p>
-        </w:tc>
-      </w:tr>
-      <w:tr>
-        <w:tc>
-          <w:tcPr>
-            <w:tcW w:type="dxa" w:w="907"/>
-          </w:tcPr>
-          <w:p>
-            <w:r/>
-            <w:r>
-              <w:rPr>
-                <w:rFonts w:ascii="宋体" w:hAnsi="宋体" w:eastAsia="宋体" w:cs="宋体"/>
-                <w:b w:val="0"/>
-                <w:sz w:val="19"/>
-              </w:rPr>
-              <w:t>04:00</w:t>
-            </w:r>
-          </w:p>
-        </w:tc>
-        <w:tc>
-          <w:tcPr>
-            <w:tcW w:type="dxa" w:w="1077"/>
-          </w:tcPr>
-          <w:p>
-            <w:r/>
-            <w:r>
-              <w:rPr>
-                <w:rFonts w:ascii="宋体" w:hAnsi="宋体" w:eastAsia="宋体" w:cs="宋体"/>
-                <w:b w:val="0"/>
-                <w:sz w:val="19"/>
-              </w:rPr>
-              <w:t>3f5b779</w:t>
-            </w:r>
-          </w:p>
-        </w:tc>
-        <w:tc>
-          <w:tcPr>
-            <w:tcW w:type="dxa" w:w="850"/>
-          </w:tcPr>
-          <w:p>
-            <w:r/>
-            <w:r>
-              <w:rPr>
-                <w:rFonts w:ascii="宋体" w:hAnsi="宋体" w:eastAsia="宋体" w:cs="宋体"/>
-                <w:b w:val="0"/>
-                <w:sz w:val="19"/>
-              </w:rPr>
-              <w:t>docs</w:t>
-            </w:r>
-          </w:p>
-        </w:tc>
-        <w:tc>
-          <w:tcPr>
-            <w:tcW w:type="dxa" w:w="4252"/>
-          </w:tcPr>
-          <w:p>
-            <w:r/>
-            <w:r>
-              <w:rPr>
-                <w:rFonts w:ascii="宋体" w:hAnsi="宋体" w:eastAsia="宋体" w:cs="宋体"/>
-                <w:b w:val="0"/>
-                <w:sz w:val="19"/>
-              </w:rPr>
-              <w:t>补充功能扩展清单与扩展需求追踪</w:t>
-            </w:r>
-          </w:p>
-        </w:tc>
-        <w:tc>
-          <w:tcPr>
-            <w:tcW w:type="dxa" w:w="2098"/>
-          </w:tcPr>
-          <w:p>
-            <w:r/>
-            <w:r>
-              <w:rPr>
-                <w:rFonts w:ascii="宋体" w:hAnsi="宋体" w:eastAsia="宋体" w:cs="宋体"/>
-                <w:b w:val="0"/>
-                <w:sz w:val="19"/>
-              </w:rPr>
-              <w:t>3 文件 / +205</w:t>
-            </w:r>
-          </w:p>
-        </w:tc>
-      </w:tr>
-      <w:tr>
-        <w:tc>
-          <w:tcPr>
-            <w:tcW w:type="dxa" w:w="907"/>
-          </w:tcPr>
-          <w:p>
-            <w:r/>
-            <w:r>
-              <w:rPr>
-                <w:rFonts w:ascii="宋体" w:hAnsi="宋体" w:eastAsia="宋体" w:cs="宋体"/>
-                <w:b w:val="0"/>
-                <w:sz w:val="19"/>
-              </w:rPr>
-              <w:t>04:01</w:t>
-            </w:r>
-          </w:p>
-        </w:tc>
-        <w:tc>
-          <w:tcPr>
-            <w:tcW w:type="dxa" w:w="1077"/>
-          </w:tcPr>
-          <w:p>
-            <w:r/>
-            <w:r>
-              <w:rPr>
-                <w:rFonts w:ascii="宋体" w:hAnsi="宋体" w:eastAsia="宋体" w:cs="宋体"/>
-                <w:b w:val="0"/>
-                <w:sz w:val="19"/>
-              </w:rPr>
-              <w:t>715ea49</w:t>
-            </w:r>
-          </w:p>
-        </w:tc>
-        <w:tc>
-          <w:tcPr>
-            <w:tcW w:type="dxa" w:w="850"/>
-          </w:tcPr>
-          <w:p>
-            <w:r/>
-            <w:r>
-              <w:rPr>
-                <w:rFonts w:ascii="宋体" w:hAnsi="宋体" w:eastAsia="宋体" w:cs="宋体"/>
-                <w:b w:val="0"/>
-                <w:sz w:val="19"/>
-              </w:rPr>
-              <w:t>docs</w:t>
-            </w:r>
-          </w:p>
-        </w:tc>
-        <w:tc>
-          <w:tcPr>
-            <w:tcW w:type="dxa" w:w="4252"/>
-          </w:tcPr>
-          <w:p>
-            <w:r/>
-            <w:r>
-              <w:rPr>
-                <w:rFonts w:ascii="宋体" w:hAnsi="宋体" w:eastAsia="宋体" w:cs="宋体"/>
-                <w:b w:val="0"/>
-                <w:sz w:val="19"/>
-              </w:rPr>
-              <w:t>记录 2026-10-31 功能扩展的当日修改日志</w:t>
-            </w:r>
-          </w:p>
-        </w:tc>
-        <w:tc>
-          <w:tcPr>
-            <w:tcW w:type="dxa" w:w="2098"/>
-          </w:tcPr>
-          <w:p>
-            <w:r/>
-            <w:r>
-              <w:rPr>
-                <w:rFonts w:ascii="宋体" w:hAnsi="宋体" w:eastAsia="宋体" w:cs="宋体"/>
-                <w:b w:val="0"/>
-                <w:sz w:val="19"/>
-              </w:rPr>
-              <w:t>1 文件</w:t>
-            </w:r>
-          </w:p>
-        </w:tc>
-      </w:tr>
-      <w:tr>
-        <w:tc>
-          <w:tcPr>
-            <w:tcW w:type="dxa" w:w="907"/>
-          </w:tcPr>
-          <w:p>
-            <w:r/>
-            <w:r>
-              <w:rPr>
-                <w:rFonts w:ascii="宋体" w:hAnsi="宋体" w:eastAsia="宋体" w:cs="宋体"/>
-                <w:b w:val="0"/>
-                <w:sz w:val="19"/>
-              </w:rPr>
-              <w:t>04:09</w:t>
-            </w:r>
-          </w:p>
-        </w:tc>
-        <w:tc>
-          <w:tcPr>
-            <w:tcW w:type="dxa" w:w="1077"/>
-          </w:tcPr>
-          <w:p>
-            <w:r/>
-            <w:r>
-              <w:rPr>
-                <w:rFonts w:ascii="宋体" w:hAnsi="宋体" w:eastAsia="宋体" w:cs="宋体"/>
-                <w:b w:val="0"/>
-                <w:sz w:val="19"/>
-              </w:rPr>
-              <w:t>5cb7b72</w:t>
-            </w:r>
-          </w:p>
-        </w:tc>
-        <w:tc>
-          <w:tcPr>
-            <w:tcW w:type="dxa" w:w="850"/>
-          </w:tcPr>
-          <w:p>
-            <w:r/>
-            <w:r>
-              <w:rPr>
-                <w:rFonts w:ascii="宋体" w:hAnsi="宋体" w:eastAsia="宋体" w:cs="宋体"/>
-                <w:b w:val="0"/>
-                <w:sz w:val="19"/>
-              </w:rPr>
-              <w:t>fix</w:t>
-            </w:r>
-          </w:p>
-        </w:tc>
-        <w:tc>
-          <w:tcPr>
-            <w:tcW w:type="dxa" w:w="4252"/>
-          </w:tcPr>
-          <w:p>
-            <w:r/>
-            <w:r>
-              <w:rPr>
-                <w:rFonts w:ascii="宋体" w:hAnsi="宋体" w:eastAsia="宋体" w:cs="宋体"/>
-                <w:b w:val="0"/>
-                <w:sz w:val="19"/>
-              </w:rPr>
-              <w:t>浏览器重置连接时不再打印异常堆栈</w:t>
-            </w:r>
-          </w:p>
-        </w:tc>
-        <w:tc>
-          <w:tcPr>
-            <w:tcW w:type="dxa" w:w="2098"/>
-          </w:tcPr>
-          <w:p>
-            <w:r/>
-            <w:r>
-              <w:rPr>
-                <w:rFonts w:ascii="宋体" w:hAnsi="宋体" w:eastAsia="宋体" w:cs="宋体"/>
-                <w:b w:val="0"/>
-                <w:sz w:val="19"/>
-              </w:rPr>
-              <w:t>1 文件 / +18 / -1</w:t>
-            </w:r>
-          </w:p>
-        </w:tc>
-      </w:tr>
-      <w:tr>
-        <w:tc>
-          <w:tcPr>
-            <w:tcW w:type="dxa" w:w="907"/>
-          </w:tcPr>
-          <w:p>
-            <w:r/>
-            <w:r>
-              <w:rPr>
-                <w:rFonts w:ascii="宋体" w:hAnsi="宋体" w:eastAsia="宋体" w:cs="宋体"/>
-                <w:b w:val="0"/>
-                <w:sz w:val="19"/>
-              </w:rPr>
-              <w:t>04:09</w:t>
-            </w:r>
-          </w:p>
-        </w:tc>
-        <w:tc>
-          <w:tcPr>
-            <w:tcW w:type="dxa" w:w="1077"/>
-          </w:tcPr>
-          <w:p>
-            <w:r/>
-            <w:r>
-              <w:rPr>
-                <w:rFonts w:ascii="宋体" w:hAnsi="宋体" w:eastAsia="宋体" w:cs="宋体"/>
-                <w:b w:val="0"/>
-                <w:sz w:val="19"/>
-              </w:rPr>
-              <w:t>4eaf2a1</w:t>
-            </w:r>
-          </w:p>
-        </w:tc>
-        <w:tc>
-          <w:tcPr>
-            <w:tcW w:type="dxa" w:w="850"/>
-          </w:tcPr>
-          <w:p>
-            <w:r/>
-            <w:r>
-              <w:rPr>
-                <w:rFonts w:ascii="宋体" w:hAnsi="宋体" w:eastAsia="宋体" w:cs="宋体"/>
-                <w:b w:val="0"/>
-                <w:sz w:val="19"/>
-              </w:rPr>
-              <w:t>docs</w:t>
-            </w:r>
-          </w:p>
-        </w:tc>
-        <w:tc>
-          <w:tcPr>
-            <w:tcW w:type="dxa" w:w="4252"/>
-          </w:tcPr>
-          <w:p>
-            <w:r/>
-            <w:r>
-              <w:rPr>
-                <w:rFonts w:ascii="宋体" w:hAnsi="宋体" w:eastAsia="宋体" w:cs="宋体"/>
-                <w:b w:val="0"/>
-                <w:sz w:val="19"/>
-              </w:rPr>
-              <w:t>更新 2026-10-31 修改日志（补连接重置修复）</w:t>
-            </w:r>
-          </w:p>
-        </w:tc>
-        <w:tc>
-          <w:tcPr>
-            <w:tcW w:type="dxa" w:w="2098"/>
-          </w:tcPr>
-          <w:p>
-            <w:r/>
-            <w:r>
-              <w:rPr>
-                <w:rFonts w:ascii="宋体" w:hAnsi="宋体" w:eastAsia="宋体" w:cs="宋体"/>
-                <w:b w:val="0"/>
-                <w:sz w:val="19"/>
-              </w:rPr>
-              <w:t>1 文件</w:t>
-            </w:r>
-          </w:p>
-        </w:tc>
-      </w:tr>
-      <w:tr>
-        <w:tc>
-          <w:tcPr>
-            <w:tcW w:type="dxa" w:w="907"/>
-          </w:tcPr>
-          <w:p>
-            <w:r/>
-            <w:r>
-              <w:rPr>
-                <w:rFonts w:ascii="宋体" w:hAnsi="宋体" w:eastAsia="宋体" w:cs="宋体"/>
-                <w:b w:val="0"/>
-                <w:sz w:val="19"/>
-              </w:rPr>
-              <w:t>04:12</w:t>
-            </w:r>
-          </w:p>
-        </w:tc>
-        <w:tc>
-          <w:tcPr>
-            <w:tcW w:type="dxa" w:w="1077"/>
-          </w:tcPr>
-          <w:p>
-            <w:r/>
-            <w:r>
-              <w:rPr>
-                <w:rFonts w:ascii="宋体" w:hAnsi="宋体" w:eastAsia="宋体" w:cs="宋体"/>
-                <w:b w:val="0"/>
-                <w:sz w:val="19"/>
-              </w:rPr>
-              <w:t>ad20df6</w:t>
-            </w:r>
-          </w:p>
-        </w:tc>
-        <w:tc>
-          <w:tcPr>
-            <w:tcW w:type="dxa" w:w="850"/>
-          </w:tcPr>
-          <w:p>
-            <w:r/>
-            <w:r>
-              <w:rPr>
-                <w:rFonts w:ascii="宋体" w:hAnsi="宋体" w:eastAsia="宋体" w:cs="宋体"/>
-                <w:b w:val="0"/>
-                <w:sz w:val="19"/>
-              </w:rPr>
-              <w:t>fix</w:t>
-            </w:r>
-          </w:p>
-        </w:tc>
-        <w:tc>
-          <w:tcPr>
-            <w:tcW w:type="dxa" w:w="4252"/>
-          </w:tcPr>
-          <w:p>
-            <w:r/>
-            <w:r>
-              <w:rPr>
-                <w:rFonts w:ascii="宋体" w:hAnsi="宋体" w:eastAsia="宋体" w:cs="宋体"/>
-                <w:b w:val="0"/>
-                <w:sz w:val="19"/>
-              </w:rPr>
-              <w:t>审核状态真正隔离检索，缓存改用显式索引版本</w:t>
-            </w:r>
-          </w:p>
-        </w:tc>
-        <w:tc>
-          <w:tcPr>
-            <w:tcW w:type="dxa" w:w="2098"/>
-          </w:tcPr>
-          <w:p>
-            <w:r/>
-            <w:r>
-              <w:rPr>
-                <w:rFonts w:ascii="宋体" w:hAnsi="宋体" w:eastAsia="宋体" w:cs="宋体"/>
-                <w:b w:val="0"/>
-                <w:sz w:val="19"/>
-              </w:rPr>
-              <w:t>4 文件 / +146 / -8</w:t>
-            </w:r>
-          </w:p>
-        </w:tc>
-      </w:tr>
-      <w:tr>
-        <w:tc>
-          <w:tcPr>
-            <w:tcW w:type="dxa" w:w="907"/>
-          </w:tcPr>
-          <w:p>
-            <w:r/>
-            <w:r>
-              <w:rPr>
-                <w:rFonts w:ascii="宋体" w:hAnsi="宋体" w:eastAsia="宋体" w:cs="宋体"/>
-                <w:b w:val="0"/>
-                <w:sz w:val="19"/>
-              </w:rPr>
-              <w:t>04:12</w:t>
-            </w:r>
-          </w:p>
-        </w:tc>
-        <w:tc>
-          <w:tcPr>
-            <w:tcW w:type="dxa" w:w="1077"/>
-          </w:tcPr>
-          <w:p>
-            <w:r/>
-            <w:r>
-              <w:rPr>
-                <w:rFonts w:ascii="宋体" w:hAnsi="宋体" w:eastAsia="宋体" w:cs="宋体"/>
-                <w:b w:val="0"/>
-                <w:sz w:val="19"/>
-              </w:rPr>
-              <w:t>65c1e53</w:t>
-            </w:r>
-          </w:p>
-        </w:tc>
-        <w:tc>
-          <w:tcPr>
-            <w:tcW w:type="dxa" w:w="850"/>
-          </w:tcPr>
-          <w:p>
-            <w:r/>
-            <w:r>
-              <w:rPr>
-                <w:rFonts w:ascii="宋体" w:hAnsi="宋体" w:eastAsia="宋体" w:cs="宋体"/>
-                <w:b w:val="0"/>
-                <w:sz w:val="19"/>
-              </w:rPr>
-              <w:t>docs</w:t>
-            </w:r>
-          </w:p>
-        </w:tc>
-        <w:tc>
-          <w:tcPr>
-            <w:tcW w:type="dxa" w:w="4252"/>
-          </w:tcPr>
-          <w:p>
-            <w:r/>
-            <w:r>
-              <w:rPr>
-                <w:rFonts w:ascii="宋体" w:hAnsi="宋体" w:eastAsia="宋体" w:cs="宋体"/>
-                <w:b w:val="0"/>
-                <w:sz w:val="19"/>
-              </w:rPr>
-              <w:t>记录独立测试反馈与三项修复</w:t>
-            </w:r>
-          </w:p>
-        </w:tc>
-        <w:tc>
-          <w:tcPr>
-            <w:tcW w:type="dxa" w:w="2098"/>
-          </w:tcPr>
-          <w:p>
-            <w:r/>
-            <w:r>
-              <w:rPr>
-                <w:rFonts w:ascii="宋体" w:hAnsi="宋体" w:eastAsia="宋体" w:cs="宋体"/>
-                <w:b w:val="0"/>
-                <w:sz w:val="19"/>
-              </w:rPr>
-              <w:t>3 文件 / +63 / -9</w:t>
-            </w:r>
-          </w:p>
-        </w:tc>
-      </w:tr>
-      <w:tr>
-        <w:tc>
-          <w:tcPr>
-            <w:tcW w:type="dxa" w:w="907"/>
-          </w:tcPr>
-          <w:p>
-            <w:r/>
-            <w:r>
-              <w:rPr>
-                <w:rFonts w:ascii="宋体" w:hAnsi="宋体" w:eastAsia="宋体" w:cs="宋体"/>
-                <w:b w:val="0"/>
-                <w:sz w:val="19"/>
-              </w:rPr>
-              <w:t>04:12</w:t>
-            </w:r>
-          </w:p>
-        </w:tc>
-        <w:tc>
-          <w:tcPr>
-            <w:tcW w:type="dxa" w:w="1077"/>
-          </w:tcPr>
-          <w:p>
-            <w:r/>
-            <w:r>
-              <w:rPr>
-                <w:rFonts w:ascii="宋体" w:hAnsi="宋体" w:eastAsia="宋体" w:cs="宋体"/>
-                <w:b w:val="0"/>
-                <w:sz w:val="19"/>
-              </w:rPr>
-              <w:t>304efd0</w:t>
-            </w:r>
-          </w:p>
-        </w:tc>
-        <w:tc>
-          <w:tcPr>
-            <w:tcW w:type="dxa" w:w="850"/>
-          </w:tcPr>
-          <w:p>
-            <w:r/>
-            <w:r>
-              <w:rPr>
-                <w:rFonts w:ascii="宋体" w:hAnsi="宋体" w:eastAsia="宋体" w:cs="宋体"/>
-                <w:b w:val="0"/>
-                <w:sz w:val="19"/>
-              </w:rPr>
-              <w:t>docs</w:t>
-            </w:r>
-          </w:p>
-        </w:tc>
-        <w:tc>
-          <w:tcPr>
-            <w:tcW w:type="dxa" w:w="4252"/>
-          </w:tcPr>
-          <w:p>
-            <w:r/>
-            <w:r>
-              <w:rPr>
-                <w:rFonts w:ascii="宋体" w:hAnsi="宋体" w:eastAsia="宋体" w:cs="宋体"/>
-                <w:b w:val="0"/>
-                <w:sz w:val="19"/>
-              </w:rPr>
-              <w:t>更新 2026-10-31 修改日志（补独立测试反馈与修复）</w:t>
-            </w:r>
-          </w:p>
-        </w:tc>
-        <w:tc>
-          <w:tcPr>
-            <w:tcW w:type="dxa" w:w="2098"/>
-          </w:tcPr>
-          <w:p>
-            <w:r/>
-            <w:r>
-              <w:rPr>
-                <w:rFonts w:ascii="宋体" w:hAnsi="宋体" w:eastAsia="宋体" w:cs="宋体"/>
-                <w:b w:val="0"/>
-                <w:sz w:val="19"/>
-              </w:rPr>
-              <w:t>1 文件</w:t>
-            </w:r>
-          </w:p>
-        </w:tc>
-      </w:tr>
-      <w:tr>
-        <w:tc>
-          <w:tcPr>
-            <w:tcW w:type="dxa" w:w="907"/>
-          </w:tcPr>
-          <w:p>
-            <w:r/>
-            <w:r>
-              <w:rPr>
-                <w:rFonts w:ascii="宋体" w:hAnsi="宋体" w:eastAsia="宋体" w:cs="宋体"/>
-                <w:b w:val="0"/>
-                <w:sz w:val="19"/>
-              </w:rPr>
-              <w:t>04:19</w:t>
-            </w:r>
-          </w:p>
-        </w:tc>
-        <w:tc>
-          <w:tcPr>
-            <w:tcW w:type="dxa" w:w="1077"/>
-          </w:tcPr>
-          <w:p>
-            <w:r/>
-            <w:r>
-              <w:rPr>
-                <w:rFonts w:ascii="宋体" w:hAnsi="宋体" w:eastAsia="宋体" w:cs="宋体"/>
-                <w:b w:val="0"/>
-                <w:sz w:val="19"/>
-              </w:rPr>
-              <w:t>af0760d</w:t>
-            </w:r>
-          </w:p>
-        </w:tc>
-        <w:tc>
-          <w:tcPr>
-            <w:tcW w:type="dxa" w:w="850"/>
-          </w:tcPr>
-          <w:p>
-            <w:r/>
-            <w:r>
-              <w:rPr>
-                <w:rFonts w:ascii="宋体" w:hAnsi="宋体" w:eastAsia="宋体" w:cs="宋体"/>
-                <w:b w:val="0"/>
-                <w:sz w:val="19"/>
-              </w:rPr>
-              <w:t>docs</w:t>
-            </w:r>
-          </w:p>
-        </w:tc>
-        <w:tc>
-          <w:tcPr>
-            <w:tcW w:type="dxa" w:w="4252"/>
-          </w:tcPr>
-          <w:p>
-            <w:r/>
-            <w:r>
-              <w:rPr>
-                <w:rFonts w:ascii="宋体" w:hAnsi="宋体" w:eastAsia="宋体" w:cs="宋体"/>
-                <w:b w:val="0"/>
-                <w:sz w:val="19"/>
-              </w:rPr>
-              <w:t>收录登录注册与本地部署方案（方案说明，尚未实施）</w:t>
-            </w:r>
-          </w:p>
-        </w:tc>
-        <w:tc>
-          <w:tcPr>
-            <w:tcW w:type="dxa" w:w="2098"/>
-          </w:tcPr>
-          <w:p>
-            <w:r/>
-            <w:r>
-              <w:rPr>
-                <w:rFonts w:ascii="宋体" w:hAnsi="宋体" w:eastAsia="宋体" w:cs="宋体"/>
-                <w:b w:val="0"/>
-                <w:sz w:val="19"/>
-              </w:rPr>
-              <w:t>1 文件 / +124</w:t>
-            </w:r>
-          </w:p>
-        </w:tc>
-      </w:tr>
-      <w:tr>
-        <w:tc>
-          <w:tcPr>
-            <w:tcW w:type="dxa" w:w="907"/>
-          </w:tcPr>
-          <w:p>
-            <w:r/>
-            <w:r>
-              <w:rPr>
-                <w:rFonts w:ascii="宋体" w:hAnsi="宋体" w:eastAsia="宋体" w:cs="宋体"/>
-                <w:b w:val="0"/>
-                <w:sz w:val="19"/>
-              </w:rPr>
-              <w:t>04:24</w:t>
-            </w:r>
-          </w:p>
-        </w:tc>
-        <w:tc>
-          <w:tcPr>
-            <w:tcW w:type="dxa" w:w="1077"/>
-          </w:tcPr>
-          <w:p>
-            <w:r/>
-            <w:r>
-              <w:rPr>
-                <w:rFonts w:ascii="宋体" w:hAnsi="宋体" w:eastAsia="宋体" w:cs="宋体"/>
-                <w:b w:val="0"/>
-                <w:sz w:val="19"/>
-              </w:rPr>
-              <w:t>27829df</w:t>
-            </w:r>
-          </w:p>
-        </w:tc>
-        <w:tc>
-          <w:tcPr>
-            <w:tcW w:type="dxa" w:w="850"/>
-          </w:tcPr>
-          <w:p>
-            <w:r/>
-            <w:r>
-              <w:rPr>
-                <w:rFonts w:ascii="宋体" w:hAnsi="宋体" w:eastAsia="宋体" w:cs="宋体"/>
-                <w:b w:val="0"/>
-                <w:sz w:val="19"/>
-              </w:rPr>
-              <w:t>feat</w:t>
-            </w:r>
-          </w:p>
-        </w:tc>
-        <w:tc>
-          <w:tcPr>
-            <w:tcW w:type="dxa" w:w="4252"/>
-          </w:tcPr>
-          <w:p>
-            <w:r/>
-            <w:r>
-              <w:rPr>
-                <w:rFonts w:ascii="宋体" w:hAnsi="宋体" w:eastAsia="宋体" w:cs="宋体"/>
-                <w:b w:val="0"/>
-                <w:sz w:val="19"/>
-              </w:rPr>
-              <w:t>新增热力图/知识图谱/能力雷达等可视化，并优化检索与回答缓存</w:t>
-            </w:r>
-          </w:p>
-        </w:tc>
-        <w:tc>
-          <w:tcPr>
-            <w:tcW w:type="dxa" w:w="2098"/>
-          </w:tcPr>
-          <w:p>
-            <w:r/>
-            <w:r>
-              <w:rPr>
-                <w:rFonts w:ascii="宋体" w:hAnsi="宋体" w:eastAsia="宋体" w:cs="宋体"/>
-                <w:b w:val="0"/>
-                <w:sz w:val="19"/>
-              </w:rPr>
-              <w:t>9 文件 / +835 / -16</w:t>
-            </w:r>
-          </w:p>
-        </w:tc>
-      </w:tr>
-      <w:tr>
-        <w:tc>
-          <w:tcPr>
-            <w:tcW w:type="dxa" w:w="907"/>
-          </w:tcPr>
-          <w:p>
-            <w:r/>
-            <w:r>
-              <w:rPr>
-                <w:rFonts w:ascii="宋体" w:hAnsi="宋体" w:eastAsia="宋体" w:cs="宋体"/>
-                <w:b w:val="0"/>
-                <w:sz w:val="19"/>
-              </w:rPr>
-              <w:t>04:24</w:t>
-            </w:r>
-          </w:p>
-        </w:tc>
-        <w:tc>
-          <w:tcPr>
-            <w:tcW w:type="dxa" w:w="1077"/>
-          </w:tcPr>
-          <w:p>
-            <w:r/>
-            <w:r>
-              <w:rPr>
-                <w:rFonts w:ascii="宋体" w:hAnsi="宋体" w:eastAsia="宋体" w:cs="宋体"/>
-                <w:b w:val="0"/>
-                <w:sz w:val="19"/>
-              </w:rPr>
-              <w:t>b6a032d</w:t>
-            </w:r>
-          </w:p>
-        </w:tc>
-        <w:tc>
-          <w:tcPr>
-            <w:tcW w:type="dxa" w:w="850"/>
-          </w:tcPr>
-          <w:p>
-            <w:r/>
-            <w:r>
-              <w:rPr>
-                <w:rFonts w:ascii="宋体" w:hAnsi="宋体" w:eastAsia="宋体" w:cs="宋体"/>
-                <w:b w:val="0"/>
-                <w:sz w:val="19"/>
-              </w:rPr>
-              <w:t>docs</w:t>
-            </w:r>
-          </w:p>
-        </w:tc>
-        <w:tc>
-          <w:tcPr>
-            <w:tcW w:type="dxa" w:w="4252"/>
-          </w:tcPr>
-          <w:p>
-            <w:r/>
-            <w:r>
-              <w:rPr>
-                <w:rFonts w:ascii="宋体" w:hAnsi="宋体" w:eastAsia="宋体" w:cs="宋体"/>
-                <w:b w:val="0"/>
-                <w:sz w:val="19"/>
-              </w:rPr>
-              <w:t>补充第二批可视化与 AI 优化说明及评测结果</w:t>
-            </w:r>
-          </w:p>
-        </w:tc>
-        <w:tc>
-          <w:tcPr>
-            <w:tcW w:type="dxa" w:w="2098"/>
-          </w:tcPr>
-          <w:p>
-            <w:r/>
-            <w:r>
-              <w:rPr>
-                <w:rFonts w:ascii="宋体" w:hAnsi="宋体" w:eastAsia="宋体" w:cs="宋体"/>
-                <w:b w:val="0"/>
-                <w:sz w:val="19"/>
-              </w:rPr>
-              <w:t>3 文件 / +70</w:t>
-            </w:r>
-          </w:p>
-        </w:tc>
-      </w:tr>
-      <w:tr>
-        <w:tc>
-          <w:tcPr>
-            <w:tcW w:type="dxa" w:w="907"/>
-          </w:tcPr>
-          <w:p>
-            <w:r/>
-            <w:r>
-              <w:rPr>
-                <w:rFonts w:ascii="宋体" w:hAnsi="宋体" w:eastAsia="宋体" w:cs="宋体"/>
-                <w:b w:val="0"/>
-                <w:sz w:val="19"/>
-              </w:rPr>
-              <w:t>04:24</w:t>
-            </w:r>
-          </w:p>
-        </w:tc>
-        <w:tc>
-          <w:tcPr>
-            <w:tcW w:type="dxa" w:w="1077"/>
-          </w:tcPr>
-          <w:p>
-            <w:r/>
-            <w:r>
-              <w:rPr>
-                <w:rFonts w:ascii="宋体" w:hAnsi="宋体" w:eastAsia="宋体" w:cs="宋体"/>
-                <w:b w:val="0"/>
-                <w:sz w:val="19"/>
-              </w:rPr>
-              <w:t>6f13b7c</w:t>
-            </w:r>
-          </w:p>
-        </w:tc>
-        <w:tc>
-          <w:tcPr>
-            <w:tcW w:type="dxa" w:w="850"/>
-          </w:tcPr>
-          <w:p>
-            <w:r/>
-            <w:r>
-              <w:rPr>
-                <w:rFonts w:ascii="宋体" w:hAnsi="宋体" w:eastAsia="宋体" w:cs="宋体"/>
-                <w:b w:val="0"/>
-                <w:sz w:val="19"/>
-              </w:rPr>
-              <w:t>docs</w:t>
-            </w:r>
-          </w:p>
-        </w:tc>
-        <w:tc>
-          <w:tcPr>
-            <w:tcW w:type="dxa" w:w="4252"/>
-          </w:tcPr>
-          <w:p>
-            <w:r/>
-            <w:r>
-              <w:rPr>
-                <w:rFonts w:ascii="宋体" w:hAnsi="宋体" w:eastAsia="宋体" w:cs="宋体"/>
-                <w:b w:val="0"/>
-                <w:sz w:val="19"/>
-              </w:rPr>
-              <w:t>更新 2026-10-31 修改日志（补可视化与 AI 优化）</w:t>
-            </w:r>
-          </w:p>
-        </w:tc>
-        <w:tc>
-          <w:tcPr>
-            <w:tcW w:type="dxa" w:w="2098"/>
-          </w:tcPr>
-          <w:p>
-            <w:r/>
-            <w:r>
-              <w:rPr>
-                <w:rFonts w:ascii="宋体" w:hAnsi="宋体" w:eastAsia="宋体" w:cs="宋体"/>
-                <w:b w:val="0"/>
-                <w:sz w:val="19"/>
-              </w:rPr>
-              <w:t>1 文件</w:t>
-            </w:r>
-          </w:p>
-        </w:tc>
-      </w:tr>
-      <w:tr>
-        <w:tc>
-          <w:tcPr>
-            <w:tcW w:type="dxa" w:w="907"/>
-          </w:tcPr>
-          <w:p>
-            <w:r/>
-            <w:r>
-              <w:rPr>
-                <w:rFonts w:ascii="宋体" w:hAnsi="宋体" w:eastAsia="宋体" w:cs="宋体"/>
-                <w:b w:val="0"/>
-                <w:sz w:val="19"/>
-              </w:rPr>
-              <w:t>04:54</w:t>
-            </w:r>
-          </w:p>
-        </w:tc>
-        <w:tc>
-          <w:tcPr>
-            <w:tcW w:type="dxa" w:w="1077"/>
-          </w:tcPr>
-          <w:p>
-            <w:r/>
-            <w:r>
-              <w:rPr>
-                <w:rFonts w:ascii="宋体" w:hAnsi="宋体" w:eastAsia="宋体" w:cs="宋体"/>
-                <w:b w:val="0"/>
-                <w:sz w:val="19"/>
-              </w:rPr>
-              <w:t>94383b1</w:t>
-            </w:r>
-          </w:p>
-        </w:tc>
-        <w:tc>
-          <w:tcPr>
-            <w:tcW w:type="dxa" w:w="850"/>
-          </w:tcPr>
-          <w:p>
-            <w:r/>
-            <w:r>
-              <w:rPr>
-                <w:rFonts w:ascii="宋体" w:hAnsi="宋体" w:eastAsia="宋体" w:cs="宋体"/>
-                <w:b w:val="0"/>
-                <w:sz w:val="19"/>
-              </w:rPr>
-              <w:t>style</w:t>
-            </w:r>
-          </w:p>
-        </w:tc>
-        <w:tc>
-          <w:tcPr>
-            <w:tcW w:type="dxa" w:w="4252"/>
-          </w:tcPr>
-          <w:p>
-            <w:r/>
-            <w:r>
-              <w:rPr>
-                <w:rFonts w:ascii="宋体" w:hAnsi="宋体" w:eastAsia="宋体" w:cs="宋体"/>
-                <w:b w:val="0"/>
-                <w:sz w:val="19"/>
-              </w:rPr>
-              <w:t>看板栅格重构、空状态与响应式，补深链接与聊天页版式</w:t>
-            </w:r>
-          </w:p>
-        </w:tc>
-        <w:tc>
-          <w:tcPr>
-            <w:tcW w:type="dxa" w:w="2098"/>
-          </w:tcPr>
-          <w:p>
-            <w:r/>
-            <w:r>
-              <w:rPr>
-                <w:rFonts w:ascii="宋体" w:hAnsi="宋体" w:eastAsia="宋体" w:cs="宋体"/>
-                <w:b w:val="0"/>
-                <w:sz w:val="19"/>
-              </w:rPr>
-              <w:t>5 文件 / +377 / -81</w:t>
-            </w:r>
-          </w:p>
-        </w:tc>
-      </w:tr>
-      <w:tr>
-        <w:tc>
-          <w:tcPr>
-            <w:tcW w:type="dxa" w:w="907"/>
-          </w:tcPr>
-          <w:p>
-            <w:r/>
-            <w:r>
-              <w:rPr>
-                <w:rFonts w:ascii="宋体" w:hAnsi="宋体" w:eastAsia="宋体" w:cs="宋体"/>
-                <w:b w:val="0"/>
-                <w:sz w:val="19"/>
-              </w:rPr>
-              <w:t>04:54</w:t>
-            </w:r>
-          </w:p>
-        </w:tc>
-        <w:tc>
-          <w:tcPr>
-            <w:tcW w:type="dxa" w:w="1077"/>
-          </w:tcPr>
-          <w:p>
-            <w:r/>
-            <w:r>
-              <w:rPr>
-                <w:rFonts w:ascii="宋体" w:hAnsi="宋体" w:eastAsia="宋体" w:cs="宋体"/>
-                <w:b w:val="0"/>
-                <w:sz w:val="19"/>
-              </w:rPr>
-              <w:t>8bce87e</w:t>
-            </w:r>
-          </w:p>
-        </w:tc>
-        <w:tc>
-          <w:tcPr>
-            <w:tcW w:type="dxa" w:w="850"/>
-          </w:tcPr>
-          <w:p>
-            <w:r/>
-            <w:r>
-              <w:rPr>
-                <w:rFonts w:ascii="宋体" w:hAnsi="宋体" w:eastAsia="宋体" w:cs="宋体"/>
-                <w:b w:val="0"/>
-                <w:sz w:val="19"/>
-              </w:rPr>
-              <w:t>docs</w:t>
-            </w:r>
-          </w:p>
-        </w:tc>
-        <w:tc>
-          <w:tcPr>
-            <w:tcW w:type="dxa" w:w="4252"/>
-          </w:tcPr>
-          <w:p>
-            <w:r/>
-            <w:r>
-              <w:rPr>
-                <w:rFonts w:ascii="宋体" w:hAnsi="宋体" w:eastAsia="宋体" w:cs="宋体"/>
-                <w:b w:val="0"/>
-                <w:sz w:val="19"/>
-              </w:rPr>
-              <w:t>记录 UI 重构的问题清单、改动与截图验证方式</w:t>
-            </w:r>
-          </w:p>
-        </w:tc>
-        <w:tc>
-          <w:tcPr>
-            <w:tcW w:type="dxa" w:w="2098"/>
-          </w:tcPr>
-          <w:p>
-            <w:r/>
-            <w:r>
-              <w:rPr>
-                <w:rFonts w:ascii="宋体" w:hAnsi="宋体" w:eastAsia="宋体" w:cs="宋体"/>
-                <w:b w:val="0"/>
-                <w:sz w:val="19"/>
-              </w:rPr>
-              <w:t>3 文件 / +65</w:t>
-            </w:r>
-          </w:p>
-        </w:tc>
-      </w:tr>
-      <w:tr>
-        <w:tc>
-          <w:tcPr>
-            <w:tcW w:type="dxa" w:w="907"/>
-          </w:tcPr>
-          <w:p>
-            <w:r/>
-            <w:r>
-              <w:rPr>
-                <w:rFonts w:ascii="宋体" w:hAnsi="宋体" w:eastAsia="宋体" w:cs="宋体"/>
-                <w:b w:val="0"/>
-                <w:sz w:val="19"/>
-              </w:rPr>
-              <w:t>04:54</w:t>
-            </w:r>
-          </w:p>
-        </w:tc>
-        <w:tc>
-          <w:tcPr>
-            <w:tcW w:type="dxa" w:w="1077"/>
-          </w:tcPr>
-          <w:p>
-            <w:r/>
-            <w:r>
-              <w:rPr>
-                <w:rFonts w:ascii="宋体" w:hAnsi="宋体" w:eastAsia="宋体" w:cs="宋体"/>
-                <w:b w:val="0"/>
-                <w:sz w:val="19"/>
-              </w:rPr>
-              <w:t>2eb31cf</w:t>
-            </w:r>
-          </w:p>
-        </w:tc>
-        <w:tc>
-          <w:tcPr>
-            <w:tcW w:type="dxa" w:w="850"/>
-          </w:tcPr>
-          <w:p>
-            <w:r/>
-            <w:r>
-              <w:rPr>
-                <w:rFonts w:ascii="宋体" w:hAnsi="宋体" w:eastAsia="宋体" w:cs="宋体"/>
-                <w:b w:val="0"/>
-                <w:sz w:val="19"/>
-              </w:rPr>
-              <w:t>docs</w:t>
-            </w:r>
-          </w:p>
-        </w:tc>
-        <w:tc>
-          <w:tcPr>
-            <w:tcW w:type="dxa" w:w="4252"/>
-          </w:tcPr>
-          <w:p>
-            <w:r/>
-            <w:r>
-              <w:rPr>
-                <w:rFonts w:ascii="宋体" w:hAnsi="宋体" w:eastAsia="宋体" w:cs="宋体"/>
-                <w:b w:val="0"/>
-                <w:sz w:val="19"/>
-              </w:rPr>
-              <w:t>更新 2026-10-31 修改日志（补 UI 重构）</w:t>
-            </w:r>
-          </w:p>
-        </w:tc>
-        <w:tc>
-          <w:tcPr>
-            <w:tcW w:type="dxa" w:w="2098"/>
-          </w:tcPr>
-          <w:p>
-            <w:r/>
-            <w:r>
-              <w:rPr>
-                <w:rFonts w:ascii="宋体" w:hAnsi="宋体" w:eastAsia="宋体" w:cs="宋体"/>
-                <w:b w:val="0"/>
-                <w:sz w:val="19"/>
-              </w:rPr>
-              <w:t>1 文件</w:t>
-            </w:r>
-          </w:p>
-        </w:tc>
-      </w:tr>
-      <w:tr>
-        <w:tc>
-          <w:tcPr>
-            <w:tcW w:type="dxa" w:w="907"/>
-          </w:tcPr>
-          <w:p>
-            <w:r/>
-            <w:r>
-              <w:rPr>
-                <w:rFonts w:ascii="宋体" w:hAnsi="宋体" w:eastAsia="宋体" w:cs="宋体"/>
-                <w:b w:val="0"/>
-                <w:sz w:val="19"/>
-              </w:rPr>
-              <w:t>05:17</w:t>
-            </w:r>
-          </w:p>
-        </w:tc>
-        <w:tc>
-          <w:tcPr>
-            <w:tcW w:type="dxa" w:w="1077"/>
-          </w:tcPr>
-          <w:p>
-            <w:r/>
-            <w:r>
-              <w:rPr>
-                <w:rFonts w:ascii="宋体" w:hAnsi="宋体" w:eastAsia="宋体" w:cs="宋体"/>
-                <w:b w:val="0"/>
-                <w:sz w:val="19"/>
-              </w:rPr>
-              <w:t>6676d96</w:t>
-            </w:r>
-          </w:p>
-        </w:tc>
-        <w:tc>
-          <w:tcPr>
-            <w:tcW w:type="dxa" w:w="850"/>
-          </w:tcPr>
-          <w:p>
-            <w:r/>
-            <w:r>
-              <w:rPr>
-                <w:rFonts w:ascii="宋体" w:hAnsi="宋体" w:eastAsia="宋体" w:cs="宋体"/>
-                <w:b w:val="0"/>
-                <w:sz w:val="19"/>
-              </w:rPr>
-              <w:t>其他</w:t>
-            </w:r>
-          </w:p>
-        </w:tc>
-        <w:tc>
-          <w:tcPr>
-            <w:tcW w:type="dxa" w:w="4252"/>
-          </w:tcPr>
-          <w:p>
-            <w:r/>
-            <w:r>
-              <w:rPr>
-                <w:rFonts w:ascii="宋体" w:hAnsi="宋体" w:eastAsia="宋体" w:cs="宋体"/>
-                <w:b w:val="0"/>
-                <w:sz w:val="19"/>
-              </w:rPr>
-              <w:t>merge: 合并 feat/study-extensions（扩展功能、可视化、AI 优化与 UI 重构）</w:t>
-            </w:r>
-          </w:p>
-        </w:tc>
-        <w:tc>
-          <w:tcPr>
-            <w:tcW w:type="dxa" w:w="2098"/>
-          </w:tcPr>
-          <w:p>
-            <w:r/>
-            <w:r>
-              <w:rPr>
-                <w:rFonts w:ascii="宋体" w:hAnsi="宋体" w:eastAsia="宋体" w:cs="宋体"/>
-                <w:b w:val="0"/>
-                <w:sz w:val="19"/>
-              </w:rPr>
-              <w:t>18 文件 / +3483 / -42</w:t>
-            </w:r>
-          </w:p>
-        </w:tc>
-      </w:tr>
-      <w:tr>
-        <w:tc>
-          <w:tcPr>
-            <w:tcW w:type="dxa" w:w="907"/>
-          </w:tcPr>
-          <w:p>
-            <w:r/>
-            <w:r>
-              <w:rPr>
-                <w:rFonts w:ascii="宋体" w:hAnsi="宋体" w:eastAsia="宋体" w:cs="宋体"/>
-                <w:b w:val="0"/>
-                <w:sz w:val="19"/>
-              </w:rPr>
-              <w:t>05:23</w:t>
-            </w:r>
-          </w:p>
-        </w:tc>
-        <w:tc>
-          <w:tcPr>
-            <w:tcW w:type="dxa" w:w="1077"/>
-          </w:tcPr>
-          <w:p>
-            <w:r/>
-            <w:r>
-              <w:rPr>
-                <w:rFonts w:ascii="宋体" w:hAnsi="宋体" w:eastAsia="宋体" w:cs="宋体"/>
-                <w:b w:val="0"/>
-                <w:sz w:val="19"/>
-              </w:rPr>
-              <w:t>89e88bc</w:t>
-            </w:r>
-          </w:p>
-        </w:tc>
-        <w:tc>
-          <w:tcPr>
-            <w:tcW w:type="dxa" w:w="850"/>
-          </w:tcPr>
-          <w:p>
-            <w:r/>
-            <w:r>
-              <w:rPr>
-                <w:rFonts w:ascii="宋体" w:hAnsi="宋体" w:eastAsia="宋体" w:cs="宋体"/>
-                <w:b w:val="0"/>
-                <w:sz w:val="19"/>
-              </w:rPr>
-              <w:t>fix</w:t>
-            </w:r>
-          </w:p>
-        </w:tc>
-        <w:tc>
-          <w:tcPr>
-            <w:tcW w:type="dxa" w:w="4252"/>
-          </w:tcPr>
-          <w:p>
-            <w:r/>
-            <w:r>
-              <w:rPr>
-                <w:rFonts w:ascii="宋体" w:hAnsi="宋体" w:eastAsia="宋体" w:cs="宋体"/>
-                <w:b w:val="0"/>
-                <w:sz w:val="19"/>
-              </w:rPr>
-              <w:t>回答缓存键纳入索引版本、配置与学习者上下文，并补单元测试</w:t>
-            </w:r>
-          </w:p>
-        </w:tc>
-        <w:tc>
-          <w:tcPr>
-            <w:tcW w:type="dxa" w:w="2098"/>
-          </w:tcPr>
-          <w:p>
-            <w:r/>
-            <w:r>
-              <w:rPr>
-                <w:rFonts w:ascii="宋体" w:hAnsi="宋体" w:eastAsia="宋体" w:cs="宋体"/>
-                <w:b w:val="0"/>
-                <w:sz w:val="19"/>
-              </w:rPr>
-              <w:t>2 文件 / +74 / -7</w:t>
+              <w:t>16 文件 / +2541 / -192</w:t>
             </w:r>
           </w:p>
         </w:tc>
@@ -1649,7 +403,7 @@
     <w:p>
       <w:r>
         <w:rPr>
-          <w:rFonts w:ascii="宋体" w:hAnsi="宋体" w:eastAsia="宋体" w:cs="宋体"/>
+          <w:rFonts w:ascii="Songti SC" w:hAnsi="Songti SC" w:eastAsia="Songti SC" w:cs="宋体"/>
           <w:b w:val="0"/>
           <w:color w:val="808080"/>
           <w:sz w:val="17"/>
@@ -1663,7 +417,7 @@
       </w:pPr>
       <w:r>
         <w:rPr>
-          <w:rFonts w:ascii="微软雅黑" w:hAnsi="微软雅黑" w:eastAsia="微软雅黑" w:cs="微软雅黑"/>
+          <w:rFonts w:ascii="Songti SC" w:hAnsi="Songti SC" w:eastAsia="Songti SC" w:cs="微软雅黑"/>
           <w:b/>
           <w:color w:val="1F3B63"/>
           <w:sz w:val="28"/>
@@ -1693,10 +447,14 @@
             <w:pPr>
               <w:jc w:val="center"/>
             </w:pPr>
-            <w:r/>
             <w:r>
               <w:rPr>
-                <w:rFonts w:ascii="微软雅黑" w:hAnsi="微软雅黑" w:eastAsia="微软雅黑" w:cs="微软雅黑"/>
+                <w:rFonts w:ascii="Songti SC" w:hAnsi="Songti SC" w:eastAsia="Songti SC"/>
+              </w:rPr>
+            </w:r>
+            <w:r>
+              <w:rPr>
+                <w:rFonts w:ascii="Songti SC" w:hAnsi="Songti SC" w:eastAsia="Songti SC" w:cs="微软雅黑"/>
                 <w:b/>
                 <w:sz w:val="19"/>
               </w:rPr>
@@ -1713,10 +471,14 @@
             <w:pPr>
               <w:jc w:val="center"/>
             </w:pPr>
-            <w:r/>
             <w:r>
               <w:rPr>
-                <w:rFonts w:ascii="微软雅黑" w:hAnsi="微软雅黑" w:eastAsia="微软雅黑" w:cs="微软雅黑"/>
+                <w:rFonts w:ascii="Songti SC" w:hAnsi="Songti SC" w:eastAsia="Songti SC"/>
+              </w:rPr>
+            </w:r>
+            <w:r>
+              <w:rPr>
+                <w:rFonts w:ascii="Songti SC" w:hAnsi="Songti SC" w:eastAsia="Songti SC" w:cs="微软雅黑"/>
                 <w:b/>
                 <w:sz w:val="19"/>
               </w:rPr>
@@ -1731,10 +493,14 @@
             <w:tcW w:type="dxa" w:w="2268"/>
           </w:tcPr>
           <w:p>
-            <w:r/>
             <w:r>
               <w:rPr>
-                <w:rFonts w:ascii="宋体" w:hAnsi="宋体" w:eastAsia="宋体" w:cs="宋体"/>
+                <w:rFonts w:ascii="Songti SC" w:hAnsi="Songti SC" w:eastAsia="Songti SC"/>
+              </w:rPr>
+            </w:r>
+            <w:r>
+              <w:rPr>
+                <w:rFonts w:ascii="Songti SC" w:hAnsi="Songti SC" w:eastAsia="Songti SC" w:cs="宋体"/>
                 <w:b w:val="0"/>
                 <w:sz w:val="19"/>
               </w:rPr>
@@ -1747,14 +513,18 @@
             <w:tcW w:type="dxa" w:w="6917"/>
           </w:tcPr>
           <w:p>
-            <w:r/>
             <w:r>
               <w:rPr>
-                <w:rFonts w:ascii="宋体" w:hAnsi="宋体" w:eastAsia="宋体" w:cs="宋体"/>
+                <w:rFonts w:ascii="Songti SC" w:hAnsi="Songti SC" w:eastAsia="Songti SC"/>
+              </w:rPr>
+            </w:r>
+            <w:r>
+              <w:rPr>
+                <w:rFonts w:ascii="Songti SC" w:hAnsi="Songti SC" w:eastAsia="Songti SC" w:cs="宋体"/>
                 <w:b w:val="0"/>
                 <w:sz w:val="19"/>
               </w:rPr>
-              <w:t>main</w:t>
+              <w:t>feat/frontend-redesign</w:t>
             </w:r>
           </w:p>
         </w:tc>
@@ -1765,10 +535,14 @@
             <w:tcW w:type="dxa" w:w="2268"/>
           </w:tcPr>
           <w:p>
-            <w:r/>
             <w:r>
               <w:rPr>
-                <w:rFonts w:ascii="宋体" w:hAnsi="宋体" w:eastAsia="宋体" w:cs="宋体"/>
+                <w:rFonts w:ascii="Songti SC" w:hAnsi="Songti SC" w:eastAsia="Songti SC"/>
+              </w:rPr>
+            </w:r>
+            <w:r>
+              <w:rPr>
+                <w:rFonts w:ascii="Songti SC" w:hAnsi="Songti SC" w:eastAsia="Songti SC" w:cs="宋体"/>
                 <w:b w:val="0"/>
                 <w:sz w:val="19"/>
               </w:rPr>
@@ -1781,14 +555,18 @@
             <w:tcW w:type="dxa" w:w="6917"/>
           </w:tcPr>
           <w:p>
-            <w:r/>
             <w:r>
               <w:rPr>
-                <w:rFonts w:ascii="宋体" w:hAnsi="宋体" w:eastAsia="宋体" w:cs="宋体"/>
+                <w:rFonts w:ascii="Songti SC" w:hAnsi="Songti SC" w:eastAsia="Songti SC"/>
+              </w:rPr>
+            </w:r>
+            <w:r>
+              <w:rPr>
+                <w:rFonts w:ascii="Songti SC" w:hAnsi="Songti SC" w:eastAsia="Songti SC" w:cs="宋体"/>
                 <w:b w:val="0"/>
                 <w:sz w:val="19"/>
               </w:rPr>
-              <w:t>89e88bc</w:t>
+              <w:t>2e5407c</w:t>
             </w:r>
           </w:p>
         </w:tc>
@@ -1799,10 +577,14 @@
             <w:tcW w:type="dxa" w:w="2268"/>
           </w:tcPr>
           <w:p>
-            <w:r/>
             <w:r>
               <w:rPr>
-                <w:rFonts w:ascii="宋体" w:hAnsi="宋体" w:eastAsia="宋体" w:cs="宋体"/>
+                <w:rFonts w:ascii="Songti SC" w:hAnsi="Songti SC" w:eastAsia="Songti SC"/>
+              </w:rPr>
+            </w:r>
+            <w:r>
+              <w:rPr>
+                <w:rFonts w:ascii="Songti SC" w:hAnsi="Songti SC" w:eastAsia="Songti SC" w:cs="宋体"/>
                 <w:b w:val="0"/>
                 <w:sz w:val="19"/>
               </w:rPr>
@@ -1815,14 +597,18 @@
             <w:tcW w:type="dxa" w:w="6917"/>
           </w:tcPr>
           <w:p>
-            <w:r/>
             <w:r>
               <w:rPr>
-                <w:rFonts w:ascii="宋体" w:hAnsi="宋体" w:eastAsia="宋体" w:cs="宋体"/>
+                <w:rFonts w:ascii="Songti SC" w:hAnsi="Songti SC" w:eastAsia="Songti SC"/>
+              </w:rPr>
+            </w:r>
+            <w:r>
+              <w:rPr>
+                <w:rFonts w:ascii="Songti SC" w:hAnsi="Songti SC" w:eastAsia="Songti SC" w:cs="宋体"/>
                 <w:b w:val="0"/>
                 <w:sz w:val="19"/>
               </w:rPr>
-              <w:t>86</w:t>
+              <w:t>88</w:t>
             </w:r>
           </w:p>
         </w:tc>
@@ -1833,10 +619,14 @@
             <w:tcW w:type="dxa" w:w="2268"/>
           </w:tcPr>
           <w:p>
-            <w:r/>
             <w:r>
               <w:rPr>
-                <w:rFonts w:ascii="宋体" w:hAnsi="宋体" w:eastAsia="宋体" w:cs="宋体"/>
+                <w:rFonts w:ascii="Songti SC" w:hAnsi="Songti SC" w:eastAsia="Songti SC"/>
+              </w:rPr>
+            </w:r>
+            <w:r>
+              <w:rPr>
+                <w:rFonts w:ascii="Songti SC" w:hAnsi="Songti SC" w:eastAsia="Songti SC" w:cs="宋体"/>
                 <w:b w:val="0"/>
                 <w:sz w:val="19"/>
               </w:rPr>
@@ -1849,14 +639,18 @@
             <w:tcW w:type="dxa" w:w="6917"/>
           </w:tcPr>
           <w:p>
-            <w:r/>
             <w:r>
               <w:rPr>
-                <w:rFonts w:ascii="宋体" w:hAnsi="宋体" w:eastAsia="宋体" w:cs="宋体"/>
+                <w:rFonts w:ascii="Songti SC" w:hAnsi="Songti SC" w:eastAsia="Songti SC"/>
+              </w:rPr>
+            </w:r>
+            <w:r>
+              <w:rPr>
+                <w:rFonts w:ascii="Songti SC" w:hAnsi="Songti SC" w:eastAsia="Songti SC" w:cs="宋体"/>
                 <w:b w:val="0"/>
                 <w:sz w:val="19"/>
               </w:rPr>
-              <w:t>17</w:t>
+              <w:t>1</w:t>
             </w:r>
           </w:p>
         </w:tc>
@@ -1867,10 +661,14 @@
             <w:tcW w:type="dxa" w:w="2268"/>
           </w:tcPr>
           <w:p>
-            <w:r/>
             <w:r>
               <w:rPr>
-                <w:rFonts w:ascii="宋体" w:hAnsi="宋体" w:eastAsia="宋体" w:cs="宋体"/>
+                <w:rFonts w:ascii="Songti SC" w:hAnsi="Songti SC" w:eastAsia="Songti SC"/>
+              </w:rPr>
+            </w:r>
+            <w:r>
+              <w:rPr>
+                <w:rFonts w:ascii="Songti SC" w:hAnsi="Songti SC" w:eastAsia="Songti SC" w:cs="宋体"/>
                 <w:b w:val="0"/>
                 <w:sz w:val="19"/>
               </w:rPr>
@@ -1883,14 +681,18 @@
             <w:tcW w:type="dxa" w:w="6917"/>
           </w:tcPr>
           <w:p>
-            <w:r/>
             <w:r>
               <w:rPr>
-                <w:rFonts w:ascii="宋体" w:hAnsi="宋体" w:eastAsia="宋体" w:cs="宋体"/>
+                <w:rFonts w:ascii="Songti SC" w:hAnsi="Songti SC" w:eastAsia="Songti SC"/>
+              </w:rPr>
+            </w:r>
+            <w:r>
+              <w:rPr>
+                <w:rFonts w:ascii="Songti SC" w:hAnsi="Songti SC" w:eastAsia="Songti SC" w:cs="宋体"/>
                 <w:b w:val="0"/>
                 <w:sz w:val="19"/>
               </w:rPr>
-              <w:t>162</w:t>
+              <w:t>167</w:t>
             </w:r>
           </w:p>
         </w:tc>
@@ -1901,10 +703,14 @@
             <w:tcW w:type="dxa" w:w="2268"/>
           </w:tcPr>
           <w:p>
-            <w:r/>
             <w:r>
               <w:rPr>
-                <w:rFonts w:ascii="宋体" w:hAnsi="宋体" w:eastAsia="宋体" w:cs="宋体"/>
+                <w:rFonts w:ascii="Songti SC" w:hAnsi="Songti SC" w:eastAsia="Songti SC"/>
+              </w:rPr>
+            </w:r>
+            <w:r>
+              <w:rPr>
+                <w:rFonts w:ascii="Songti SC" w:hAnsi="Songti SC" w:eastAsia="Songti SC" w:cs="宋体"/>
                 <w:b w:val="0"/>
                 <w:sz w:val="19"/>
               </w:rPr>
@@ -1917,14 +723,18 @@
             <w:tcW w:type="dxa" w:w="6917"/>
           </w:tcPr>
           <w:p>
-            <w:r/>
             <w:r>
               <w:rPr>
-                <w:rFonts w:ascii="宋体" w:hAnsi="宋体" w:eastAsia="宋体" w:cs="宋体"/>
+                <w:rFonts w:ascii="Songti SC" w:hAnsi="Songti SC" w:eastAsia="Songti SC"/>
+              </w:rPr>
+            </w:r>
+            <w:r>
+              <w:rPr>
+                <w:rFonts w:ascii="Songti SC" w:hAnsi="Songti SC" w:eastAsia="Songti SC" w:cs="宋体"/>
                 <w:b w:val="0"/>
                 <w:sz w:val="19"/>
               </w:rPr>
-              <w:t>干净</w:t>
+              <w:t>有未提交改动</w:t>
             </w:r>
           </w:p>
         </w:tc>
@@ -1935,10 +745,14 @@
             <w:tcW w:type="dxa" w:w="2268"/>
           </w:tcPr>
           <w:p>
-            <w:r/>
             <w:r>
               <w:rPr>
-                <w:rFonts w:ascii="宋体" w:hAnsi="宋体" w:eastAsia="宋体" w:cs="宋体"/>
+                <w:rFonts w:ascii="Songti SC" w:hAnsi="Songti SC" w:eastAsia="Songti SC"/>
+              </w:rPr>
+            </w:r>
+            <w:r>
+              <w:rPr>
+                <w:rFonts w:ascii="Songti SC" w:hAnsi="Songti SC" w:eastAsia="Songti SC" w:cs="宋体"/>
                 <w:b w:val="0"/>
                 <w:sz w:val="19"/>
               </w:rPr>
@@ -1951,14 +765,11 @@
             <w:tcW w:type="dxa" w:w="6917"/>
           </w:tcPr>
           <w:p>
-            <w:r/>
             <w:r>
               <w:rPr>
-                <w:rFonts w:ascii="宋体" w:hAnsi="宋体" w:eastAsia="宋体" w:cs="宋体"/>
-                <w:b w:val="0"/>
-                <w:sz w:val="19"/>
+                <w:rFonts w:ascii="Songti SC" w:hAnsi="Songti SC" w:eastAsia="Songti SC"/>
               </w:rPr>
-              <w:t>与远端一致</w:t>
+              <w:t>跟踪 origin/feat/auth；本地改动尚未提交</w:t>
             </w:r>
           </w:p>
         </w:tc>
@@ -1969,10 +780,14 @@
             <w:tcW w:type="dxa" w:w="2268"/>
           </w:tcPr>
           <w:p>
-            <w:r/>
             <w:r>
               <w:rPr>
-                <w:rFonts w:ascii="宋体" w:hAnsi="宋体" w:eastAsia="宋体" w:cs="宋体"/>
+                <w:rFonts w:ascii="Songti SC" w:hAnsi="Songti SC" w:eastAsia="Songti SC"/>
+              </w:rPr>
+            </w:r>
+            <w:r>
+              <w:rPr>
+                <w:rFonts w:ascii="Songti SC" w:hAnsi="Songti SC" w:eastAsia="Songti SC" w:cs="宋体"/>
                 <w:b w:val="0"/>
                 <w:sz w:val="19"/>
               </w:rPr>
@@ -1985,14 +800,18 @@
             <w:tcW w:type="dxa" w:w="6917"/>
           </w:tcPr>
           <w:p>
-            <w:r/>
             <w:r>
               <w:rPr>
-                <w:rFonts w:ascii="宋体" w:hAnsi="宋体" w:eastAsia="宋体" w:cs="宋体"/>
+                <w:rFonts w:ascii="Songti SC" w:hAnsi="Songti SC" w:eastAsia="Songti SC"/>
+              </w:rPr>
+            </w:r>
+            <w:r>
+              <w:rPr>
+                <w:rFonts w:ascii="Songti SC" w:hAnsi="Songti SC" w:eastAsia="Songti SC" w:cs="宋体"/>
                 <w:b w:val="0"/>
                 <w:sz w:val="19"/>
               </w:rPr>
-              <w:t>21.53 MB（不含 .git）</w:t>
+              <w:t>17.05 MB（不含 .git）</w:t>
             </w:r>
           </w:p>
         </w:tc>
@@ -2004,7 +823,7 @@
       </w:pPr>
       <w:r>
         <w:rPr>
-          <w:rFonts w:ascii="微软雅黑" w:hAnsi="微软雅黑" w:eastAsia="微软雅黑" w:cs="微软雅黑"/>
+          <w:rFonts w:ascii="Songti SC" w:hAnsi="Songti SC" w:eastAsia="Songti SC" w:cs="微软雅黑"/>
           <w:b/>
           <w:color w:val="1F3B63"/>
           <w:sz w:val="28"/>
@@ -2018,7 +837,7 @@
       </w:pPr>
       <w:r>
         <w:rPr>
-          <w:rFonts w:ascii="宋体" w:hAnsi="宋体" w:eastAsia="宋体" w:cs="宋体"/>
+          <w:rFonts w:ascii="Songti SC" w:hAnsi="Songti SC" w:eastAsia="Songti SC" w:cs="宋体"/>
           <w:b w:val="0"/>
           <w:sz w:val="21"/>
         </w:rPr>
@@ -2031,7 +850,7 @@
       </w:pPr>
       <w:r>
         <w:rPr>
-          <w:rFonts w:ascii="宋体" w:hAnsi="宋体" w:eastAsia="宋体" w:cs="宋体"/>
+          <w:rFonts w:ascii="Songti SC" w:hAnsi="Songti SC" w:eastAsia="Songti SC" w:cs="宋体"/>
           <w:b w:val="0"/>
           <w:sz w:val="21"/>
         </w:rPr>
@@ -2044,7 +863,7 @@
       </w:pPr>
       <w:r>
         <w:rPr>
-          <w:rFonts w:ascii="宋体" w:hAnsi="宋体" w:eastAsia="宋体" w:cs="宋体"/>
+          <w:rFonts w:ascii="Songti SC" w:hAnsi="Songti SC" w:eastAsia="Songti SC" w:cs="宋体"/>
           <w:b w:val="0"/>
           <w:sz w:val="21"/>
         </w:rPr>
@@ -2057,7 +876,7 @@
       </w:pPr>
       <w:r>
         <w:rPr>
-          <w:rFonts w:ascii="宋体" w:hAnsi="宋体" w:eastAsia="宋体" w:cs="宋体"/>
+          <w:rFonts w:ascii="Songti SC" w:hAnsi="Songti SC" w:eastAsia="Songti SC" w:cs="宋体"/>
           <w:b w:val="0"/>
           <w:sz w:val="21"/>
         </w:rPr>
@@ -2066,11 +885,24 @@
     </w:p>
     <w:p>
       <w:pPr>
+        <w:pStyle w:val="ListBullet"/>
+      </w:pPr>
+      <w:r>
+        <w:rPr>
+          <w:rFonts w:ascii="Songti SC" w:hAnsi="Songti SC" w:eastAsia="Songti SC" w:cs="宋体"/>
+          <w:b w:val="0"/>
+          <w:sz w:val="21"/>
+        </w:rPr>
+        <w:t>最新认证分支的无登录演示初始化时误将数据库连接当作方法，调整初始化顺序后可启动。</w:t>
+      </w:r>
+    </w:p>
+    <w:p>
+      <w:pPr>
         <w:pStyle w:val="Heading1"/>
       </w:pPr>
       <w:r>
         <w:rPr>
-          <w:rFonts w:ascii="微软雅黑" w:hAnsi="微软雅黑" w:eastAsia="微软雅黑" w:cs="微软雅黑"/>
+          <w:rFonts w:ascii="Songti SC" w:hAnsi="Songti SC" w:eastAsia="Songti SC" w:cs="微软雅黑"/>
           <w:b/>
           <w:color w:val="1F3B63"/>
           <w:sz w:val="28"/>
@@ -2084,7 +916,7 @@
       </w:pPr>
       <w:r>
         <w:rPr>
-          <w:rFonts w:ascii="宋体" w:hAnsi="宋体" w:eastAsia="宋体" w:cs="宋体"/>
+          <w:rFonts w:ascii="Songti SC" w:hAnsi="Songti SC" w:eastAsia="Songti SC" w:cs="宋体"/>
           <w:b w:val="0"/>
           <w:sz w:val="21"/>
         </w:rPr>
@@ -2097,7 +929,7 @@
       </w:pPr>
       <w:r>
         <w:rPr>
-          <w:rFonts w:ascii="宋体" w:hAnsi="宋体" w:eastAsia="宋体" w:cs="宋体"/>
+          <w:rFonts w:ascii="Songti SC" w:hAnsi="Songti SC" w:eastAsia="Songti SC" w:cs="宋体"/>
           <w:b w:val="0"/>
           <w:sz w:val="21"/>
         </w:rPr>
@@ -2110,7 +942,7 @@
       </w:pPr>
       <w:r>
         <w:rPr>
-          <w:rFonts w:ascii="宋体" w:hAnsi="宋体" w:eastAsia="宋体" w:cs="宋体"/>
+          <w:rFonts w:ascii="Songti SC" w:hAnsi="Songti SC" w:eastAsia="Songti SC" w:cs="宋体"/>
           <w:b w:val="0"/>
           <w:sz w:val="21"/>
         </w:rPr>
@@ -2123,11 +955,24 @@
       </w:pPr>
       <w:r>
         <w:rPr>
-          <w:rFonts w:ascii="宋体" w:hAnsi="宋体" w:eastAsia="宋体" w:cs="宋体"/>
+          <w:rFonts w:ascii="Songti SC" w:hAnsi="Songti SC" w:eastAsia="Songti SC" w:cs="宋体"/>
           <w:b w:val="0"/>
           <w:sz w:val="21"/>
         </w:rPr>
         <w:t>微调 500 条样本仍未开始（FR-11）</w:t>
+      </w:r>
+    </w:p>
+    <w:p>
+      <w:pPr>
+        <w:pStyle w:val="ListBullet"/>
+      </w:pPr>
+      <w:r>
+        <w:rPr>
+          <w:rFonts w:ascii="Songti SC" w:hAnsi="Songti SC" w:eastAsia="Songti SC" w:cs="宋体"/>
+          <w:b w:val="0"/>
+          <w:sz w:val="21"/>
+        </w:rPr>
+        <w:t>代码变更留在本地工作分支，未提交或推送；真实认证服务和触屏设备的界面体验尚需联调。</w:t>
       </w:r>
     </w:p>
     <w:p/>
@@ -2137,12 +982,44 @@
       </w:pPr>
       <w:r>
         <w:rPr>
-          <w:rFonts w:ascii="宋体" w:hAnsi="宋体" w:eastAsia="宋体" w:cs="宋体"/>
+          <w:rFonts w:ascii="Songti SC" w:hAnsi="Songti SC" w:eastAsia="Songti SC" w:cs="宋体"/>
           <w:b w:val="0"/>
           <w:color w:val="888888"/>
           <w:sz w:val="17"/>
         </w:rPr>
-        <w:t>生成时间：2026-10-31 05:24</w:t>
+        <w:t>生成时间：2026-10-31 04:42</w:t>
+      </w:r>
+    </w:p>
+    <w:p>
+      <w:r>
+        <w:rPr>
+          <w:rFonts w:ascii="Songti SC" w:hAnsi="Songti SC" w:eastAsia="Songti SC"/>
+        </w:rPr>
+        <w:t>补充：修复响应式样式缺少结束符的问题；调整欢迎页、首页、侧栏、聊天区和窄屏表单的滚动与缩放。使用临时离线预览检查窄屏和横屏，轻量检查 9/9 通过；真实移动设备尚未验证。代码仍未提交或推送。</w:t>
+      </w:r>
+    </w:p>
+    <w:p>
+      <w:r>
+        <w:rPr>
+          <w:rFonts w:ascii="Songti SC" w:hAnsi="Songti SC" w:eastAsia="Songti SC"/>
+        </w:rPr>
+        <w:t>补充：收紧页面和组件间距，统一柔和圆角，并修复窄屏侧栏头像压缩变形。离线预览确认头像为 38×38，轻量检查 9/9 通过。修改未提交或推送。</w:t>
+      </w:r>
+    </w:p>
+    <w:p>
+      <w:r>
+        <w:rPr>
+          <w:rFonts w:ascii="Songti SC" w:hAnsi="Songti SC" w:eastAsia="Songti SC"/>
+        </w:rPr>
+        <w:t>补充：统一 Logo 圆角，将个人信息头像改为圆形，收紧卡片内部留白并移除侧边栏选中项左侧突出标记。轻量检查 9/9 通过，修改尚未提交或推送。</w:t>
+      </w:r>
+    </w:p>
+    <w:p>
+      <w:r>
+        <w:rPr>
+          <w:rFonts w:ascii="Songti SC" w:hAnsi="Songti SC" w:eastAsia="Songti SC"/>
+        </w:rPr>
+        <w:t>补充：整理学习看板网格，使同行卡片等宽等高并适配窄屏；增大科目和章节操作按钮间距。离线预览检查卡片对齐，轻量检查 9/9 通过，修改未提交或推送。</w:t>
       </w:r>
     </w:p>
     <w:sectPr>

--- a/日志/2026-10-31 修改日志.docx
+++ b/日志/2026-10-31 修改日志.docx
@@ -8,9 +8,9 @@
       </w:pPr>
       <w:r>
         <w:rPr>
-          <w:rFonts w:ascii="Songti SC" w:hAnsi="Songti SC" w:eastAsia="Songti SC" w:cs="微软雅黑"/>
+          <w:rFonts w:ascii="微软雅黑" w:hAnsi="微软雅黑" w:eastAsia="微软雅黑" w:cs="微软雅黑"/>
           <w:b/>
-          <w:color w:val="000000"/>
+          <w:color w:val="1F3B63"/>
           <w:sz w:val="40"/>
         </w:rPr>
         <w:t>2026-10-31 修改日志</w:t>
@@ -22,12 +22,12 @@
       </w:pPr>
       <w:r>
         <w:rPr>
-          <w:rFonts w:ascii="Songti SC" w:hAnsi="Songti SC" w:eastAsia="Songti SC" w:cs="宋体"/>
+          <w:rFonts w:ascii="宋体" w:hAnsi="宋体" w:eastAsia="宋体" w:cs="宋体"/>
           <w:b w:val="0"/>
           <w:color w:val="606060"/>
           <w:sz w:val="19"/>
         </w:rPr>
-        <w:t>计算机课程学习助手（CSLA）　星期六　记录人：KnightofAltria；本次补充 许知恒</w:t>
+        <w:t>计算机课程学习助手（CSLA）　星期六　记录人：许知恒</w:t>
       </w:r>
     </w:p>
     <w:p/>
@@ -37,7 +37,7 @@
       </w:pPr>
       <w:r>
         <w:rPr>
-          <w:rFonts w:ascii="Songti SC" w:hAnsi="Songti SC" w:eastAsia="Songti SC" w:cs="微软雅黑"/>
+          <w:rFonts w:ascii="微软雅黑" w:hAnsi="微软雅黑" w:eastAsia="微软雅黑" w:cs="微软雅黑"/>
           <w:b/>
           <w:color w:val="1F3B63"/>
           <w:sz w:val="28"/>
@@ -48,11 +48,11 @@
     <w:p>
       <w:r>
         <w:rPr>
-          <w:rFonts w:ascii="Songti SC" w:hAnsi="Songti SC" w:eastAsia="Songti SC" w:cs="宋体"/>
+          <w:rFonts w:ascii="宋体" w:hAnsi="宋体" w:eastAsia="宋体" w:cs="宋体"/>
           <w:b w:val="0"/>
           <w:sz w:val="21"/>
         </w:rPr>
-        <w:t>本日共产生 1 次提交，涉及 1 条记录，当前仓库已跟踪 167 个文件、累计 88 次提交。</w:t>
+        <w:t>本日共产生 2 次提交，涉及 2 条记录，当前仓库已跟踪 170 个文件、累计 89 次提交。</w:t>
       </w:r>
     </w:p>
     <w:p>
@@ -61,11 +61,11 @@
       </w:pPr>
       <w:r>
         <w:rPr>
-          <w:rFonts w:ascii="Songti SC" w:hAnsi="Songti SC" w:eastAsia="Songti SC" w:cs="宋体"/>
+          <w:rFonts w:ascii="宋体" w:hAnsi="宋体" w:eastAsia="宋体" w:cs="宋体"/>
           <w:b w:val="0"/>
           <w:sz w:val="21"/>
         </w:rPr>
-        <w:t>第一批扩展：复习队列、掌握度看板、检索详情、docx 导入、审核入库等 17 项</w:t>
+        <w:t>今日基线提交包含复习队列、掌握度看板、检索详情、资料审核等扩展；具体文件和提交统计见变更表。</w:t>
       </w:r>
     </w:p>
     <w:p>
@@ -74,11 +74,11 @@
       </w:pPr>
       <w:r>
         <w:rPr>
-          <w:rFonts w:ascii="Songti SC" w:hAnsi="Songti SC" w:eastAsia="Songti SC" w:cs="宋体"/>
+          <w:rFonts w:ascii="宋体" w:hAnsi="宋体" w:eastAsia="宋体" w:cs="宋体"/>
           <w:b w:val="0"/>
           <w:sz w:val="21"/>
         </w:rPr>
-        <w:t>第二批：五个可视化（热力图/知识图谱/能力雷达/复习预测/检索分数条）与 AI 优化（回答缓存、指代消解、同义词与去重、题型化提示词）</w:t>
+        <w:t>许知恒在 feat/frontend-redesign 完成前端视觉调整：欢迎页与首页、SVG 线条图标、头像拖放、个人简介、悬浮提示、偏好设置，以及响应式布局和看板卡片整理。</w:t>
       </w:r>
     </w:p>
     <w:p>
@@ -87,63 +87,11 @@
       </w:pPr>
       <w:r>
         <w:rPr>
-          <w:rFonts w:ascii="Songti SC" w:hAnsi="Songti SC" w:eastAsia="Songti SC" w:cs="宋体"/>
+          <w:rFonts w:ascii="宋体" w:hAnsi="宋体" w:eastAsia="宋体" w:cs="宋体"/>
           <w:b w:val="0"/>
           <w:sz w:val="21"/>
         </w:rPr>
-        <w:t>第三批：界面重构——看板 12 列栅格、KPI 图标、空状态、聊天页版式、三档响应式、?view= 深链接</w:t>
-      </w:r>
-    </w:p>
-    <w:p>
-      <w:pPr>
-        <w:pStyle w:val="ListBullet"/>
-      </w:pPr>
-      <w:r>
-        <w:rPr>
-          <w:rFonts w:ascii="Songti SC" w:hAnsi="Songti SC" w:eastAsia="Songti SC" w:cs="宋体"/>
-          <w:b w:val="0"/>
-          <w:sz w:val="21"/>
-        </w:rPr>
-        <w:t>合并 feat/study-extensions 到 main（--no-ff），合并后 check.py 33/33 通过</w:t>
-      </w:r>
-    </w:p>
-    <w:p>
-      <w:pPr>
-        <w:pStyle w:val="ListBullet"/>
-      </w:pPr>
-      <w:r>
-        <w:rPr>
-          <w:rFonts w:ascii="Songti SC" w:hAnsi="Songti SC" w:eastAsia="Songti SC" w:cs="宋体"/>
-          <w:b w:val="0"/>
-          <w:sz w:val="21"/>
-        </w:rPr>
-        <w:t>修正回答缓存键：纳入索引版本、配置与学习者上下文，避免资料更新后复用旧答案；新增 5 条单元测试</w:t>
-      </w:r>
-    </w:p>
-    <w:p>
-      <w:pPr>
-        <w:pStyle w:val="ListBullet"/>
-      </w:pPr>
-      <w:r>
-        <w:rPr>
-          <w:rFonts w:ascii="Songti SC" w:hAnsi="Songti SC" w:eastAsia="Songti SC" w:cs="宋体"/>
-          <w:b w:val="0"/>
-          <w:sz w:val="21"/>
-        </w:rPr>
-        <w:t>许知恒本次本地工作：从 GitHub 获取更新，以 feat/auth 为基础创建 feat/frontend-redesign；完成欢迎页、首页、侧栏与线条图标改造，加入头像拖放、个人简介、提示气泡和界面设置。</w:t>
-      </w:r>
-    </w:p>
-    <w:p>
-      <w:pPr>
-        <w:pStyle w:val="ListBullet"/>
-      </w:pPr>
-      <w:r>
-        <w:rPr>
-          <w:rFonts w:ascii="Songti SC" w:hAnsi="Songti SC" w:eastAsia="Songti SC" w:cs="宋体"/>
-          <w:b w:val="0"/>
-          <w:sz w:val="21"/>
-        </w:rPr>
-        <w:t>使用隔离临时目录运行离线预览；头像上传、简介保存及设置开关验证通过；项目轻量检查34/34通过。</w:t>
+        <w:t>更新 README 与 I-2 用户界面设计文档，补充当前界面实现和待验证事项。</w:t>
       </w:r>
     </w:p>
     <w:p>
@@ -152,7 +100,7 @@
       </w:pPr>
       <w:r>
         <w:rPr>
-          <w:rFonts w:ascii="Songti SC" w:hAnsi="Songti SC" w:eastAsia="Songti SC" w:cs="微软雅黑"/>
+          <w:rFonts w:ascii="微软雅黑" w:hAnsi="微软雅黑" w:eastAsia="微软雅黑" w:cs="微软雅黑"/>
           <w:b/>
           <w:color w:val="1F3B63"/>
           <w:sz w:val="28"/>
@@ -185,14 +133,10 @@
             <w:pPr>
               <w:jc w:val="center"/>
             </w:pPr>
+            <w:r/>
             <w:r>
               <w:rPr>
-                <w:rFonts w:ascii="Songti SC" w:hAnsi="Songti SC" w:eastAsia="Songti SC"/>
-              </w:rPr>
-            </w:r>
-            <w:r>
-              <w:rPr>
-                <w:rFonts w:ascii="Songti SC" w:hAnsi="Songti SC" w:eastAsia="Songti SC" w:cs="微软雅黑"/>
+                <w:rFonts w:ascii="微软雅黑" w:hAnsi="微软雅黑" w:eastAsia="微软雅黑" w:cs="微软雅黑"/>
                 <w:b/>
                 <w:sz w:val="19"/>
               </w:rPr>
@@ -209,14 +153,10 @@
             <w:pPr>
               <w:jc w:val="center"/>
             </w:pPr>
+            <w:r/>
             <w:r>
               <w:rPr>
-                <w:rFonts w:ascii="Songti SC" w:hAnsi="Songti SC" w:eastAsia="Songti SC"/>
-              </w:rPr>
-            </w:r>
-            <w:r>
-              <w:rPr>
-                <w:rFonts w:ascii="Songti SC" w:hAnsi="Songti SC" w:eastAsia="Songti SC" w:cs="微软雅黑"/>
+                <w:rFonts w:ascii="微软雅黑" w:hAnsi="微软雅黑" w:eastAsia="微软雅黑" w:cs="微软雅黑"/>
                 <w:b/>
                 <w:sz w:val="19"/>
               </w:rPr>
@@ -233,14 +173,10 @@
             <w:pPr>
               <w:jc w:val="center"/>
             </w:pPr>
+            <w:r/>
             <w:r>
               <w:rPr>
-                <w:rFonts w:ascii="Songti SC" w:hAnsi="Songti SC" w:eastAsia="Songti SC"/>
-              </w:rPr>
-            </w:r>
-            <w:r>
-              <w:rPr>
-                <w:rFonts w:ascii="Songti SC" w:hAnsi="Songti SC" w:eastAsia="Songti SC" w:cs="微软雅黑"/>
+                <w:rFonts w:ascii="微软雅黑" w:hAnsi="微软雅黑" w:eastAsia="微软雅黑" w:cs="微软雅黑"/>
                 <w:b/>
                 <w:sz w:val="19"/>
               </w:rPr>
@@ -257,14 +193,10 @@
             <w:pPr>
               <w:jc w:val="center"/>
             </w:pPr>
+            <w:r/>
             <w:r>
               <w:rPr>
-                <w:rFonts w:ascii="Songti SC" w:hAnsi="Songti SC" w:eastAsia="Songti SC"/>
-              </w:rPr>
-            </w:r>
-            <w:r>
-              <w:rPr>
-                <w:rFonts w:ascii="Songti SC" w:hAnsi="Songti SC" w:eastAsia="Songti SC" w:cs="微软雅黑"/>
+                <w:rFonts w:ascii="微软雅黑" w:hAnsi="微软雅黑" w:eastAsia="微软雅黑" w:cs="微软雅黑"/>
                 <w:b/>
                 <w:sz w:val="19"/>
               </w:rPr>
@@ -281,14 +213,10 @@
             <w:pPr>
               <w:jc w:val="center"/>
             </w:pPr>
+            <w:r/>
             <w:r>
               <w:rPr>
-                <w:rFonts w:ascii="Songti SC" w:hAnsi="Songti SC" w:eastAsia="Songti SC"/>
-              </w:rPr>
-            </w:r>
-            <w:r>
-              <w:rPr>
-                <w:rFonts w:ascii="Songti SC" w:hAnsi="Songti SC" w:eastAsia="Songti SC" w:cs="微软雅黑"/>
+                <w:rFonts w:ascii="微软雅黑" w:hAnsi="微软雅黑" w:eastAsia="微软雅黑" w:cs="微软雅黑"/>
                 <w:b/>
                 <w:sz w:val="19"/>
               </w:rPr>
@@ -303,14 +231,10 @@
             <w:tcW w:type="dxa" w:w="907"/>
           </w:tcPr>
           <w:p>
+            <w:r/>
             <w:r>
               <w:rPr>
-                <w:rFonts w:ascii="Songti SC" w:hAnsi="Songti SC" w:eastAsia="Songti SC"/>
-              </w:rPr>
-            </w:r>
-            <w:r>
-              <w:rPr>
-                <w:rFonts w:ascii="Songti SC" w:hAnsi="Songti SC" w:eastAsia="Songti SC" w:cs="宋体"/>
+                <w:rFonts w:ascii="宋体" w:hAnsi="宋体" w:eastAsia="宋体" w:cs="宋体"/>
                 <w:b w:val="0"/>
                 <w:sz w:val="19"/>
               </w:rPr>
@@ -323,14 +247,10 @@
             <w:tcW w:type="dxa" w:w="1077"/>
           </w:tcPr>
           <w:p>
+            <w:r/>
             <w:r>
               <w:rPr>
-                <w:rFonts w:ascii="Songti SC" w:hAnsi="Songti SC" w:eastAsia="Songti SC"/>
-              </w:rPr>
-            </w:r>
-            <w:r>
-              <w:rPr>
-                <w:rFonts w:ascii="Songti SC" w:hAnsi="Songti SC" w:eastAsia="Songti SC" w:cs="宋体"/>
+                <w:rFonts w:ascii="宋体" w:hAnsi="宋体" w:eastAsia="宋体" w:cs="宋体"/>
                 <w:b w:val="0"/>
                 <w:sz w:val="19"/>
               </w:rPr>
@@ -343,14 +263,10 @@
             <w:tcW w:type="dxa" w:w="850"/>
           </w:tcPr>
           <w:p>
+            <w:r/>
             <w:r>
               <w:rPr>
-                <w:rFonts w:ascii="Songti SC" w:hAnsi="Songti SC" w:eastAsia="Songti SC"/>
-              </w:rPr>
-            </w:r>
-            <w:r>
-              <w:rPr>
-                <w:rFonts w:ascii="Songti SC" w:hAnsi="Songti SC" w:eastAsia="Songti SC" w:cs="宋体"/>
+                <w:rFonts w:ascii="宋体" w:hAnsi="宋体" w:eastAsia="宋体" w:cs="宋体"/>
                 <w:b w:val="0"/>
                 <w:sz w:val="19"/>
               </w:rPr>
@@ -363,14 +279,10 @@
             <w:tcW w:type="dxa" w:w="4252"/>
           </w:tcPr>
           <w:p>
+            <w:r/>
             <w:r>
               <w:rPr>
-                <w:rFonts w:ascii="Songti SC" w:hAnsi="Songti SC" w:eastAsia="Songti SC"/>
-              </w:rPr>
-            </w:r>
-            <w:r>
-              <w:rPr>
-                <w:rFonts w:ascii="Songti SC" w:hAnsi="Songti SC" w:eastAsia="Songti SC" w:cs="宋体"/>
+                <w:rFonts w:ascii="宋体" w:hAnsi="宋体" w:eastAsia="宋体" w:cs="宋体"/>
                 <w:b w:val="0"/>
                 <w:sz w:val="19"/>
               </w:rPr>
@@ -383,14 +295,10 @@
             <w:tcW w:type="dxa" w:w="2098"/>
           </w:tcPr>
           <w:p>
+            <w:r/>
             <w:r>
               <w:rPr>
-                <w:rFonts w:ascii="Songti SC" w:hAnsi="Songti SC" w:eastAsia="Songti SC"/>
-              </w:rPr>
-            </w:r>
-            <w:r>
-              <w:rPr>
-                <w:rFonts w:ascii="Songti SC" w:hAnsi="Songti SC" w:eastAsia="Songti SC" w:cs="宋体"/>
+                <w:rFonts w:ascii="宋体" w:hAnsi="宋体" w:eastAsia="宋体" w:cs="宋体"/>
                 <w:b w:val="0"/>
                 <w:sz w:val="19"/>
               </w:rPr>
@@ -399,11 +307,93 @@
           </w:p>
         </w:tc>
       </w:tr>
+      <w:tr>
+        <w:tc>
+          <w:tcPr>
+            <w:tcW w:type="dxa" w:w="907"/>
+          </w:tcPr>
+          <w:p>
+            <w:r/>
+            <w:r>
+              <w:rPr>
+                <w:rFonts w:ascii="宋体" w:hAnsi="宋体" w:eastAsia="宋体" w:cs="宋体"/>
+                <w:b w:val="0"/>
+                <w:sz w:val="19"/>
+              </w:rPr>
+              <w:t>05:01</w:t>
+            </w:r>
+          </w:p>
+        </w:tc>
+        <w:tc>
+          <w:tcPr>
+            <w:tcW w:type="dxa" w:w="1077"/>
+          </w:tcPr>
+          <w:p>
+            <w:r/>
+            <w:r>
+              <w:rPr>
+                <w:rFonts w:ascii="宋体" w:hAnsi="宋体" w:eastAsia="宋体" w:cs="宋体"/>
+                <w:b w:val="0"/>
+                <w:sz w:val="19"/>
+              </w:rPr>
+              <w:t>48df890</w:t>
+            </w:r>
+          </w:p>
+        </w:tc>
+        <w:tc>
+          <w:tcPr>
+            <w:tcW w:type="dxa" w:w="850"/>
+          </w:tcPr>
+          <w:p>
+            <w:r/>
+            <w:r>
+              <w:rPr>
+                <w:rFonts w:ascii="宋体" w:hAnsi="宋体" w:eastAsia="宋体" w:cs="宋体"/>
+                <w:b w:val="0"/>
+                <w:sz w:val="19"/>
+              </w:rPr>
+              <w:t>feat</w:t>
+            </w:r>
+          </w:p>
+        </w:tc>
+        <w:tc>
+          <w:tcPr>
+            <w:tcW w:type="dxa" w:w="4252"/>
+          </w:tcPr>
+          <w:p>
+            <w:r/>
+            <w:r>
+              <w:rPr>
+                <w:rFonts w:ascii="宋体" w:hAnsi="宋体" w:eastAsia="宋体" w:cs="宋体"/>
+                <w:b w:val="0"/>
+                <w:sz w:val="19"/>
+              </w:rPr>
+              <w:t>重构前端界面并完善响应式布局</w:t>
+            </w:r>
+          </w:p>
+        </w:tc>
+        <w:tc>
+          <w:tcPr>
+            <w:tcW w:type="dxa" w:w="2098"/>
+          </w:tcPr>
+          <w:p>
+            <w:r/>
+            <w:r>
+              <w:rPr>
+                <w:rFonts w:ascii="宋体" w:hAnsi="宋体" w:eastAsia="宋体" w:cs="宋体"/>
+                <w:b w:val="0"/>
+                <w:sz w:val="19"/>
+              </w:rPr>
+              <w:t>14 文件 / +417 / -66</w:t>
+            </w:r>
+          </w:p>
+        </w:tc>
+      </w:tr>
     </w:tbl>
     <w:p>
       <w:r>
         <w:rPr>
-          <w:rFonts w:ascii="Songti SC" w:hAnsi="Songti SC" w:eastAsia="Songti SC" w:cs="宋体"/>
+          <w:rFonts w:ascii="宋体" w:hAnsi="宋体" w:eastAsia="宋体" w:cs="宋体"/>
           <w:b w:val="0"/>
           <w:color w:val="808080"/>
           <w:sz w:val="17"/>
@@ -417,7 +407,7 @@
       </w:pPr>
       <w:r>
         <w:rPr>
-          <w:rFonts w:ascii="Songti SC" w:hAnsi="Songti SC" w:eastAsia="Songti SC" w:cs="微软雅黑"/>
+          <w:rFonts w:ascii="微软雅黑" w:hAnsi="微软雅黑" w:eastAsia="微软雅黑" w:cs="微软雅黑"/>
           <w:b/>
           <w:color w:val="1F3B63"/>
           <w:sz w:val="28"/>
@@ -447,14 +437,10 @@
             <w:pPr>
               <w:jc w:val="center"/>
             </w:pPr>
+            <w:r/>
             <w:r>
               <w:rPr>
-                <w:rFonts w:ascii="Songti SC" w:hAnsi="Songti SC" w:eastAsia="Songti SC"/>
-              </w:rPr>
-            </w:r>
-            <w:r>
-              <w:rPr>
-                <w:rFonts w:ascii="Songti SC" w:hAnsi="Songti SC" w:eastAsia="Songti SC" w:cs="微软雅黑"/>
+                <w:rFonts w:ascii="微软雅黑" w:hAnsi="微软雅黑" w:eastAsia="微软雅黑" w:cs="微软雅黑"/>
                 <w:b/>
                 <w:sz w:val="19"/>
               </w:rPr>
@@ -471,14 +457,10 @@
             <w:pPr>
               <w:jc w:val="center"/>
             </w:pPr>
+            <w:r/>
             <w:r>
               <w:rPr>
-                <w:rFonts w:ascii="Songti SC" w:hAnsi="Songti SC" w:eastAsia="Songti SC"/>
-              </w:rPr>
-            </w:r>
-            <w:r>
-              <w:rPr>
-                <w:rFonts w:ascii="Songti SC" w:hAnsi="Songti SC" w:eastAsia="Songti SC" w:cs="微软雅黑"/>
+                <w:rFonts w:ascii="微软雅黑" w:hAnsi="微软雅黑" w:eastAsia="微软雅黑" w:cs="微软雅黑"/>
                 <w:b/>
                 <w:sz w:val="19"/>
               </w:rPr>
@@ -493,14 +475,10 @@
             <w:tcW w:type="dxa" w:w="2268"/>
           </w:tcPr>
           <w:p>
+            <w:r/>
             <w:r>
               <w:rPr>
-                <w:rFonts w:ascii="Songti SC" w:hAnsi="Songti SC" w:eastAsia="Songti SC"/>
-              </w:rPr>
-            </w:r>
-            <w:r>
-              <w:rPr>
-                <w:rFonts w:ascii="Songti SC" w:hAnsi="Songti SC" w:eastAsia="Songti SC" w:cs="宋体"/>
+                <w:rFonts w:ascii="宋体" w:hAnsi="宋体" w:eastAsia="宋体" w:cs="宋体"/>
                 <w:b w:val="0"/>
                 <w:sz w:val="19"/>
               </w:rPr>
@@ -513,14 +491,10 @@
             <w:tcW w:type="dxa" w:w="6917"/>
           </w:tcPr>
           <w:p>
+            <w:r/>
             <w:r>
               <w:rPr>
-                <w:rFonts w:ascii="Songti SC" w:hAnsi="Songti SC" w:eastAsia="Songti SC"/>
-              </w:rPr>
-            </w:r>
-            <w:r>
-              <w:rPr>
-                <w:rFonts w:ascii="Songti SC" w:hAnsi="Songti SC" w:eastAsia="Songti SC" w:cs="宋体"/>
+                <w:rFonts w:ascii="宋体" w:hAnsi="宋体" w:eastAsia="宋体" w:cs="宋体"/>
                 <w:b w:val="0"/>
                 <w:sz w:val="19"/>
               </w:rPr>
@@ -535,14 +509,10 @@
             <w:tcW w:type="dxa" w:w="2268"/>
           </w:tcPr>
           <w:p>
+            <w:r/>
             <w:r>
               <w:rPr>
-                <w:rFonts w:ascii="Songti SC" w:hAnsi="Songti SC" w:eastAsia="Songti SC"/>
-              </w:rPr>
-            </w:r>
-            <w:r>
-              <w:rPr>
-                <w:rFonts w:ascii="Songti SC" w:hAnsi="Songti SC" w:eastAsia="Songti SC" w:cs="宋体"/>
+                <w:rFonts w:ascii="宋体" w:hAnsi="宋体" w:eastAsia="宋体" w:cs="宋体"/>
                 <w:b w:val="0"/>
                 <w:sz w:val="19"/>
               </w:rPr>
@@ -555,18 +525,14 @@
             <w:tcW w:type="dxa" w:w="6917"/>
           </w:tcPr>
           <w:p>
+            <w:r/>
             <w:r>
               <w:rPr>
-                <w:rFonts w:ascii="Songti SC" w:hAnsi="Songti SC" w:eastAsia="Songti SC"/>
-              </w:rPr>
-            </w:r>
-            <w:r>
-              <w:rPr>
-                <w:rFonts w:ascii="Songti SC" w:hAnsi="Songti SC" w:eastAsia="Songti SC" w:cs="宋体"/>
+                <w:rFonts w:ascii="宋体" w:hAnsi="宋体" w:eastAsia="宋体" w:cs="宋体"/>
                 <w:b w:val="0"/>
                 <w:sz w:val="19"/>
               </w:rPr>
-              <w:t>2e5407c</w:t>
+              <w:t>48df890</w:t>
             </w:r>
           </w:p>
         </w:tc>
@@ -577,14 +543,10 @@
             <w:tcW w:type="dxa" w:w="2268"/>
           </w:tcPr>
           <w:p>
+            <w:r/>
             <w:r>
               <w:rPr>
-                <w:rFonts w:ascii="Songti SC" w:hAnsi="Songti SC" w:eastAsia="Songti SC"/>
-              </w:rPr>
-            </w:r>
-            <w:r>
-              <w:rPr>
-                <w:rFonts w:ascii="Songti SC" w:hAnsi="Songti SC" w:eastAsia="Songti SC" w:cs="宋体"/>
+                <w:rFonts w:ascii="宋体" w:hAnsi="宋体" w:eastAsia="宋体" w:cs="宋体"/>
                 <w:b w:val="0"/>
                 <w:sz w:val="19"/>
               </w:rPr>
@@ -597,18 +559,14 @@
             <w:tcW w:type="dxa" w:w="6917"/>
           </w:tcPr>
           <w:p>
+            <w:r/>
             <w:r>
               <w:rPr>
-                <w:rFonts w:ascii="Songti SC" w:hAnsi="Songti SC" w:eastAsia="Songti SC"/>
-              </w:rPr>
-            </w:r>
-            <w:r>
-              <w:rPr>
-                <w:rFonts w:ascii="Songti SC" w:hAnsi="Songti SC" w:eastAsia="Songti SC" w:cs="宋体"/>
+                <w:rFonts w:ascii="宋体" w:hAnsi="宋体" w:eastAsia="宋体" w:cs="宋体"/>
                 <w:b w:val="0"/>
                 <w:sz w:val="19"/>
               </w:rPr>
-              <w:t>88</w:t>
+              <w:t>89</w:t>
             </w:r>
           </w:p>
         </w:tc>
@@ -619,14 +577,10 @@
             <w:tcW w:type="dxa" w:w="2268"/>
           </w:tcPr>
           <w:p>
+            <w:r/>
             <w:r>
               <w:rPr>
-                <w:rFonts w:ascii="Songti SC" w:hAnsi="Songti SC" w:eastAsia="Songti SC"/>
-              </w:rPr>
-            </w:r>
-            <w:r>
-              <w:rPr>
-                <w:rFonts w:ascii="Songti SC" w:hAnsi="Songti SC" w:eastAsia="Songti SC" w:cs="宋体"/>
+                <w:rFonts w:ascii="宋体" w:hAnsi="宋体" w:eastAsia="宋体" w:cs="宋体"/>
                 <w:b w:val="0"/>
                 <w:sz w:val="19"/>
               </w:rPr>
@@ -639,18 +593,14 @@
             <w:tcW w:type="dxa" w:w="6917"/>
           </w:tcPr>
           <w:p>
+            <w:r/>
             <w:r>
               <w:rPr>
-                <w:rFonts w:ascii="Songti SC" w:hAnsi="Songti SC" w:eastAsia="Songti SC"/>
-              </w:rPr>
-            </w:r>
-            <w:r>
-              <w:rPr>
-                <w:rFonts w:ascii="Songti SC" w:hAnsi="Songti SC" w:eastAsia="Songti SC" w:cs="宋体"/>
+                <w:rFonts w:ascii="宋体" w:hAnsi="宋体" w:eastAsia="宋体" w:cs="宋体"/>
                 <w:b w:val="0"/>
                 <w:sz w:val="19"/>
               </w:rPr>
-              <w:t>1</w:t>
+              <w:t>2</w:t>
             </w:r>
           </w:p>
         </w:tc>
@@ -661,14 +611,10 @@
             <w:tcW w:type="dxa" w:w="2268"/>
           </w:tcPr>
           <w:p>
+            <w:r/>
             <w:r>
               <w:rPr>
-                <w:rFonts w:ascii="Songti SC" w:hAnsi="Songti SC" w:eastAsia="Songti SC"/>
-              </w:rPr>
-            </w:r>
-            <w:r>
-              <w:rPr>
-                <w:rFonts w:ascii="Songti SC" w:hAnsi="Songti SC" w:eastAsia="Songti SC" w:cs="宋体"/>
+                <w:rFonts w:ascii="宋体" w:hAnsi="宋体" w:eastAsia="宋体" w:cs="宋体"/>
                 <w:b w:val="0"/>
                 <w:sz w:val="19"/>
               </w:rPr>
@@ -681,18 +627,14 @@
             <w:tcW w:type="dxa" w:w="6917"/>
           </w:tcPr>
           <w:p>
+            <w:r/>
             <w:r>
               <w:rPr>
-                <w:rFonts w:ascii="Songti SC" w:hAnsi="Songti SC" w:eastAsia="Songti SC"/>
-              </w:rPr>
-            </w:r>
-            <w:r>
-              <w:rPr>
-                <w:rFonts w:ascii="Songti SC" w:hAnsi="Songti SC" w:eastAsia="Songti SC" w:cs="宋体"/>
+                <w:rFonts w:ascii="宋体" w:hAnsi="宋体" w:eastAsia="宋体" w:cs="宋体"/>
                 <w:b w:val="0"/>
                 <w:sz w:val="19"/>
               </w:rPr>
-              <w:t>167</w:t>
+              <w:t>170</w:t>
             </w:r>
           </w:p>
         </w:tc>
@@ -703,14 +645,10 @@
             <w:tcW w:type="dxa" w:w="2268"/>
           </w:tcPr>
           <w:p>
+            <w:r/>
             <w:r>
               <w:rPr>
-                <w:rFonts w:ascii="Songti SC" w:hAnsi="Songti SC" w:eastAsia="Songti SC"/>
-              </w:rPr>
-            </w:r>
-            <w:r>
-              <w:rPr>
-                <w:rFonts w:ascii="Songti SC" w:hAnsi="Songti SC" w:eastAsia="Songti SC" w:cs="宋体"/>
+                <w:rFonts w:ascii="宋体" w:hAnsi="宋体" w:eastAsia="宋体" w:cs="宋体"/>
                 <w:b w:val="0"/>
                 <w:sz w:val="19"/>
               </w:rPr>
@@ -723,18 +661,14 @@
             <w:tcW w:type="dxa" w:w="6917"/>
           </w:tcPr>
           <w:p>
+            <w:r/>
             <w:r>
               <w:rPr>
-                <w:rFonts w:ascii="Songti SC" w:hAnsi="Songti SC" w:eastAsia="Songti SC"/>
-              </w:rPr>
-            </w:r>
-            <w:r>
-              <w:rPr>
-                <w:rFonts w:ascii="Songti SC" w:hAnsi="Songti SC" w:eastAsia="Songti SC" w:cs="宋体"/>
+                <w:rFonts w:ascii="宋体" w:hAnsi="宋体" w:eastAsia="宋体" w:cs="宋体"/>
                 <w:b w:val="0"/>
                 <w:sz w:val="19"/>
               </w:rPr>
-              <w:t>有未提交改动</w:t>
+              <w:t>干净</w:t>
             </w:r>
           </w:p>
         </w:tc>
@@ -745,14 +679,10 @@
             <w:tcW w:type="dxa" w:w="2268"/>
           </w:tcPr>
           <w:p>
+            <w:r/>
             <w:r>
               <w:rPr>
-                <w:rFonts w:ascii="Songti SC" w:hAnsi="Songti SC" w:eastAsia="Songti SC"/>
-              </w:rPr>
-            </w:r>
-            <w:r>
-              <w:rPr>
-                <w:rFonts w:ascii="Songti SC" w:hAnsi="Songti SC" w:eastAsia="Songti SC" w:cs="宋体"/>
+                <w:rFonts w:ascii="宋体" w:hAnsi="宋体" w:eastAsia="宋体" w:cs="宋体"/>
                 <w:b w:val="0"/>
                 <w:sz w:val="19"/>
               </w:rPr>
@@ -765,11 +695,14 @@
             <w:tcW w:type="dxa" w:w="6917"/>
           </w:tcPr>
           <w:p>
+            <w:r/>
             <w:r>
               <w:rPr>
-                <w:rFonts w:ascii="Songti SC" w:hAnsi="Songti SC" w:eastAsia="Songti SC"/>
+                <w:rFonts w:ascii="宋体" w:hAnsi="宋体" w:eastAsia="宋体" w:cs="宋体"/>
+                <w:b w:val="0"/>
+                <w:sz w:val="19"/>
               </w:rPr>
-              <w:t>跟踪 origin/feat/auth；本地改动尚未提交</w:t>
+              <w:t>未找到远端分支</w:t>
             </w:r>
           </w:p>
         </w:tc>
@@ -780,14 +713,10 @@
             <w:tcW w:type="dxa" w:w="2268"/>
           </w:tcPr>
           <w:p>
+            <w:r/>
             <w:r>
               <w:rPr>
-                <w:rFonts w:ascii="Songti SC" w:hAnsi="Songti SC" w:eastAsia="Songti SC"/>
-              </w:rPr>
-            </w:r>
-            <w:r>
-              <w:rPr>
-                <w:rFonts w:ascii="Songti SC" w:hAnsi="Songti SC" w:eastAsia="Songti SC" w:cs="宋体"/>
+                <w:rFonts w:ascii="宋体" w:hAnsi="宋体" w:eastAsia="宋体" w:cs="宋体"/>
                 <w:b w:val="0"/>
                 <w:sz w:val="19"/>
               </w:rPr>
@@ -800,18 +729,14 @@
             <w:tcW w:type="dxa" w:w="6917"/>
           </w:tcPr>
           <w:p>
+            <w:r/>
             <w:r>
               <w:rPr>
-                <w:rFonts w:ascii="Songti SC" w:hAnsi="Songti SC" w:eastAsia="Songti SC"/>
-              </w:rPr>
-            </w:r>
-            <w:r>
-              <w:rPr>
-                <w:rFonts w:ascii="Songti SC" w:hAnsi="Songti SC" w:eastAsia="Songti SC" w:cs="宋体"/>
+                <w:rFonts w:ascii="宋体" w:hAnsi="宋体" w:eastAsia="宋体" w:cs="宋体"/>
                 <w:b w:val="0"/>
                 <w:sz w:val="19"/>
               </w:rPr>
-              <w:t>17.05 MB（不含 .git）</w:t>
+              <w:t>17.06 MB（不含 .git）</w:t>
             </w:r>
           </w:p>
         </w:tc>
@@ -823,7 +748,7 @@
       </w:pPr>
       <w:r>
         <w:rPr>
-          <w:rFonts w:ascii="Songti SC" w:hAnsi="Songti SC" w:eastAsia="Songti SC" w:cs="微软雅黑"/>
+          <w:rFonts w:ascii="微软雅黑" w:hAnsi="微软雅黑" w:eastAsia="微软雅黑" w:cs="微软雅黑"/>
           <w:b/>
           <w:color w:val="1F3B63"/>
           <w:sz w:val="28"/>
@@ -837,11 +762,11 @@
       </w:pPr>
       <w:r>
         <w:rPr>
-          <w:rFonts w:ascii="Songti SC" w:hAnsi="Songti SC" w:eastAsia="Songti SC" w:cs="宋体"/>
+          <w:rFonts w:ascii="宋体" w:hAnsi="宋体" w:eastAsia="宋体" w:cs="宋体"/>
           <w:b w:val="0"/>
           <w:sz w:val="21"/>
         </w:rPr>
-        <w:t>独立测试报出审核未隔离检索、缓存按切片数失效，已修复并补回归</w:t>
+        <w:t>修复响应式样式规则缺少结束符导致的部分断点失效，并让短窗口内容可滚动；真实手机和多浏览器验收尚未完成。</w:t>
       </w:r>
     </w:p>
     <w:p>
@@ -850,50 +775,11 @@
       </w:pPr>
       <w:r>
         <w:rPr>
-          <w:rFonts w:ascii="Songti SC" w:hAnsi="Songti SC" w:eastAsia="Songti SC" w:cs="宋体"/>
+          <w:rFonts w:ascii="宋体" w:hAnsi="宋体" w:eastAsia="宋体" w:cs="宋体"/>
           <w:b w:val="0"/>
           <w:sz w:val="21"/>
         </w:rPr>
-        <w:t>深链接被 landing.js 的 goHome() 抢回首页，改为有 view 参数时跳过欢迎动画</w:t>
-      </w:r>
-    </w:p>
-    <w:p>
-      <w:pPr>
-        <w:pStyle w:val="ListBullet"/>
-      </w:pPr>
-      <w:r>
-        <w:rPr>
-          <w:rFonts w:ascii="Songti SC" w:hAnsi="Songti SC" w:eastAsia="Songti SC" w:cs="宋体"/>
-          <w:b w:val="0"/>
-          <w:sz w:val="21"/>
-        </w:rPr>
-        <w:t>热力图容器类名冲突导致卡片被撑高，内层改名 .hm-grid</w:t>
-      </w:r>
-    </w:p>
-    <w:p>
-      <w:pPr>
-        <w:pStyle w:val="ListBullet"/>
-      </w:pPr>
-      <w:r>
-        <w:rPr>
-          <w:rFonts w:ascii="Songti SC" w:hAnsi="Songti SC" w:eastAsia="Songti SC" w:cs="宋体"/>
-          <w:b w:val="0"/>
-          <w:sz w:val="21"/>
-        </w:rPr>
-        <w:t>无头浏览器最小窗口宽度 512，430 宽截图实为裁切而非布局溢出</w:t>
-      </w:r>
-    </w:p>
-    <w:p>
-      <w:pPr>
-        <w:pStyle w:val="ListBullet"/>
-      </w:pPr>
-      <w:r>
-        <w:rPr>
-          <w:rFonts w:ascii="Songti SC" w:hAnsi="Songti SC" w:eastAsia="Songti SC" w:cs="宋体"/>
-          <w:b w:val="0"/>
-          <w:sz w:val="21"/>
-        </w:rPr>
-        <w:t>最新认证分支的无登录演示初始化时误将数据库连接当作方法，调整初始化顺序后可启动。</w:t>
+        <w:t>本地提交已生成，但 SSH 推送因当前环境没有可用的 GitHub 私钥而被拒绝；远端功能分支尚未创建。</w:t>
       </w:r>
     </w:p>
     <w:p>
@@ -902,7 +788,7 @@
       </w:pPr>
       <w:r>
         <w:rPr>
-          <w:rFonts w:ascii="Songti SC" w:hAnsi="Songti SC" w:eastAsia="Songti SC" w:cs="微软雅黑"/>
+          <w:rFonts w:ascii="微软雅黑" w:hAnsi="微软雅黑" w:eastAsia="微软雅黑" w:cs="微软雅黑"/>
           <w:b/>
           <w:color w:val="1F3B63"/>
           <w:sz w:val="28"/>
@@ -916,63 +802,11 @@
       </w:pPr>
       <w:r>
         <w:rPr>
-          <w:rFonts w:ascii="Songti SC" w:hAnsi="Songti SC" w:eastAsia="Songti SC" w:cs="宋体"/>
+          <w:rFonts w:ascii="宋体" w:hAnsi="宋体" w:eastAsia="宋体" w:cs="宋体"/>
           <w:b w:val="0"/>
           <w:sz w:val="21"/>
         </w:rPr>
-        <w:t>EXT-19 引用逐句核验、EXT-18 增量索引未完成</w:t>
-      </w:r>
-    </w:p>
-    <w:p>
-      <w:pPr>
-        <w:pStyle w:val="ListBullet"/>
-      </w:pPr>
-      <w:r>
-        <w:rPr>
-          <w:rFonts w:ascii="Songti SC" w:hAnsi="Songti SC" w:eastAsia="Songti SC" w:cs="宋体"/>
-          <w:b w:val="0"/>
-          <w:sz w:val="21"/>
-        </w:rPr>
-        <w:t>深色模式、手机底部导航、真实触屏手感未做</w:t>
-      </w:r>
-    </w:p>
-    <w:p>
-      <w:pPr>
-        <w:pStyle w:val="ListBullet"/>
-      </w:pPr>
-      <w:r>
-        <w:rPr>
-          <w:rFonts w:ascii="Songti SC" w:hAnsi="Songti SC" w:eastAsia="Songti SC" w:cs="宋体"/>
-          <w:b w:val="0"/>
-          <w:sz w:val="21"/>
-        </w:rPr>
-        <w:t>提示词结构化与真实 DeepSeek 回答质量仍未验证</w:t>
-      </w:r>
-    </w:p>
-    <w:p>
-      <w:pPr>
-        <w:pStyle w:val="ListBullet"/>
-      </w:pPr>
-      <w:r>
-        <w:rPr>
-          <w:rFonts w:ascii="Songti SC" w:hAnsi="Songti SC" w:eastAsia="Songti SC" w:cs="宋体"/>
-          <w:b w:val="0"/>
-          <w:sz w:val="21"/>
-        </w:rPr>
-        <w:t>微调 500 条样本仍未开始（FR-11）</w:t>
-      </w:r>
-    </w:p>
-    <w:p>
-      <w:pPr>
-        <w:pStyle w:val="ListBullet"/>
-      </w:pPr>
-      <w:r>
-        <w:rPr>
-          <w:rFonts w:ascii="Songti SC" w:hAnsi="Songti SC" w:eastAsia="Songti SC" w:cs="宋体"/>
-          <w:b w:val="0"/>
-          <w:sz w:val="21"/>
-        </w:rPr>
-        <w:t>代码变更留在本地工作分支，未提交或推送；真实认证服务和触屏设备的界面体验尚需联调。</w:t>
+        <w:t>由许知恒在本机配置自己的 GitHub SSH 密钥后，运行 git push -u origin feat/frontend-redesign；之后由小组决定评审方式。</w:t>
       </w:r>
     </w:p>
     <w:p/>
@@ -982,44 +816,12 @@
       </w:pPr>
       <w:r>
         <w:rPr>
-          <w:rFonts w:ascii="Songti SC" w:hAnsi="Songti SC" w:eastAsia="Songti SC" w:cs="宋体"/>
+          <w:rFonts w:ascii="宋体" w:hAnsi="宋体" w:eastAsia="宋体" w:cs="宋体"/>
           <w:b w:val="0"/>
           <w:color w:val="888888"/>
           <w:sz w:val="17"/>
         </w:rPr>
-        <w:t>生成时间：2026-10-31 04:42</w:t>
-      </w:r>
-    </w:p>
-    <w:p>
-      <w:r>
-        <w:rPr>
-          <w:rFonts w:ascii="Songti SC" w:hAnsi="Songti SC" w:eastAsia="Songti SC"/>
-        </w:rPr>
-        <w:t>补充：修复响应式样式缺少结束符的问题；调整欢迎页、首页、侧栏、聊天区和窄屏表单的滚动与缩放。使用临时离线预览检查窄屏和横屏，轻量检查 9/9 通过；真实移动设备尚未验证。代码仍未提交或推送。</w:t>
-      </w:r>
-    </w:p>
-    <w:p>
-      <w:r>
-        <w:rPr>
-          <w:rFonts w:ascii="Songti SC" w:hAnsi="Songti SC" w:eastAsia="Songti SC"/>
-        </w:rPr>
-        <w:t>补充：收紧页面和组件间距，统一柔和圆角，并修复窄屏侧栏头像压缩变形。离线预览确认头像为 38×38，轻量检查 9/9 通过。修改未提交或推送。</w:t>
-      </w:r>
-    </w:p>
-    <w:p>
-      <w:r>
-        <w:rPr>
-          <w:rFonts w:ascii="Songti SC" w:hAnsi="Songti SC" w:eastAsia="Songti SC"/>
-        </w:rPr>
-        <w:t>补充：统一 Logo 圆角，将个人信息头像改为圆形，收紧卡片内部留白并移除侧边栏选中项左侧突出标记。轻量检查 9/9 通过，修改尚未提交或推送。</w:t>
-      </w:r>
-    </w:p>
-    <w:p>
-      <w:r>
-        <w:rPr>
-          <w:rFonts w:ascii="Songti SC" w:hAnsi="Songti SC" w:eastAsia="Songti SC"/>
-        </w:rPr>
-        <w:t>补充：整理学习看板网格，使同行卡片等宽等高并适配窄屏；增大科目和章节操作按钮间距。离线预览检查卡片对齐，轻量检查 9/9 通过，修改未提交或推送。</w:t>
+        <w:t>生成时间：2026-10-31 05:04</w:t>
       </w:r>
     </w:p>
     <w:sectPr>

--- a/日志/2026-10-31 修改日志.docx
+++ b/日志/2026-10-31 修改日志.docx
@@ -52,7 +52,7 @@
           <w:b w:val="0"/>
           <w:sz w:val="21"/>
         </w:rPr>
-        <w:t>本日共产生 17 次提交，涉及 17 条记录，当前仓库已跟踪 162 个文件、累计 86 次提交。</w:t>
+        <w:t>本日共产生 19 次提交，涉及 19 条记录，当前仓库已跟踪 164 个文件、累计 88 次提交。</w:t>
       </w:r>
     </w:p>
     <w:p>
@@ -65,7 +65,7 @@
           <w:b w:val="0"/>
           <w:sz w:val="21"/>
         </w:rPr>
-        <w:t>修复回答缓存：加入索引版本、完整历史、配置、学习者信息；5项单测与33项轻量检查通过，隔离HTTP回归通过。</w:t>
+        <w:t>保存UI替换版本的局部修复补丁：隐藏启动窗口，登录注册后进入欢迎页。静态与回归9/9通过，VBS参数探针通过。</w:t>
       </w:r>
     </w:p>
     <w:p>
@@ -1593,6 +1593,170 @@
           </w:p>
         </w:tc>
       </w:tr>
+      <w:tr>
+        <w:tc>
+          <w:tcPr>
+            <w:tcW w:type="dxa" w:w="907"/>
+          </w:tcPr>
+          <w:p>
+            <w:r/>
+            <w:r>
+              <w:rPr>
+                <w:rFonts w:ascii="宋体" w:hAnsi="宋体" w:eastAsia="宋体" w:cs="宋体"/>
+                <w:b w:val="0"/>
+                <w:sz w:val="19"/>
+              </w:rPr>
+              <w:t>05:22</w:t>
+            </w:r>
+          </w:p>
+        </w:tc>
+        <w:tc>
+          <w:tcPr>
+            <w:tcW w:type="dxa" w:w="1077"/>
+          </w:tcPr>
+          <w:p>
+            <w:r/>
+            <w:r>
+              <w:rPr>
+                <w:rFonts w:ascii="宋体" w:hAnsi="宋体" w:eastAsia="宋体" w:cs="宋体"/>
+                <w:b w:val="0"/>
+                <w:sz w:val="19"/>
+              </w:rPr>
+              <w:t>0d17e96</w:t>
+            </w:r>
+          </w:p>
+        </w:tc>
+        <w:tc>
+          <w:tcPr>
+            <w:tcW w:type="dxa" w:w="850"/>
+          </w:tcPr>
+          <w:p>
+            <w:r/>
+            <w:r>
+              <w:rPr>
+                <w:rFonts w:ascii="宋体" w:hAnsi="宋体" w:eastAsia="宋体" w:cs="宋体"/>
+                <w:b w:val="0"/>
+                <w:sz w:val="19"/>
+              </w:rPr>
+              <w:t>docs</w:t>
+            </w:r>
+          </w:p>
+        </w:tc>
+        <w:tc>
+          <w:tcPr>
+            <w:tcW w:type="dxa" w:w="4252"/>
+          </w:tcPr>
+          <w:p>
+            <w:r/>
+            <w:r>
+              <w:rPr>
+                <w:rFonts w:ascii="宋体" w:hAnsi="宋体" w:eastAsia="宋体" w:cs="宋体"/>
+                <w:b w:val="0"/>
+                <w:sz w:val="19"/>
+              </w:rPr>
+              <w:t>记录回答缓存修复与回归结果</w:t>
+            </w:r>
+          </w:p>
+        </w:tc>
+        <w:tc>
+          <w:tcPr>
+            <w:tcW w:type="dxa" w:w="2098"/>
+          </w:tcPr>
+          <w:p>
+            <w:r/>
+            <w:r>
+              <w:rPr>
+                <w:rFonts w:ascii="宋体" w:hAnsi="宋体" w:eastAsia="宋体" w:cs="宋体"/>
+                <w:b w:val="0"/>
+                <w:sz w:val="19"/>
+              </w:rPr>
+              <w:t>1 文件</w:t>
+            </w:r>
+          </w:p>
+        </w:tc>
+      </w:tr>
+      <w:tr>
+        <w:tc>
+          <w:tcPr>
+            <w:tcW w:type="dxa" w:w="907"/>
+          </w:tcPr>
+          <w:p>
+            <w:r/>
+            <w:r>
+              <w:rPr>
+                <w:rFonts w:ascii="宋体" w:hAnsi="宋体" w:eastAsia="宋体" w:cs="宋体"/>
+                <w:b w:val="0"/>
+                <w:sz w:val="19"/>
+              </w:rPr>
+              <w:t>22:54</w:t>
+            </w:r>
+          </w:p>
+        </w:tc>
+        <w:tc>
+          <w:tcPr>
+            <w:tcW w:type="dxa" w:w="1077"/>
+          </w:tcPr>
+          <w:p>
+            <w:r/>
+            <w:r>
+              <w:rPr>
+                <w:rFonts w:ascii="宋体" w:hAnsi="宋体" w:eastAsia="宋体" w:cs="宋体"/>
+                <w:b w:val="0"/>
+                <w:sz w:val="19"/>
+              </w:rPr>
+              <w:t>8b81357</w:t>
+            </w:r>
+          </w:p>
+        </w:tc>
+        <w:tc>
+          <w:tcPr>
+            <w:tcW w:type="dxa" w:w="850"/>
+          </w:tcPr>
+          <w:p>
+            <w:r/>
+            <w:r>
+              <w:rPr>
+                <w:rFonts w:ascii="宋体" w:hAnsi="宋体" w:eastAsia="宋体" w:cs="宋体"/>
+                <w:b w:val="0"/>
+                <w:sz w:val="19"/>
+              </w:rPr>
+              <w:t>fix</w:t>
+            </w:r>
+          </w:p>
+        </w:tc>
+        <w:tc>
+          <w:tcPr>
+            <w:tcW w:type="dxa" w:w="4252"/>
+          </w:tcPr>
+          <w:p>
+            <w:r/>
+            <w:r>
+              <w:rPr>
+                <w:rFonts w:ascii="宋体" w:hAnsi="宋体" w:eastAsia="宋体" w:cs="宋体"/>
+                <w:b w:val="0"/>
+                <w:sz w:val="19"/>
+              </w:rPr>
+              <w:t>修复UI版隐藏启动和登录欢迎页并保存差异</w:t>
+            </w:r>
+          </w:p>
+        </w:tc>
+        <w:tc>
+          <w:tcPr>
+            <w:tcW w:type="dxa" w:w="2098"/>
+          </w:tcPr>
+          <w:p>
+            <w:r/>
+            <w:r>
+              <w:rPr>
+                <w:rFonts w:ascii="宋体" w:hAnsi="宋体" w:eastAsia="宋体" w:cs="宋体"/>
+                <w:b w:val="0"/>
+                <w:sz w:val="19"/>
+              </w:rPr>
+              <w:t>2 文件 / +2767</w:t>
+            </w:r>
+          </w:p>
+        </w:tc>
+      </w:tr>
     </w:tbl>
     <w:p>
       <w:r>
@@ -1736,7 +1900,7 @@
                 <w:b w:val="0"/>
                 <w:sz w:val="19"/>
               </w:rPr>
-              <w:t>c350557</w:t>
+              <w:t>8b81357</w:t>
             </w:r>
           </w:p>
         </w:tc>
@@ -1770,7 +1934,7 @@
                 <w:b w:val="0"/>
                 <w:sz w:val="19"/>
               </w:rPr>
-              <w:t>86</w:t>
+              <w:t>88</w:t>
             </w:r>
           </w:p>
         </w:tc>
@@ -1804,7 +1968,7 @@
                 <w:b w:val="0"/>
                 <w:sz w:val="19"/>
               </w:rPr>
-              <w:t>17</w:t>
+              <w:t>19</w:t>
             </w:r>
           </w:p>
         </w:tc>
@@ -1838,7 +2002,7 @@
                 <w:b w:val="0"/>
                 <w:sz w:val="19"/>
               </w:rPr>
-              <w:t>162</w:t>
+              <w:t>164</w:t>
             </w:r>
           </w:p>
         </w:tc>
@@ -1872,7 +2036,7 @@
                 <w:b w:val="0"/>
                 <w:sz w:val="19"/>
               </w:rPr>
-              <w:t>干净</w:t>
+              <w:t>有未提交改动</w:t>
             </w:r>
           </w:p>
         </w:tc>
@@ -1906,7 +2070,7 @@
                 <w:b w:val="0"/>
                 <w:sz w:val="19"/>
               </w:rPr>
-              <w:t>未找到远端分支</w:t>
+              <w:t>本地领先 1 个提交（待推送）</w:t>
             </w:r>
           </w:p>
         </w:tc>
@@ -1940,7 +2104,7 @@
                 <w:b w:val="0"/>
                 <w:sz w:val="19"/>
               </w:rPr>
-              <w:t>16.1 MB（不含 .git）</w:t>
+              <w:t>17.34 MB（不含 .git）</w:t>
             </w:r>
           </w:p>
         </w:tc>
@@ -1961,16 +2125,13 @@
       </w:r>
     </w:p>
     <w:p>
-      <w:pPr>
-        <w:pStyle w:val="ListBullet"/>
-      </w:pPr>
       <w:r>
         <w:rPr>
           <w:rFonts w:ascii="宋体" w:hAnsi="宋体" w:eastAsia="宋体" w:cs="宋体"/>
           <w:b w:val="0"/>
           <w:sz w:val="21"/>
         </w:rPr>
-        <w:t>删除资料或修改审核状态后仍回放旧答案的问题已修复；不同上下文缓存碰撞已修复。</w:t>
+        <w:t>本日无阻塞性问题。</w:t>
       </w:r>
     </w:p>
     <w:p>
@@ -1997,7 +2158,7 @@
           <w:b w:val="0"/>
           <w:sz w:val="21"/>
         </w:rPr>
-        <w:t>重启本地服务加载修复；真实模型调用与完整UI验收未执行。</w:t>
+        <w:t>用户重启后核对实际登录和欢迎页；未执行真实登录及完整浏览器交互。</w:t>
       </w:r>
     </w:p>
     <w:p/>
@@ -2012,7 +2173,7 @@
           <w:color w:val="888888"/>
           <w:sz w:val="17"/>
         </w:rPr>
-        <w:t>生成时间：2026-10-31 05:22</w:t>
+        <w:t>生成时间：2026-10-31 22:54</w:t>
       </w:r>
     </w:p>
     <w:sectPr>

--- a/日志/2026-10-31 修改日志.docx
+++ b/日志/2026-10-31 修改日志.docx
@@ -52,7 +52,7 @@
           <w:b w:val="0"/>
           <w:sz w:val="21"/>
         </w:rPr>
-        <w:t>本日共产生 19 次提交，涉及 19 条记录，当前仓库已跟踪 164 个文件、累计 88 次提交。</w:t>
+        <w:t>本日共产生 21 次提交，涉及 21 条记录，当前仓库已跟踪 209 个文件、累计 90 次提交。</w:t>
       </w:r>
     </w:p>
     <w:p>
@@ -65,7 +65,20 @@
           <w:b w:val="0"/>
           <w:sz w:val="21"/>
         </w:rPr>
-        <w:t>保存UI替换版本的局部修复补丁：隐藏启动窗口，登录注册后进入欢迎页。静态与回归9/9通过，VBS参数探针通过。</w:t>
+        <w:t>新增独立 UI与功能合并版：功能以完善版为准，保留UI优化版界面、个人简介、隐藏启动与登录欢迎页修复。</w:t>
+      </w:r>
+    </w:p>
+    <w:p>
+      <w:pPr>
+        <w:pStyle w:val="ListBullet"/>
+      </w:pPr>
+      <w:r>
+        <w:rPr>
+          <w:rFonts w:ascii="宋体" w:hAnsi="宋体" w:eastAsia="宋体" w:cs="宋体"/>
+          <w:b w:val="0"/>
+          <w:sz w:val="21"/>
+        </w:rPr>
+        <w:t>合并版验证：check.py 34/34；test_auth.py 37/37；回答缓存测试5/5；Edge浏览器注册到欢迎页、阅读切换/刷新/历史及简介保存通过。测试均使用临时数据。</w:t>
       </w:r>
     </w:p>
     <w:p>
@@ -1757,6 +1770,170 @@
           </w:p>
         </w:tc>
       </w:tr>
+      <w:tr>
+        <w:tc>
+          <w:tcPr>
+            <w:tcW w:type="dxa" w:w="907"/>
+          </w:tcPr>
+          <w:p>
+            <w:r/>
+            <w:r>
+              <w:rPr>
+                <w:rFonts w:ascii="宋体" w:hAnsi="宋体" w:eastAsia="宋体" w:cs="宋体"/>
+                <w:b w:val="0"/>
+                <w:sz w:val="19"/>
+              </w:rPr>
+              <w:t>22:54</w:t>
+            </w:r>
+          </w:p>
+        </w:tc>
+        <w:tc>
+          <w:tcPr>
+            <w:tcW w:type="dxa" w:w="1077"/>
+          </w:tcPr>
+          <w:p>
+            <w:r/>
+            <w:r>
+              <w:rPr>
+                <w:rFonts w:ascii="宋体" w:hAnsi="宋体" w:eastAsia="宋体" w:cs="宋体"/>
+                <w:b w:val="0"/>
+                <w:sz w:val="19"/>
+              </w:rPr>
+              <w:t>415f8fb</w:t>
+            </w:r>
+          </w:p>
+        </w:tc>
+        <w:tc>
+          <w:tcPr>
+            <w:tcW w:type="dxa" w:w="850"/>
+          </w:tcPr>
+          <w:p>
+            <w:r/>
+            <w:r>
+              <w:rPr>
+                <w:rFonts w:ascii="宋体" w:hAnsi="宋体" w:eastAsia="宋体" w:cs="宋体"/>
+                <w:b w:val="0"/>
+                <w:sz w:val="19"/>
+              </w:rPr>
+              <w:t>docs</w:t>
+            </w:r>
+          </w:p>
+        </w:tc>
+        <w:tc>
+          <w:tcPr>
+            <w:tcW w:type="dxa" w:w="4252"/>
+          </w:tcPr>
+          <w:p>
+            <w:r/>
+            <w:r>
+              <w:rPr>
+                <w:rFonts w:ascii="宋体" w:hAnsi="宋体" w:eastAsia="宋体" w:cs="宋体"/>
+                <w:b w:val="0"/>
+                <w:sz w:val="19"/>
+              </w:rPr>
+              <w:t>记录登录欢迎页修复日志</w:t>
+            </w:r>
+          </w:p>
+        </w:tc>
+        <w:tc>
+          <w:tcPr>
+            <w:tcW w:type="dxa" w:w="2098"/>
+          </w:tcPr>
+          <w:p>
+            <w:r/>
+            <w:r>
+              <w:rPr>
+                <w:rFonts w:ascii="宋体" w:hAnsi="宋体" w:eastAsia="宋体" w:cs="宋体"/>
+                <w:b w:val="0"/>
+                <w:sz w:val="19"/>
+              </w:rPr>
+              <w:t>1 文件</w:t>
+            </w:r>
+          </w:p>
+        </w:tc>
+      </w:tr>
+      <w:tr>
+        <w:tc>
+          <w:tcPr>
+            <w:tcW w:type="dxa" w:w="907"/>
+          </w:tcPr>
+          <w:p>
+            <w:r/>
+            <w:r>
+              <w:rPr>
+                <w:rFonts w:ascii="宋体" w:hAnsi="宋体" w:eastAsia="宋体" w:cs="宋体"/>
+                <w:b w:val="0"/>
+                <w:sz w:val="19"/>
+              </w:rPr>
+              <w:t>23:07</w:t>
+            </w:r>
+          </w:p>
+        </w:tc>
+        <w:tc>
+          <w:tcPr>
+            <w:tcW w:type="dxa" w:w="1077"/>
+          </w:tcPr>
+          <w:p>
+            <w:r/>
+            <w:r>
+              <w:rPr>
+                <w:rFonts w:ascii="宋体" w:hAnsi="宋体" w:eastAsia="宋体" w:cs="宋体"/>
+                <w:b w:val="0"/>
+                <w:sz w:val="19"/>
+              </w:rPr>
+              <w:t>3892eb2</w:t>
+            </w:r>
+          </w:p>
+        </w:tc>
+        <w:tc>
+          <w:tcPr>
+            <w:tcW w:type="dxa" w:w="850"/>
+          </w:tcPr>
+          <w:p>
+            <w:r/>
+            <w:r>
+              <w:rPr>
+                <w:rFonts w:ascii="宋体" w:hAnsi="宋体" w:eastAsia="宋体" w:cs="宋体"/>
+                <w:b w:val="0"/>
+                <w:sz w:val="19"/>
+              </w:rPr>
+              <w:t>feat</w:t>
+            </w:r>
+          </w:p>
+        </w:tc>
+        <w:tc>
+          <w:tcPr>
+            <w:tcW w:type="dxa" w:w="4252"/>
+          </w:tcPr>
+          <w:p>
+            <w:r/>
+            <w:r>
+              <w:rPr>
+                <w:rFonts w:ascii="宋体" w:hAnsi="宋体" w:eastAsia="宋体" w:cs="宋体"/>
+                <w:b w:val="0"/>
+                <w:sz w:val="19"/>
+              </w:rPr>
+              <w:t>合并功能完善版与UI优化版并新增独立交付目录</w:t>
+            </w:r>
+          </w:p>
+        </w:tc>
+        <w:tc>
+          <w:tcPr>
+            <w:tcW w:type="dxa" w:w="2098"/>
+          </w:tcPr>
+          <w:p>
+            <w:r/>
+            <w:r>
+              <w:rPr>
+                <w:rFonts w:ascii="宋体" w:hAnsi="宋体" w:eastAsia="宋体" w:cs="宋体"/>
+                <w:b w:val="0"/>
+                <w:sz w:val="19"/>
+              </w:rPr>
+              <w:t>45 文件 / +14211</w:t>
+            </w:r>
+          </w:p>
+        </w:tc>
+      </w:tr>
     </w:tbl>
     <w:p>
       <w:r>
@@ -1866,7 +2043,7 @@
                 <w:b w:val="0"/>
                 <w:sz w:val="19"/>
               </w:rPr>
-              <w:t>codex/fix-answer-cache</w:t>
+              <w:t>codex/merge-ui-functional</w:t>
             </w:r>
           </w:p>
         </w:tc>
@@ -1900,7 +2077,7 @@
                 <w:b w:val="0"/>
                 <w:sz w:val="19"/>
               </w:rPr>
-              <w:t>8b81357</w:t>
+              <w:t>3892eb2</w:t>
             </w:r>
           </w:p>
         </w:tc>
@@ -1934,7 +2111,7 @@
                 <w:b w:val="0"/>
                 <w:sz w:val="19"/>
               </w:rPr>
-              <w:t>88</w:t>
+              <w:t>90</w:t>
             </w:r>
           </w:p>
         </w:tc>
@@ -1968,7 +2145,7 @@
                 <w:b w:val="0"/>
                 <w:sz w:val="19"/>
               </w:rPr>
-              <w:t>19</w:t>
+              <w:t>21</w:t>
             </w:r>
           </w:p>
         </w:tc>
@@ -2002,7 +2179,7 @@
                 <w:b w:val="0"/>
                 <w:sz w:val="19"/>
               </w:rPr>
-              <w:t>164</w:t>
+              <w:t>209</w:t>
             </w:r>
           </w:p>
         </w:tc>
@@ -2036,7 +2213,7 @@
                 <w:b w:val="0"/>
                 <w:sz w:val="19"/>
               </w:rPr>
-              <w:t>有未提交改动</w:t>
+              <w:t>干净</w:t>
             </w:r>
           </w:p>
         </w:tc>
@@ -2070,7 +2247,7 @@
                 <w:b w:val="0"/>
                 <w:sz w:val="19"/>
               </w:rPr>
-              <w:t>本地领先 1 个提交（待推送）</w:t>
+              <w:t>未找到远端分支</w:t>
             </w:r>
           </w:p>
         </w:tc>
@@ -2104,7 +2281,7 @@
                 <w:b w:val="0"/>
                 <w:sz w:val="19"/>
               </w:rPr>
-              <w:t>17.34 MB（不含 .git）</w:t>
+              <w:t>16.86 MB（不含 .git）</w:t>
             </w:r>
           </w:p>
         </w:tc>
@@ -2125,13 +2302,16 @@
       </w:r>
     </w:p>
     <w:p>
+      <w:pPr>
+        <w:pStyle w:val="ListBullet"/>
+      </w:pPr>
       <w:r>
         <w:rPr>
           <w:rFonts w:ascii="宋体" w:hAnsi="宋体" w:eastAsia="宋体" w:cs="宋体"/>
           <w:b w:val="0"/>
           <w:sz w:val="21"/>
         </w:rPr>
-        <w:t>本日无阻塞性问题。</w:t>
+        <w:t>首轮网络测试受沙箱限制，授权本机套接字后通过；短测试资料触发体检提示，清除测试数据后34/34通过。</w:t>
       </w:r>
     </w:p>
     <w:p>
@@ -2158,25 +2338,11 @@
           <w:b w:val="0"/>
           <w:sz w:val="21"/>
         </w:rPr>
-        <w:t>用户重启后核对实际登录和欢迎页；未执行真实登录及完整浏览器交互。</w:t>
-      </w:r>
-    </w:p>
-    <w:p/>
-    <w:p>
-      <w:pPr>
-        <w:jc w:val="right"/>
-      </w:pPr>
-      <w:r>
-        <w:rPr>
-          <w:rFonts w:ascii="宋体" w:hAnsi="宋体" w:eastAsia="宋体" w:cs="宋体"/>
-          <w:b w:val="0"/>
-          <w:color w:val="888888"/>
-          <w:sz w:val="17"/>
-        </w:rPr>
-        <w:t>生成时间：2026-10-31 22:54</w:t>
+        <w:t>未再次运行真实模型selftest；复杂Word公式、远程认证部署和正式账号数据迁移待实际验收。分支待Review，不直接合并main。</w:t>
       </w:r>
     </w:p>
     <w:sectPr>
+      <w:footerReference w:type="default" r:id="rId9"/>
       <w:pgSz w:w="11906" w:h="16838"/>
       <w:pgMar w:top="1247" w:right="1361" w:bottom="1247" w:left="1361" w:header="720" w:footer="720" w:gutter="0"/>
       <w:cols w:space="720"/>
@@ -2184,6 +2350,23 @@
     </w:sectPr>
   </w:body>
 </w:document>
+</file>
+
+<file path=word/footer1.xml><?xml version="1.0" encoding="utf-8"?>
+<w:ftr xmlns:m="http://schemas.openxmlformats.org/officeDocument/2006/math" xmlns:mc="http://schemas.openxmlformats.org/markup-compatibility/2006" xmlns:mo="http://schemas.microsoft.com/office/mac/office/2008/main" xmlns:mv="urn:schemas-microsoft-com:mac:vml" xmlns:o="urn:schemas-microsoft-com:office:office" xmlns:r="http://schemas.openxmlformats.org/officeDocument/2006/relationships" xmlns:v="urn:schemas-microsoft-com:vml" xmlns:w10="urn:schemas-microsoft-com:office:word" xmlns:w14="http://schemas.microsoft.com/office/word/2010/wordml" xmlns:w="http://schemas.openxmlformats.org/wordprocessingml/2006/main" xmlns:wne="http://schemas.microsoft.com/office/word/2006/wordml" xmlns:wp14="http://schemas.microsoft.com/office/word/2010/wordprocessingDrawing" xmlns:wp="http://schemas.openxmlformats.org/drawingml/2006/wordprocessingDrawing" xmlns:wpc="http://schemas.microsoft.com/office/word/2010/wordprocessingCanvas" xmlns:wpg="http://schemas.microsoft.com/office/word/2010/wordprocessingGroup" xmlns:wpi="http://schemas.microsoft.com/office/word/2010/wordprocessingInk" xmlns:wps="http://schemas.microsoft.com/office/word/2010/wordprocessingShape" mc:Ignorable="w14 wp14">
+  <w:p>
+    <w:pPr>
+      <w:pStyle w:val="Footer"/>
+    </w:pPr>
+    <w:r>
+      <w:rPr>
+        <w:rFonts w:ascii="宋体" w:hAnsi="宋体" w:eastAsia="宋体"/>
+        <w:sz w:val="16"/>
+      </w:rPr>
+      <w:t>生成时间：2026-10-31 23:07</w:t>
+    </w:r>
+  </w:p>
+</w:ftr>
 </file>
 
 <file path=word/numbering.xml><?xml version="1.0" encoding="utf-8"?>

--- a/日志/2026-10-31 修改日志.docx
+++ b/日志/2026-10-31 修改日志.docx
@@ -52,7 +52,7 @@
           <w:b w:val="0"/>
           <w:sz w:val="21"/>
         </w:rPr>
-        <w:t>本日共产生 17 次提交，涉及 17 条记录，当前仓库已跟踪 162 个文件、累计 86 次提交。</w:t>
+        <w:t>本日共产生 19 次提交，涉及 19 条记录，当前仓库已跟踪 215 个文件、累计 88 次提交。</w:t>
       </w:r>
     </w:p>
     <w:p>
@@ -65,59 +65,7 @@
           <w:b w:val="0"/>
           <w:sz w:val="21"/>
         </w:rPr>
-        <w:t>第一批扩展：复习队列、掌握度看板、检索详情、docx 导入、审核入库等 17 项</w:t>
-      </w:r>
-    </w:p>
-    <w:p>
-      <w:pPr>
-        <w:pStyle w:val="ListBullet"/>
-      </w:pPr>
-      <w:r>
-        <w:rPr>
-          <w:rFonts w:ascii="宋体" w:hAnsi="宋体" w:eastAsia="宋体" w:cs="宋体"/>
-          <w:b w:val="0"/>
-          <w:sz w:val="21"/>
-        </w:rPr>
-        <w:t>第二批：五个可视化（热力图/知识图谱/能力雷达/复习预测/检索分数条）与 AI 优化（回答缓存、指代消解、同义词与去重、题型化提示词）</w:t>
-      </w:r>
-    </w:p>
-    <w:p>
-      <w:pPr>
-        <w:pStyle w:val="ListBullet"/>
-      </w:pPr>
-      <w:r>
-        <w:rPr>
-          <w:rFonts w:ascii="宋体" w:hAnsi="宋体" w:eastAsia="宋体" w:cs="宋体"/>
-          <w:b w:val="0"/>
-          <w:sz w:val="21"/>
-        </w:rPr>
-        <w:t>第三批：界面重构——看板 12 列栅格、KPI 图标、空状态、聊天页版式、三档响应式、?view= 深链接</w:t>
-      </w:r>
-    </w:p>
-    <w:p>
-      <w:pPr>
-        <w:pStyle w:val="ListBullet"/>
-      </w:pPr>
-      <w:r>
-        <w:rPr>
-          <w:rFonts w:ascii="宋体" w:hAnsi="宋体" w:eastAsia="宋体" w:cs="宋体"/>
-          <w:b w:val="0"/>
-          <w:sz w:val="21"/>
-        </w:rPr>
-        <w:t>合并 feat/study-extensions 到 main（--no-ff），合并后 check.py 33/33 通过</w:t>
-      </w:r>
-    </w:p>
-    <w:p>
-      <w:pPr>
-        <w:pStyle w:val="ListBullet"/>
-      </w:pPr>
-      <w:r>
-        <w:rPr>
-          <w:rFonts w:ascii="宋体" w:hAnsi="宋体" w:eastAsia="宋体" w:cs="宋体"/>
-          <w:b w:val="0"/>
-          <w:sz w:val="21"/>
-        </w:rPr>
-        <w:t>修正回答缓存键：纳入索引版本、配置与学习者上下文，避免资料更新后复用旧答案；新增 5 条单元测试</w:t>
+        <w:t>按用户要求将主文件夹目录整理结果直接提交 main；assistant2 未纳入。两个版本 check.py 均 9/9 通过，服务未启动，接口检查跳过；本次未执行 selftest。</w:t>
       </w:r>
     </w:p>
     <w:p>
@@ -1645,6 +1593,170 @@
           </w:p>
         </w:tc>
       </w:tr>
+      <w:tr>
+        <w:tc>
+          <w:tcPr>
+            <w:tcW w:type="dxa" w:w="907"/>
+          </w:tcPr>
+          <w:p>
+            <w:r/>
+            <w:r>
+              <w:rPr>
+                <w:rFonts w:ascii="宋体" w:hAnsi="宋体" w:eastAsia="宋体" w:cs="宋体"/>
+                <w:b w:val="0"/>
+                <w:sz w:val="19"/>
+              </w:rPr>
+              <w:t>05:24</w:t>
+            </w:r>
+          </w:p>
+        </w:tc>
+        <w:tc>
+          <w:tcPr>
+            <w:tcW w:type="dxa" w:w="1077"/>
+          </w:tcPr>
+          <w:p>
+            <w:r/>
+            <w:r>
+              <w:rPr>
+                <w:rFonts w:ascii="宋体" w:hAnsi="宋体" w:eastAsia="宋体" w:cs="宋体"/>
+                <w:b w:val="0"/>
+                <w:sz w:val="19"/>
+              </w:rPr>
+              <w:t>9bdbdf1</w:t>
+            </w:r>
+          </w:p>
+        </w:tc>
+        <w:tc>
+          <w:tcPr>
+            <w:tcW w:type="dxa" w:w="850"/>
+          </w:tcPr>
+          <w:p>
+            <w:r/>
+            <w:r>
+              <w:rPr>
+                <w:rFonts w:ascii="宋体" w:hAnsi="宋体" w:eastAsia="宋体" w:cs="宋体"/>
+                <w:b w:val="0"/>
+                <w:sz w:val="19"/>
+              </w:rPr>
+              <w:t>docs</w:t>
+            </w:r>
+          </w:p>
+        </w:tc>
+        <w:tc>
+          <w:tcPr>
+            <w:tcW w:type="dxa" w:w="4252"/>
+          </w:tcPr>
+          <w:p>
+            <w:r/>
+            <w:r>
+              <w:rPr>
+                <w:rFonts w:ascii="宋体" w:hAnsi="宋体" w:eastAsia="宋体" w:cs="宋体"/>
+                <w:b w:val="0"/>
+                <w:sz w:val="19"/>
+              </w:rPr>
+              <w:t>更新 2026-10-31 修改日志（补缓存键修正与 main 合并）</w:t>
+            </w:r>
+          </w:p>
+        </w:tc>
+        <w:tc>
+          <w:tcPr>
+            <w:tcW w:type="dxa" w:w="2098"/>
+          </w:tcPr>
+          <w:p>
+            <w:r/>
+            <w:r>
+              <w:rPr>
+                <w:rFonts w:ascii="宋体" w:hAnsi="宋体" w:eastAsia="宋体" w:cs="宋体"/>
+                <w:b w:val="0"/>
+                <w:sz w:val="19"/>
+              </w:rPr>
+              <w:t>1 文件</w:t>
+            </w:r>
+          </w:p>
+        </w:tc>
+      </w:tr>
+      <w:tr>
+        <w:tc>
+          <w:tcPr>
+            <w:tcW w:type="dxa" w:w="907"/>
+          </w:tcPr>
+          <w:p>
+            <w:r/>
+            <w:r>
+              <w:rPr>
+                <w:rFonts w:ascii="宋体" w:hAnsi="宋体" w:eastAsia="宋体" w:cs="宋体"/>
+                <w:b w:val="0"/>
+                <w:sz w:val="19"/>
+              </w:rPr>
+              <w:t>23:23</w:t>
+            </w:r>
+          </w:p>
+        </w:tc>
+        <w:tc>
+          <w:tcPr>
+            <w:tcW w:type="dxa" w:w="1077"/>
+          </w:tcPr>
+          <w:p>
+            <w:r/>
+            <w:r>
+              <w:rPr>
+                <w:rFonts w:ascii="宋体" w:hAnsi="宋体" w:eastAsia="宋体" w:cs="宋体"/>
+                <w:b w:val="0"/>
+                <w:sz w:val="19"/>
+              </w:rPr>
+              <w:t>e47823b</w:t>
+            </w:r>
+          </w:p>
+        </w:tc>
+        <w:tc>
+          <w:tcPr>
+            <w:tcW w:type="dxa" w:w="850"/>
+          </w:tcPr>
+          <w:p>
+            <w:r/>
+            <w:r>
+              <w:rPr>
+                <w:rFonts w:ascii="宋体" w:hAnsi="宋体" w:eastAsia="宋体" w:cs="宋体"/>
+                <w:b w:val="0"/>
+                <w:sz w:val="19"/>
+              </w:rPr>
+              <w:t>feat</w:t>
+            </w:r>
+          </w:p>
+        </w:tc>
+        <w:tc>
+          <w:tcPr>
+            <w:tcW w:type="dxa" w:w="4252"/>
+          </w:tcPr>
+          <w:p>
+            <w:r/>
+            <w:r>
+              <w:rPr>
+                <w:rFonts w:ascii="宋体" w:hAnsi="宋体" w:eastAsia="宋体" w:cs="宋体"/>
+                <w:b w:val="0"/>
+                <w:sz w:val="19"/>
+              </w:rPr>
+              <w:t>整理演示版与合并版目录并更新配套文档</w:t>
+            </w:r>
+          </w:p>
+        </w:tc>
+        <w:tc>
+          <w:tcPr>
+            <w:tcW w:type="dxa" w:w="2098"/>
+          </w:tcPr>
+          <w:p>
+            <w:r/>
+            <w:r>
+              <w:rPr>
+                <w:rFonts w:ascii="宋体" w:hAnsi="宋体" w:eastAsia="宋体" w:cs="宋体"/>
+                <w:b w:val="0"/>
+                <w:sz w:val="19"/>
+              </w:rPr>
+              <w:t>91 文件 / +18021 / -275</w:t>
+            </w:r>
+          </w:p>
+        </w:tc>
+      </w:tr>
     </w:tbl>
     <w:p>
       <w:r>
@@ -1788,7 +1900,7 @@
                 <w:b w:val="0"/>
                 <w:sz w:val="19"/>
               </w:rPr>
-              <w:t>89e88bc</w:t>
+              <w:t>e47823b</w:t>
             </w:r>
           </w:p>
         </w:tc>
@@ -1822,7 +1934,7 @@
                 <w:b w:val="0"/>
                 <w:sz w:val="19"/>
               </w:rPr>
-              <w:t>86</w:t>
+              <w:t>88</w:t>
             </w:r>
           </w:p>
         </w:tc>
@@ -1856,7 +1968,7 @@
                 <w:b w:val="0"/>
                 <w:sz w:val="19"/>
               </w:rPr>
-              <w:t>17</w:t>
+              <w:t>19</w:t>
             </w:r>
           </w:p>
         </w:tc>
@@ -1890,7 +2002,7 @@
                 <w:b w:val="0"/>
                 <w:sz w:val="19"/>
               </w:rPr>
-              <w:t>162</w:t>
+              <w:t>215</w:t>
             </w:r>
           </w:p>
         </w:tc>
@@ -1924,7 +2036,7 @@
                 <w:b w:val="0"/>
                 <w:sz w:val="19"/>
               </w:rPr>
-              <w:t>干净</w:t>
+              <w:t>有未提交改动</w:t>
             </w:r>
           </w:p>
         </w:tc>
@@ -1958,7 +2070,7 @@
                 <w:b w:val="0"/>
                 <w:sz w:val="19"/>
               </w:rPr>
-              <w:t>与远端一致</w:t>
+              <w:t>本地领先 1 个提交（待推送）</w:t>
             </w:r>
           </w:p>
         </w:tc>
@@ -1992,7 +2104,7 @@
                 <w:b w:val="0"/>
                 <w:sz w:val="19"/>
               </w:rPr>
-              <w:t>21.53 MB（不含 .git）</w:t>
+              <w:t>20.91 MB（不含 .git）</w:t>
             </w:r>
           </w:p>
         </w:tc>
@@ -2013,55 +2125,13 @@
       </w:r>
     </w:p>
     <w:p>
-      <w:pPr>
-        <w:pStyle w:val="ListBullet"/>
-      </w:pPr>
       <w:r>
         <w:rPr>
           <w:rFonts w:ascii="宋体" w:hAnsi="宋体" w:eastAsia="宋体" w:cs="宋体"/>
           <w:b w:val="0"/>
           <w:sz w:val="21"/>
         </w:rPr>
-        <w:t>独立测试报出审核未隔离检索、缓存按切片数失效，已修复并补回归</w:t>
-      </w:r>
-    </w:p>
-    <w:p>
-      <w:pPr>
-        <w:pStyle w:val="ListBullet"/>
-      </w:pPr>
-      <w:r>
-        <w:rPr>
-          <w:rFonts w:ascii="宋体" w:hAnsi="宋体" w:eastAsia="宋体" w:cs="宋体"/>
-          <w:b w:val="0"/>
-          <w:sz w:val="21"/>
-        </w:rPr>
-        <w:t>深链接被 landing.js 的 goHome() 抢回首页，改为有 view 参数时跳过欢迎动画</w:t>
-      </w:r>
-    </w:p>
-    <w:p>
-      <w:pPr>
-        <w:pStyle w:val="ListBullet"/>
-      </w:pPr>
-      <w:r>
-        <w:rPr>
-          <w:rFonts w:ascii="宋体" w:hAnsi="宋体" w:eastAsia="宋体" w:cs="宋体"/>
-          <w:b w:val="0"/>
-          <w:sz w:val="21"/>
-        </w:rPr>
-        <w:t>热力图容器类名冲突导致卡片被撑高，内层改名 .hm-grid</w:t>
-      </w:r>
-    </w:p>
-    <w:p>
-      <w:pPr>
-        <w:pStyle w:val="ListBullet"/>
-      </w:pPr>
-      <w:r>
-        <w:rPr>
-          <w:rFonts w:ascii="宋体" w:hAnsi="宋体" w:eastAsia="宋体" w:cs="宋体"/>
-          <w:b w:val="0"/>
-          <w:sz w:val="21"/>
-        </w:rPr>
-        <w:t>无头浏览器最小窗口宽度 512，430 宽截图实为裁切而非布局溢出</w:t>
+        <w:t>本日无阻塞性问题。</w:t>
       </w:r>
     </w:p>
     <w:p>
@@ -2088,46 +2158,7 @@
           <w:b w:val="0"/>
           <w:sz w:val="21"/>
         </w:rPr>
-        <w:t>EXT-19 引用逐句核验、EXT-18 增量索引未完成</w:t>
-      </w:r>
-    </w:p>
-    <w:p>
-      <w:pPr>
-        <w:pStyle w:val="ListBullet"/>
-      </w:pPr>
-      <w:r>
-        <w:rPr>
-          <w:rFonts w:ascii="宋体" w:hAnsi="宋体" w:eastAsia="宋体" w:cs="宋体"/>
-          <w:b w:val="0"/>
-          <w:sz w:val="21"/>
-        </w:rPr>
-        <w:t>深色模式、手机底部导航、真实触屏手感未做</w:t>
-      </w:r>
-    </w:p>
-    <w:p>
-      <w:pPr>
-        <w:pStyle w:val="ListBullet"/>
-      </w:pPr>
-      <w:r>
-        <w:rPr>
-          <w:rFonts w:ascii="宋体" w:hAnsi="宋体" w:eastAsia="宋体" w:cs="宋体"/>
-          <w:b w:val="0"/>
-          <w:sz w:val="21"/>
-        </w:rPr>
-        <w:t>提示词结构化与真实 DeepSeek 回答质量仍未验证</w:t>
-      </w:r>
-    </w:p>
-    <w:p>
-      <w:pPr>
-        <w:pStyle w:val="ListBullet"/>
-      </w:pPr>
-      <w:r>
-        <w:rPr>
-          <w:rFonts w:ascii="宋体" w:hAnsi="宋体" w:eastAsia="宋体" w:cs="宋体"/>
-          <w:b w:val="0"/>
-          <w:sz w:val="21"/>
-        </w:rPr>
-        <w:t>微调 500 条样本仍未开始（FR-11）</w:t>
+        <w:t>推送本次提交及日志到 origin/main；完整服务接口验收另行执行。</w:t>
       </w:r>
     </w:p>
     <w:p/>
@@ -2142,7 +2173,7 @@
           <w:color w:val="888888"/>
           <w:sz w:val="17"/>
         </w:rPr>
-        <w:t>生成时间：2026-10-31 05:24</w:t>
+        <w:t>生成时间：2026-10-31 23:23</w:t>
       </w:r>
     </w:p>
     <w:sectPr>
